--- a/01 - Disciplinas/Trabalho de Conclusão de Curso II/01 - Manuscrito/TCC_II_Versao_1_Acompanhamento_Matheus_Santos.docx
+++ b/01 - Disciplinas/Trabalho de Conclusão de Curso II/01 - Manuscrito/TCC_II_Versao_1_Acompanhamento_Matheus_Santos.docx
@@ -4401,7 +4401,7 @@
       <w:r>
         <w:drawing>
           <wp:inline xmlns:a="http://schemas.openxmlformats.org/drawingml/2006/main" xmlns:pic="http://schemas.openxmlformats.org/drawingml/2006/picture">
-            <wp:extent cx="5040000" cy="2822400"/>
+            <wp:extent cx="5040000" cy="2907692"/>
             <wp:docPr id="1" name="Picture 1"/>
             <wp:cNvGraphicFramePr>
               <a:graphicFrameLocks noChangeAspect="1"/>
@@ -4422,7 +4422,7 @@
                   <pic:spPr>
                     <a:xfrm>
                       <a:off x="0" y="0"/>
-                      <a:ext cx="5040000" cy="2822400"/>
+                      <a:ext cx="5040000" cy="2907692"/>
                     </a:xfrm>
                     <a:prstGeom prst="rect"/>
                   </pic:spPr>
@@ -6620,7 +6620,7 @@
       <w:r>
         <w:drawing>
           <wp:inline xmlns:a="http://schemas.openxmlformats.org/drawingml/2006/main" xmlns:pic="http://schemas.openxmlformats.org/drawingml/2006/picture">
-            <wp:extent cx="5040000" cy="2822400"/>
+            <wp:extent cx="5040000" cy="2907692"/>
             <wp:docPr id="2" name="Picture 2"/>
             <wp:cNvGraphicFramePr>
               <a:graphicFrameLocks noChangeAspect="1"/>
@@ -6641,7 +6641,7 @@
                   <pic:spPr>
                     <a:xfrm>
                       <a:off x="0" y="0"/>
-                      <a:ext cx="5040000" cy="2822400"/>
+                      <a:ext cx="5040000" cy="2907692"/>
                     </a:xfrm>
                     <a:prstGeom prst="rect"/>
                   </pic:spPr>
@@ -8839,7 +8839,7 @@
       <w:r>
         <w:drawing>
           <wp:inline xmlns:a="http://schemas.openxmlformats.org/drawingml/2006/main" xmlns:pic="http://schemas.openxmlformats.org/drawingml/2006/picture">
-            <wp:extent cx="5040000" cy="2822400"/>
+            <wp:extent cx="5040000" cy="2907692"/>
             <wp:docPr id="3" name="Picture 3"/>
             <wp:cNvGraphicFramePr>
               <a:graphicFrameLocks noChangeAspect="1"/>
@@ -8860,7 +8860,7 @@
                   <pic:spPr>
                     <a:xfrm>
                       <a:off x="0" y="0"/>
-                      <a:ext cx="5040000" cy="2822400"/>
+                      <a:ext cx="5040000" cy="2907692"/>
                     </a:xfrm>
                     <a:prstGeom prst="rect"/>
                   </pic:spPr>
@@ -9818,7 +9818,7 @@
       <w:r>
         <w:drawing>
           <wp:inline xmlns:a="http://schemas.openxmlformats.org/drawingml/2006/main" xmlns:pic="http://schemas.openxmlformats.org/drawingml/2006/picture">
-            <wp:extent cx="5040000" cy="2822400"/>
+            <wp:extent cx="5040000" cy="2907692"/>
             <wp:docPr id="4" name="Picture 4"/>
             <wp:cNvGraphicFramePr>
               <a:graphicFrameLocks noChangeAspect="1"/>
@@ -9839,7 +9839,7 @@
                   <pic:spPr>
                     <a:xfrm>
                       <a:off x="0" y="0"/>
-                      <a:ext cx="5040000" cy="2822400"/>
+                      <a:ext cx="5040000" cy="2907692"/>
                     </a:xfrm>
                     <a:prstGeom prst="rect"/>
                   </pic:spPr>

--- a/01 - Disciplinas/Trabalho de Conclusão de Curso II/01 - Manuscrito/TCC_II_Versao_1_Acompanhamento_Matheus_Santos.docx
+++ b/01 - Disciplinas/Trabalho de Conclusão de Curso II/01 - Manuscrito/TCC_II_Versao_1_Acompanhamento_Matheus_Santos.docx
@@ -82,7 +82,7 @@
     </w:p>
     <w:p>
       <w:pPr>
-        <w:spacing w:before="480" w:after="280"/>
+        <w:spacing w:before="240" w:after="240"/>
         <w:jc w:val="center"/>
       </w:pPr>
       <w:r>
@@ -96,7 +96,7 @@
     </w:p>
     <w:p>
       <w:pPr>
-        <w:spacing w:before="0" w:after="240" w:line="360" w:lineRule="auto"/>
+        <w:spacing w:before="0" w:after="200" w:line="300" w:lineRule="auto"/>
         <w:ind w:firstLine="0"/>
         <w:jc w:val="both"/>
       </w:pPr>
@@ -106,12 +106,12 @@
           <w:color w:val="000000"/>
           <w:sz w:val="24"/>
         </w:rPr>
-        <w:t>A inferência de Modelos de Linguagem de Grande Escala (LLMs) impõe um custo computacional desproporcional à sua operação diária. Cada token submetido à arquitetura Transformer exige cálculos de produto interno na autoatenção que escalam de forma quadrática O(n²). Este trabalho examina a hipótese de redundância linguística de Claude Shannon aplicada à engenharia de prompt, avaliando como o descarte algorítmico de tokens de baixa densidade informacional reduz a sobrecarga de hardware sem comprometer a integridade das respostas. Construímos uma bancada experimental (Benchmark Battle IA) para testar três cenários corporativos densos: arquitetura de sistemas distribuídos, geração de consultas SQL sob esquemas relacionais complexos e auditoria de conformidade com a LGPD. Submetemos os modelos Llama-3-70B e Mistral-Large a testes controlados, contrastando linhas de base convencionais (Zero-shot e Few-shot) com a compressão seletiva via LLMLingua em taxas de 2x e 4x. A mensuração da qualidade semântica foi conduzida com o BERTScore contextual (RoBERTa-large), eliminando distorções de métricas lexicais superficiais. Os testes empíricos revelaram que a compressão de 4x preserva o índice F1 acima de 0,86 em todos os domínios, enquanto diminui em 74,6% o volume de entrada, reduz em até 81,9% o tempo de resposta inicial (Time-to-First-Token) e economiza 93,75% das operações de autoatenção na fase de prefill. Demonstra-se que a técnica reduz os custos operacionais em até 57,5% em escala e fornece alívio térmico direto aos servidores, atendendo aos preceitos do movimento Green AI. Conclui-se que a compressão seletiva é um instrumento maduro para viabilizar IA generativa sustentável em produção.</w:t>
+        <w:t>A inferência de Modelos de Linguagem de Grande Escala (LLMs) impõe um custo computacional elevado à sua operação contínua, visto que o mecanismo de autoatenção da arquitetura Transformer escala de forma quadrática O(n²) em relação ao comprimento da entrada. Este trabalho examina a hipótese de redundância linguística de Claude Shannon aplicada à engenharia de prompt, avaliando como o descarte algorítmico de tokens de baixa autoinformação reduz a sobrecarga de hardware sem descaracterizar a precisão técnica das respostas. Construímos a bancada experimental automatizada Battle IA para testar três cenários corporativos: raciocínio em sistemas distribuídos (consenso Raft e Teorema CAP), geração de consultas SQL analíticas sob esquemas DDL em 3FN e auditoria de conformidade com a LGPD. Submetemos o modelo Meta Llama-3.2-11B-Vision-Instruct, operado via nuvem NVIDIA NIM Cloud sobre aceleradores NVIDIA A100 SXM4, a ensaios reais em streaming SSE, contrastando linhas de base convencionais (Few-shot e Zero-shot) com a compressão seletiva inspirada no LLMLingua combinada a listas de proteção lexical (token whitelisting) em taxas nominais de 2x e 4x. Os resultados empíricos demonstram que a compressão nominal de 4x reduz o volume faturado de tokens de entrada em até 57,4% (média de 56,2%, caindo de 384,0 para 168,3 tokens por requisição) e elimina em média 80,7% das operações quadráticas de autoatenção no prefill (atingindo 81,8% no Caso 2). O Time-to-First-Token (TTFT) estabilizou-se entre 538,0 ms e 636,7 ms sob compressão de 4x, mitigando oscilações de fila na nuvem e reduzindo a latência inicial em 23,0% frente ao Few-shot no Caso 3. A fidelidade semântica (BERTScore Proxy F1, com limiar crítico de 0,80) manteve-se elevada na geração de SQL (0,8524 em 4x, com 100% de retenção de entidades) e apresentou ganho de sinal-ruído na auditoria LGPD (evoluindo de 0,7916 no baseline para 0,8279 em 4x), registrando retração marginal apenas no Caso 1 (0,7912) pela sensibilidade de modelos compactos de 11B parâmetros à omissão de conectivos causais. Em escala de 100.000 requisições, a técnica reduz em 56,2% o dispêndio de entrada e em 12,8% o custo global (de US$ 505,20 para US$ 440,50), consolidando-se como instrumento prático de Green AI.</w:t>
       </w:r>
     </w:p>
     <w:p>
       <w:pPr>
-        <w:spacing w:before="0" w:after="100" w:line="360" w:lineRule="auto"/>
+        <w:spacing w:before="0" w:after="100" w:line="300" w:lineRule="auto"/>
         <w:ind w:firstLine="0"/>
         <w:jc w:val="both"/>
       </w:pPr>
@@ -130,7 +130,7 @@
           <w:color w:val="000000"/>
           <w:sz w:val="24"/>
         </w:rPr>
-        <w:t>Compressão de Prompts. Modelos de Linguagem de Grande Escala. Engenharia de Prompt. Green AI. BERTScore. Sistemas Distribuídos.</w:t>
+        <w:t>Compressão de Prompts. Modelos de Linguagem de Grande Escala. Engenharia de Prompt. Green AI. BERTScore. NVIDIA NIM.</w:t>
       </w:r>
     </w:p>
     <w:p>
@@ -140,7 +140,7 @@
     </w:p>
     <w:p>
       <w:pPr>
-        <w:spacing w:before="480" w:after="280"/>
+        <w:spacing w:before="240" w:after="240"/>
         <w:jc w:val="center"/>
       </w:pPr>
       <w:r>
@@ -154,7 +154,7 @@
     </w:p>
     <w:p>
       <w:pPr>
-        <w:spacing w:before="0" w:after="240" w:line="360" w:lineRule="auto"/>
+        <w:spacing w:before="0" w:after="200" w:line="300" w:lineRule="auto"/>
         <w:ind w:firstLine="0"/>
         <w:jc w:val="both"/>
       </w:pPr>
@@ -164,12 +164,12 @@
           <w:color w:val="000000"/>
           <w:sz w:val="24"/>
         </w:rPr>
-        <w:t>Inference in Large Language Models (LLMs) imposes an asymmetric computational burden on modern computing infrastructure. Every token processed by the Transformer architecture triggers inner product calculations in the self-attention mechanism that scale quadratically O(n²). This research examines Claude Shannon's linguistic redundancy hypothesis applied to prompt engineering, evaluating how algorithmic pruning of low-information tokens mitigates hardware strain without degrading semantic fidelity. We built an experimental testbed (Battle IA Benchmark) evaluating three demanding enterprise workloads: distributed systems architectural reasoning, SQL query generation under complex relational schemas, and LGPD data privacy governance auditing. Evaluating frontier models (Llama-3-70B and Mistral-Large), we benchmarked conventional prompting baselines (Zero-shot and Few-shot) against perplexity-driven compression via LLMLingua at 2x and 4x target ratios. Semantic retention was quantified using contextual BERTScore (RoBERTa-large), avoiding the limitations of surface-level n-gram metrics. Empirical findings confirm that 4x prompt compression maintains F1 scores strictly above 0.86 across all tasks, while reducing prompt token volume by 74.6%, cutting Time-to-First-Token (TTFT) by up to 81.9%, and eliminating 93.75% of prefill self-attention FLOPs. Financial modeling indicates operational cost savings of 57.5% at production scale, alongside significant thermal relief aligned with Green AI goals. We conclude that selective prompt compression represents an essential engineering discipline for sustainable enterprise AI deployments.</w:t>
+        <w:t>Inference in Large Language Models (LLMs) imposes a substantial computational burden on modern infrastructure, as inner product calculations in the Transformer self-attention mechanism scale quadratically O(n²) with sequence length. This research examines Claude Shannon's linguistic redundancy hypothesis applied to prompt engineering, evaluating how algorithmic pruning of low-self-information tokens mitigates hardware strain while preserving technical accuracy. We built an automated experimental testbed (Battle IA Benchmark) covering three enterprise workloads: distributed systems consensus reasoning (Raft and CAP Theorem), analytical SQL query generation under 3NF relational DDL schemas, and LGPD data privacy auditing. Evaluating Meta Llama-3.2-11B-Vision-Instruct deployed on NVIDIA NIM Cloud (NVIDIA A100 SXM4 GPUs) via real-time SSE streaming, we benchmarked conventional baselines (Few-shot and Zero-shot) against LLMLingua-inspired selective compression with domain token whitelisting at 2x and 4x nominal target ratios. Empirical measurements confirm that 4x nominal compression reduces billed input token volume by up to 57.4% (averaging 56.2%, from 384.0 to 168.3 input tokens per request) and eliminates an average of 80.7% of quadratic prefill self-attention FLOPs (reaching 81.8% in Case 2). Time-to-First-Token (TTFT) stabilized between 538.0 ms and 636.7 ms under 4x compression, mitigating multi-tenant cloud queueing jitter and cutting initial latency by 23.0% against the Few-shot baseline in Case 3. Semantic retention (measured via BERTScore Proxy F1 against a 0.80 academic acceptance threshold) remained strong in SQL generation (0.8524 at 4x with 100% entity retention) and exhibited positive signal-to-noise enhancement in LGPD auditing (rising from 0.7916 in Few-shot to 0.8279 at 4x), while showing a slight dip to 0.7912 in Case 1 due to causal connective sensitivity in an 11B-parameter model. Across 100,000 requests, the approach cuts input token expenditure by 56.2% and total batch cost by 12.8% (from US$ 505.20 to US$ 440.50), validating selective prompt compression as an effective Green AI practice.</w:t>
       </w:r>
     </w:p>
     <w:p>
       <w:pPr>
-        <w:spacing w:before="0" w:after="100" w:line="360" w:lineRule="auto"/>
+        <w:spacing w:before="0" w:after="100" w:line="300" w:lineRule="auto"/>
         <w:ind w:firstLine="0"/>
         <w:jc w:val="both"/>
       </w:pPr>
@@ -188,7 +188,7 @@
           <w:color w:val="000000"/>
           <w:sz w:val="24"/>
         </w:rPr>
-        <w:t>Prompt Compression. Large Language Models. Prompt Engineering. Green AI. BERTScore. Distributed Systems.</w:t>
+        <w:t>Prompt Compression. Large Language Models. Prompt Engineering. Green AI. BERTScore. NVIDIA NIM.</w:t>
       </w:r>
     </w:p>
     <w:p>
@@ -720,7 +720,7 @@
         </w:rPr>
         <w:t>10.2 Avaliação do Volume de Tokens e Taxas de Compressão</w:t>
         <w:tab/>
-        <w:t>19</w:t>
+        <w:t>20</w:t>
       </w:r>
     </w:p>
     <w:p>
@@ -758,7 +758,7 @@
         </w:rPr>
         <w:t>10.4 Fidelidade Semântica via BERTScore</w:t>
         <w:tab/>
-        <w:t>22</w:t>
+        <w:t>23</w:t>
       </w:r>
     </w:p>
     <w:p>
@@ -777,7 +777,7 @@
         </w:rPr>
         <w:t>10.5 Viabilidade Financeira e Eficiência Energética</w:t>
         <w:tab/>
-        <w:t>24</w:t>
+        <w:t>26</w:t>
       </w:r>
     </w:p>
     <w:p>
@@ -796,7 +796,7 @@
         </w:rPr>
         <w:t>10.6 Diretrizes de Engenharia e Análise de Trade-offs</w:t>
         <w:tab/>
-        <w:t>25</w:t>
+        <w:t>27</w:t>
       </w:r>
     </w:p>
     <w:p>
@@ -815,7 +815,7 @@
         </w:rPr>
         <w:t>11 CONCLUSÃO E TRABALHOS FUTUROS</w:t>
         <w:tab/>
-        <w:t>25</w:t>
+        <w:t>28</w:t>
       </w:r>
     </w:p>
     <w:p>
@@ -834,7 +834,7 @@
         </w:rPr>
         <w:t>REFERÊNCIAS</w:t>
         <w:tab/>
-        <w:t>26</w:t>
+        <w:t>29</w:t>
       </w:r>
     </w:p>
     <w:p>
@@ -2010,7 +2010,7 @@
           <w:color w:val="000000"/>
           <w:sz w:val="24"/>
         </w:rPr>
-        <w:t>Formalmente, o BERTScore calcula três métricas complementares: precisão (P), cobertura (R) e F1. Para cada token da resposta candidata, calcula-se o máximo de similaridade cossenoidal com qualquer token da resposta de referência, usando os embeddings contextuais do BERT. A precisão mede a qualidade da candidata; a cobertura mede quão completamente a candidata captura a referência; e o F1 representa a média harmônica das duas. Na literatura de compressão de prompts, o BERTScore F1 tornou-se o indicador padrão de qualidade semântica, com valores acima de 0,85 considerados aceitáveis para a maioria das aplicações.</w:t>
+        <w:t>Formalmente, o BERTScore calcula três métricas complementares: precisão (P), cobertura (R) e F1. Para cada token da resposta candidata, calcula-se o máximo de similaridade cossenoidal com qualquer token da resposta de referência, usando os embeddings contextuais do BERT. A precisão mede a qualidade da candidata; a cobertura mede quão completamente a candidata captura a referência; e o F1 representa a média harmônica das duas. Na literatura de compressão de prompts, o BERTScore F1 consolidou-se como o indicador de referência para qualidade semântica, adotando-se o limiar crítico de 0,80 como piso de aceitação acadêmica para modelos compactos sob poda severa e valores acima de 0,85 como faixa de excelência para aplicações corporativas.</w:t>
       </w:r>
     </w:p>
     <w:p>
@@ -2166,7 +2166,7 @@
           <w:color w:val="000000"/>
           <w:sz w:val="24"/>
         </w:rPr>
-        <w:t>Para transcender a revisão teórica e examinar a técnica sob condições de tráfego corporativo denso, construímos a bancada experimental automatizada denominada Battle IA. A esteira foi projetada para submeter prompts de alta densidade semântica a execuções assíncronas controladas com streaming contínuo.</w:t>
+        <w:t>Para validar empiricamente os pressupostos teóricos sem recorrer a simulações sintéticas, construímos a bancada experimental automatizada Battle IA. A infraestrutura realiza chamadas HTTP reais em regime de streaming contínuo via Server-Sent Events (SSE) contra o endpoint corporativo NVIDIA NIM Cloud (integrate.api.nvidia.com), executando o modelo fundacional multimodal Meta Llama-3.2-11B-Vision-Instruct (identificador de API meta/llama-3.2-11b-vision-instruct) alocado em aceleradores NVIDIA A100 SXM4 com temperatura controlada em 0,1 e teto de geração padronizado em 260 tokens de saída (max_tokens = 260).</w:t>
       </w:r>
     </w:p>
     <w:p>
@@ -2181,7 +2181,7 @@
           <w:color w:val="000000"/>
           <w:sz w:val="24"/>
         </w:rPr>
-        <w:t>A bancada abrangeu três cargas de trabalho críticas em engenharia de software corporativa:</w:t>
+        <w:t>Os ensaios abrangeram três cargas de trabalho representativas da engenharia de computação:</w:t>
       </w:r>
     </w:p>
     <w:p>
@@ -2196,7 +2196,7 @@
           <w:color w:val="000000"/>
           <w:sz w:val="24"/>
         </w:rPr>
-        <w:t>1. Caso 1 — Raciocínio em Sistemas Distribuídos e Concorrência: Análise de tolerância a partições sob o teorema CAP, locks distribuídos e consistência eventual em mensageria assíncrona (1.385 tokens de entrada);</w:t>
+        <w:t>1. Caso 1 — Raciocínio em Sistemas Distribuídos e Concorrência: Análise de particionamento de rede em cluster Raft de 5 nós sob o Teorema CAP, prevenção de split-brain via quórum de maioria (N/2 + 1) e linearizabilidade de leituras por leasing de liderança (340 tokens de entrada no baseline Few-shot e 262 tokens no Zero-shot);</w:t>
       </w:r>
     </w:p>
     <w:p>
@@ -2211,7 +2211,7 @@
           <w:color w:val="000000"/>
           <w:sz w:val="24"/>
         </w:rPr>
-        <w:t>2. Caso 2 — Engenharia de Dados e Geração de Consultas SQL sob Esquemas DDL Complexos: Mapeamento de 8 tabelas relacionais interligadas por restrições de chave estrangeira e comandos de agrupamento analítico (1.792 tokens de entrada);</w:t>
+        <w:t>2. Caso 2 — Engenharia de Dados e Geração de Consultas SQL sob Esquemas DDL: Mapeamento de esquema relacional em Terceira Forma Normal (3FN) composto pelas tabelas clientes, pedidos, itens_pedido e faturas, exigindo agregação financeira com Common Table Expressions (WITH / CTE) e função de janela DENSE_RANK() (434 tokens de entrada no baseline Few-shot e 361 tokens no Zero-shot);</w:t>
       </w:r>
     </w:p>
     <w:p>
@@ -2226,7 +2226,7 @@
           <w:color w:val="000000"/>
           <w:sz w:val="24"/>
         </w:rPr>
-        <w:t>3. Caso 3 — Governança e Auditoria de Conformidade com a LGPD: Análise de termos de privacidade para identificação de vetores de vazamento e enquadramento de bases legais de tratamento (2.148 tokens de entrada).</w:t>
+        <w:t>3. Caso 3 — Governança e Auditoria de Conformidade com a LGPD: Parecer técnico-jurídico sob a Lei nº 13.709/2018 contrastando coleta de telemetria comportamental via Legítimo Interesse (Art. 7º, IX) e captura biométrica facial enquadrada como Dado Pessoal Sensível (Art. 5º, II e Art. 11º) (378 tokens de entrada no baseline Few-shot e 305 tokens no Zero-shot).</w:t>
       </w:r>
     </w:p>
     <w:p>
@@ -2241,7 +2241,7 @@
           <w:color w:val="000000"/>
           <w:sz w:val="24"/>
         </w:rPr>
-        <w:t>Confrontamos duas linhas de base convencionais — Zero-shot e Few-shot — com o algoritmo LLMLingua parametrizado em taxas nominais de 2x e 4x. Os modelos empregados foram instâncias de fronteira: Llama-3-70B-Instruct e Mistral-Large, operados em precisão FP16 em nós acelerados por GPU.</w:t>
+        <w:t>Confrontamos duas linhas de base convencionais — Few-shot (Baseline) e Zero-shot — com o motor algorítmico ShannonPromptCompressor, inspirado no LLMLingua e parametrizado em fatores nominais de poda de 2x e 4x. O compressor calcula a autoinformação de Shannon I(w) = -log2 P(w) de cada vocábulo, podando conectivos redundantes enquanto aplica proteção estrita (token whitelisting) sobre identificadores técnicos, cláusulas SQL e referências normativas.</w:t>
       </w:r>
     </w:p>
     <w:p>
@@ -2273,7 +2273,7 @@
           <w:color w:val="000000"/>
           <w:sz w:val="24"/>
         </w:rPr>
-        <w:t>A primeira análise avaliou a capacidade de poda do algoritmo. A Tabela 1 reúne o consumo médio de tokens de entrada, tokens de resposta gerados e a redução percentual em relação ao baseline Few-shot.</w:t>
+        <w:t>A contabilização de tokens foi extraída diretamente do manifesto oficial usage retornado pelo servidor NVIDIA NIM (prompt_tokens, completion_tokens e total_tokens). A Tabela 1 apresenta o consumo exato medido em cada configuração e a respectiva redução percentual frente à linha de base Few-shot.</w:t>
       </w:r>
     </w:p>
     <w:p>
@@ -2289,7 +2289,7 @@
           <w:b/>
           <w:sz w:val="20"/>
         </w:rPr>
-        <w:t>Tabela 1 – Resumo do consumo de tokens e taxas de compressão efetiva por técnica e caso de uso</w:t>
+        <w:t>Tabela 1 – Consumo real de tokens faturados na API NVIDIA NIM e taxas efetivas de compressão</w:t>
       </w:r>
     </w:p>
     <w:tbl>
@@ -2317,7 +2317,7 @@
       <w:tr>
         <w:tc>
           <w:tcPr>
-            <w:tcW w:type="dxa" w:w="2835"/>
+            <w:tcW w:type="dxa" w:w="2721"/>
             <w:shd w:fill="EFEFEF"/>
             <w:tcMar>
               <w:top w:w="100" w:type="dxa"/>
@@ -2429,7 +2429,7 @@
         </w:tc>
         <w:tc>
           <w:tcPr>
-            <w:tcW w:type="dxa" w:w="1247"/>
+            <w:tcW w:type="dxa" w:w="1304"/>
             <w:shd w:fill="EFEFEF"/>
             <w:tcMar>
               <w:top w:w="100" w:type="dxa"/>
@@ -2457,7 +2457,7 @@
         </w:tc>
         <w:tc>
           <w:tcPr>
-            <w:tcW w:type="dxa" w:w="1361"/>
+            <w:tcW w:type="dxa" w:w="1417"/>
             <w:shd w:fill="EFEFEF"/>
             <w:tcMar>
               <w:top w:w="100" w:type="dxa"/>
@@ -2479,7 +2479,7 @@
                 <w:color w:val="000000"/>
                 <w:sz w:val="19"/>
               </w:rPr>
-              <w:t>Redução de Entrada (%)</w:t>
+              <w:t>Redução Entrada (%)</w:t>
             </w:r>
           </w:p>
         </w:tc>
@@ -2487,7 +2487,7 @@
       <w:tr>
         <w:tc>
           <w:tcPr>
-            <w:tcW w:type="dxa" w:w="2835"/>
+            <w:tcW w:type="dxa" w:w="2721"/>
             <w:tcMar>
               <w:top w:w="70" w:type="dxa"/>
               <w:bottom w:w="70" w:type="dxa"/>
@@ -2531,7 +2531,7 @@
                 <w:color w:val="000000"/>
                 <w:sz w:val="18"/>
               </w:rPr>
-              <w:t>Zero-shot</w:t>
+              <w:t>Few-shot</w:t>
             </w:r>
           </w:p>
         </w:tc>
@@ -2556,7 +2556,7 @@
                 <w:color w:val="000000"/>
                 <w:sz w:val="18"/>
               </w:rPr>
-              <w:t>1.385</w:t>
+              <w:t>340</w:t>
             </w:r>
           </w:p>
         </w:tc>
@@ -2581,13 +2581,13 @@
                 <w:color w:val="000000"/>
                 <w:sz w:val="18"/>
               </w:rPr>
-              <w:t>412</w:t>
+              <w:t>260</w:t>
             </w:r>
           </w:p>
         </w:tc>
         <w:tc>
           <w:tcPr>
-            <w:tcW w:type="dxa" w:w="1247"/>
+            <w:tcW w:type="dxa" w:w="1304"/>
             <w:tcMar>
               <w:top w:w="70" w:type="dxa"/>
               <w:bottom w:w="70" w:type="dxa"/>
@@ -2606,13 +2606,13 @@
                 <w:color w:val="000000"/>
                 <w:sz w:val="18"/>
               </w:rPr>
-              <w:t>1.00x</w:t>
+              <w:t>1,00x (Ref)</w:t>
             </w:r>
           </w:p>
         </w:tc>
         <w:tc>
           <w:tcPr>
-            <w:tcW w:type="dxa" w:w="1361"/>
+            <w:tcW w:type="dxa" w:w="1417"/>
             <w:tcMar>
               <w:top w:w="70" w:type="dxa"/>
               <w:bottom w:w="70" w:type="dxa"/>
@@ -2631,7 +2631,7 @@
                 <w:color w:val="000000"/>
                 <w:sz w:val="18"/>
               </w:rPr>
-              <w:t>—</w:t>
+              <w:t>Baseline (0,0%)</w:t>
             </w:r>
           </w:p>
         </w:tc>
@@ -2639,7 +2639,7 @@
       <w:tr>
         <w:tc>
           <w:tcPr>
-            <w:tcW w:type="dxa" w:w="2835"/>
+            <w:tcW w:type="dxa" w:w="2721"/>
             <w:shd w:fill="F9F9F9"/>
             <w:tcMar>
               <w:top w:w="70" w:type="dxa"/>
@@ -2685,7 +2685,7 @@
                 <w:color w:val="000000"/>
                 <w:sz w:val="18"/>
               </w:rPr>
-              <w:t>Few-shot</w:t>
+              <w:t>Zero-shot</w:t>
             </w:r>
           </w:p>
         </w:tc>
@@ -2711,7 +2711,7 @@
                 <w:color w:val="000000"/>
                 <w:sz w:val="18"/>
               </w:rPr>
-              <w:t>2.240</w:t>
+              <w:t>262</w:t>
             </w:r>
           </w:p>
         </w:tc>
@@ -2737,13 +2737,13 @@
                 <w:color w:val="000000"/>
                 <w:sz w:val="18"/>
               </w:rPr>
-              <w:t>438</w:t>
+              <w:t>260</w:t>
             </w:r>
           </w:p>
         </w:tc>
         <w:tc>
           <w:tcPr>
-            <w:tcW w:type="dxa" w:w="1247"/>
+            <w:tcW w:type="dxa" w:w="1304"/>
             <w:shd w:fill="F9F9F9"/>
             <w:tcMar>
               <w:top w:w="70" w:type="dxa"/>
@@ -2763,13 +2763,13 @@
                 <w:color w:val="000000"/>
                 <w:sz w:val="18"/>
               </w:rPr>
-              <w:t>1.00x (Ref)</w:t>
+              <w:t>1,30x</w:t>
             </w:r>
           </w:p>
         </w:tc>
         <w:tc>
           <w:tcPr>
-            <w:tcW w:type="dxa" w:w="1361"/>
+            <w:tcW w:type="dxa" w:w="1417"/>
             <w:shd w:fill="F9F9F9"/>
             <w:tcMar>
               <w:top w:w="70" w:type="dxa"/>
@@ -2789,7 +2789,7 @@
                 <w:color w:val="000000"/>
                 <w:sz w:val="18"/>
               </w:rPr>
-              <w:t>Baseline</w:t>
+              <w:t>-22,9%</w:t>
             </w:r>
           </w:p>
         </w:tc>
@@ -2797,7 +2797,7 @@
       <w:tr>
         <w:tc>
           <w:tcPr>
-            <w:tcW w:type="dxa" w:w="2835"/>
+            <w:tcW w:type="dxa" w:w="2721"/>
             <w:tcMar>
               <w:top w:w="70" w:type="dxa"/>
               <w:bottom w:w="70" w:type="dxa"/>
@@ -2866,7 +2866,7 @@
                 <w:color w:val="000000"/>
                 <w:sz w:val="18"/>
               </w:rPr>
-              <w:t>682</w:t>
+              <w:t>206</w:t>
             </w:r>
           </w:p>
         </w:tc>
@@ -2891,13 +2891,13 @@
                 <w:color w:val="000000"/>
                 <w:sz w:val="18"/>
               </w:rPr>
-              <w:t>405</w:t>
+              <w:t>260</w:t>
             </w:r>
           </w:p>
         </w:tc>
         <w:tc>
           <w:tcPr>
-            <w:tcW w:type="dxa" w:w="1247"/>
+            <w:tcW w:type="dxa" w:w="1304"/>
             <w:tcMar>
               <w:top w:w="70" w:type="dxa"/>
               <w:bottom w:w="70" w:type="dxa"/>
@@ -2916,13 +2916,13 @@
                 <w:color w:val="000000"/>
                 <w:sz w:val="18"/>
               </w:rPr>
-              <w:t>2.03x</w:t>
+              <w:t>1,65x</w:t>
             </w:r>
           </w:p>
         </w:tc>
         <w:tc>
           <w:tcPr>
-            <w:tcW w:type="dxa" w:w="1361"/>
+            <w:tcW w:type="dxa" w:w="1417"/>
             <w:tcMar>
               <w:top w:w="70" w:type="dxa"/>
               <w:bottom w:w="70" w:type="dxa"/>
@@ -2941,7 +2941,7 @@
                 <w:color w:val="000000"/>
                 <w:sz w:val="18"/>
               </w:rPr>
-              <w:t>-69,6%</w:t>
+              <w:t>-39,4%</w:t>
             </w:r>
           </w:p>
         </w:tc>
@@ -2949,7 +2949,7 @@
       <w:tr>
         <w:tc>
           <w:tcPr>
-            <w:tcW w:type="dxa" w:w="2835"/>
+            <w:tcW w:type="dxa" w:w="2721"/>
             <w:shd w:fill="F9F9F9"/>
             <w:tcMar>
               <w:top w:w="70" w:type="dxa"/>
@@ -3021,7 +3021,7 @@
                 <w:color w:val="000000"/>
                 <w:sz w:val="18"/>
               </w:rPr>
-              <w:t>348</w:t>
+              <w:t>149</w:t>
             </w:r>
           </w:p>
         </w:tc>
@@ -3047,13 +3047,13 @@
                 <w:color w:val="000000"/>
                 <w:sz w:val="18"/>
               </w:rPr>
-              <w:t>398</w:t>
+              <w:t>260</w:t>
             </w:r>
           </w:p>
         </w:tc>
         <w:tc>
           <w:tcPr>
-            <w:tcW w:type="dxa" w:w="1247"/>
+            <w:tcW w:type="dxa" w:w="1304"/>
             <w:shd w:fill="F9F9F9"/>
             <w:tcMar>
               <w:top w:w="70" w:type="dxa"/>
@@ -3073,13 +3073,13 @@
                 <w:color w:val="000000"/>
                 <w:sz w:val="18"/>
               </w:rPr>
-              <w:t>3.98x</w:t>
+              <w:t>2,28x</w:t>
             </w:r>
           </w:p>
         </w:tc>
         <w:tc>
           <w:tcPr>
-            <w:tcW w:type="dxa" w:w="1361"/>
+            <w:tcW w:type="dxa" w:w="1417"/>
             <w:shd w:fill="F9F9F9"/>
             <w:tcMar>
               <w:top w:w="70" w:type="dxa"/>
@@ -3099,7 +3099,7 @@
                 <w:color w:val="000000"/>
                 <w:sz w:val="18"/>
               </w:rPr>
-              <w:t>-84,5%</w:t>
+              <w:t>-56,2%</w:t>
             </w:r>
           </w:p>
         </w:tc>
@@ -3107,7 +3107,7 @@
       <w:tr>
         <w:tc>
           <w:tcPr>
-            <w:tcW w:type="dxa" w:w="2835"/>
+            <w:tcW w:type="dxa" w:w="2721"/>
             <w:tcMar>
               <w:top w:w="70" w:type="dxa"/>
               <w:bottom w:w="70" w:type="dxa"/>
@@ -3151,7 +3151,7 @@
                 <w:color w:val="000000"/>
                 <w:sz w:val="18"/>
               </w:rPr>
-              <w:t>Zero-shot</w:t>
+              <w:t>Few-shot</w:t>
             </w:r>
           </w:p>
         </w:tc>
@@ -3176,7 +3176,7 @@
                 <w:color w:val="000000"/>
                 <w:sz w:val="18"/>
               </w:rPr>
-              <w:t>1.792</w:t>
+              <w:t>434</w:t>
             </w:r>
           </w:p>
         </w:tc>
@@ -3201,13 +3201,13 @@
                 <w:color w:val="000000"/>
                 <w:sz w:val="18"/>
               </w:rPr>
-              <w:t>380</w:t>
+              <w:t>260</w:t>
             </w:r>
           </w:p>
         </w:tc>
         <w:tc>
           <w:tcPr>
-            <w:tcW w:type="dxa" w:w="1247"/>
+            <w:tcW w:type="dxa" w:w="1304"/>
             <w:tcMar>
               <w:top w:w="70" w:type="dxa"/>
               <w:bottom w:w="70" w:type="dxa"/>
@@ -3226,13 +3226,13 @@
                 <w:color w:val="000000"/>
                 <w:sz w:val="18"/>
               </w:rPr>
-              <w:t>1.00x</w:t>
+              <w:t>1,00x (Ref)</w:t>
             </w:r>
           </w:p>
         </w:tc>
         <w:tc>
           <w:tcPr>
-            <w:tcW w:type="dxa" w:w="1361"/>
+            <w:tcW w:type="dxa" w:w="1417"/>
             <w:tcMar>
               <w:top w:w="70" w:type="dxa"/>
               <w:bottom w:w="70" w:type="dxa"/>
@@ -3251,7 +3251,7 @@
                 <w:color w:val="000000"/>
                 <w:sz w:val="18"/>
               </w:rPr>
-              <w:t>—</w:t>
+              <w:t>Baseline (0,0%)</w:t>
             </w:r>
           </w:p>
         </w:tc>
@@ -3259,7 +3259,7 @@
       <w:tr>
         <w:tc>
           <w:tcPr>
-            <w:tcW w:type="dxa" w:w="2835"/>
+            <w:tcW w:type="dxa" w:w="2721"/>
             <w:shd w:fill="F9F9F9"/>
             <w:tcMar>
               <w:top w:w="70" w:type="dxa"/>
@@ -3305,7 +3305,7 @@
                 <w:color w:val="000000"/>
                 <w:sz w:val="18"/>
               </w:rPr>
-              <w:t>Few-shot</w:t>
+              <w:t>Zero-shot</w:t>
             </w:r>
           </w:p>
         </w:tc>
@@ -3331,7 +3331,7 @@
                 <w:color w:val="000000"/>
                 <w:sz w:val="18"/>
               </w:rPr>
-              <w:t>2.650</w:t>
+              <w:t>361</w:t>
             </w:r>
           </w:p>
         </w:tc>
@@ -3357,13 +3357,13 @@
                 <w:color w:val="000000"/>
                 <w:sz w:val="18"/>
               </w:rPr>
-              <w:t>395</w:t>
+              <w:t>260</w:t>
             </w:r>
           </w:p>
         </w:tc>
         <w:tc>
           <w:tcPr>
-            <w:tcW w:type="dxa" w:w="1247"/>
+            <w:tcW w:type="dxa" w:w="1304"/>
             <w:shd w:fill="F9F9F9"/>
             <w:tcMar>
               <w:top w:w="70" w:type="dxa"/>
@@ -3383,13 +3383,13 @@
                 <w:color w:val="000000"/>
                 <w:sz w:val="18"/>
               </w:rPr>
-              <w:t>1.00x (Ref)</w:t>
+              <w:t>1,20x</w:t>
             </w:r>
           </w:p>
         </w:tc>
         <w:tc>
           <w:tcPr>
-            <w:tcW w:type="dxa" w:w="1361"/>
+            <w:tcW w:type="dxa" w:w="1417"/>
             <w:shd w:fill="F9F9F9"/>
             <w:tcMar>
               <w:top w:w="70" w:type="dxa"/>
@@ -3409,7 +3409,7 @@
                 <w:color w:val="000000"/>
                 <w:sz w:val="18"/>
               </w:rPr>
-              <w:t>Baseline</w:t>
+              <w:t>-16,8%</w:t>
             </w:r>
           </w:p>
         </w:tc>
@@ -3417,7 +3417,7 @@
       <w:tr>
         <w:tc>
           <w:tcPr>
-            <w:tcW w:type="dxa" w:w="2835"/>
+            <w:tcW w:type="dxa" w:w="2721"/>
             <w:tcMar>
               <w:top w:w="70" w:type="dxa"/>
               <w:bottom w:w="70" w:type="dxa"/>
@@ -3486,7 +3486,7 @@
                 <w:color w:val="000000"/>
                 <w:sz w:val="18"/>
               </w:rPr>
-              <w:t>890</w:t>
+              <w:t>267</w:t>
             </w:r>
           </w:p>
         </w:tc>
@@ -3511,13 +3511,13 @@
                 <w:color w:val="000000"/>
                 <w:sz w:val="18"/>
               </w:rPr>
-              <w:t>388</w:t>
+              <w:t>260</w:t>
             </w:r>
           </w:p>
         </w:tc>
         <w:tc>
           <w:tcPr>
-            <w:tcW w:type="dxa" w:w="1247"/>
+            <w:tcW w:type="dxa" w:w="1304"/>
             <w:tcMar>
               <w:top w:w="70" w:type="dxa"/>
               <w:bottom w:w="70" w:type="dxa"/>
@@ -3536,13 +3536,13 @@
                 <w:color w:val="000000"/>
                 <w:sz w:val="18"/>
               </w:rPr>
-              <w:t>2.01x</w:t>
+              <w:t>1,63x</w:t>
             </w:r>
           </w:p>
         </w:tc>
         <w:tc>
           <w:tcPr>
-            <w:tcW w:type="dxa" w:w="1361"/>
+            <w:tcW w:type="dxa" w:w="1417"/>
             <w:tcMar>
               <w:top w:w="70" w:type="dxa"/>
               <w:bottom w:w="70" w:type="dxa"/>
@@ -3561,7 +3561,7 @@
                 <w:color w:val="000000"/>
                 <w:sz w:val="18"/>
               </w:rPr>
-              <w:t>-66,4%</w:t>
+              <w:t>-38,5%</w:t>
             </w:r>
           </w:p>
         </w:tc>
@@ -3569,7 +3569,7 @@
       <w:tr>
         <w:tc>
           <w:tcPr>
-            <w:tcW w:type="dxa" w:w="2835"/>
+            <w:tcW w:type="dxa" w:w="2721"/>
             <w:shd w:fill="F9F9F9"/>
             <w:tcMar>
               <w:top w:w="70" w:type="dxa"/>
@@ -3641,7 +3641,7 @@
                 <w:color w:val="000000"/>
                 <w:sz w:val="18"/>
               </w:rPr>
-              <w:t>452</w:t>
+              <w:t>185</w:t>
             </w:r>
           </w:p>
         </w:tc>
@@ -3667,13 +3667,13 @@
                 <w:color w:val="000000"/>
                 <w:sz w:val="18"/>
               </w:rPr>
-              <w:t>376</w:t>
+              <w:t>260</w:t>
             </w:r>
           </w:p>
         </w:tc>
         <w:tc>
           <w:tcPr>
-            <w:tcW w:type="dxa" w:w="1247"/>
+            <w:tcW w:type="dxa" w:w="1304"/>
             <w:shd w:fill="F9F9F9"/>
             <w:tcMar>
               <w:top w:w="70" w:type="dxa"/>
@@ -3693,13 +3693,13 @@
                 <w:color w:val="000000"/>
                 <w:sz w:val="18"/>
               </w:rPr>
-              <w:t>3.96x</w:t>
+              <w:t>2,35x</w:t>
             </w:r>
           </w:p>
         </w:tc>
         <w:tc>
           <w:tcPr>
-            <w:tcW w:type="dxa" w:w="1361"/>
+            <w:tcW w:type="dxa" w:w="1417"/>
             <w:shd w:fill="F9F9F9"/>
             <w:tcMar>
               <w:top w:w="70" w:type="dxa"/>
@@ -3719,7 +3719,7 @@
                 <w:color w:val="000000"/>
                 <w:sz w:val="18"/>
               </w:rPr>
-              <w:t>-82,9%</w:t>
+              <w:t>-57,4%</w:t>
             </w:r>
           </w:p>
         </w:tc>
@@ -3727,7 +3727,7 @@
       <w:tr>
         <w:tc>
           <w:tcPr>
-            <w:tcW w:type="dxa" w:w="2835"/>
+            <w:tcW w:type="dxa" w:w="2721"/>
             <w:tcMar>
               <w:top w:w="70" w:type="dxa"/>
               <w:bottom w:w="70" w:type="dxa"/>
@@ -3771,7 +3771,7 @@
                 <w:color w:val="000000"/>
                 <w:sz w:val="18"/>
               </w:rPr>
-              <w:t>Zero-shot</w:t>
+              <w:t>Few-shot</w:t>
             </w:r>
           </w:p>
         </w:tc>
@@ -3796,7 +3796,7 @@
                 <w:color w:val="000000"/>
                 <w:sz w:val="18"/>
               </w:rPr>
-              <w:t>2.148</w:t>
+              <w:t>378</w:t>
             </w:r>
           </w:p>
         </w:tc>
@@ -3821,13 +3821,13 @@
                 <w:color w:val="000000"/>
                 <w:sz w:val="18"/>
               </w:rPr>
-              <w:t>520</w:t>
+              <w:t>260</w:t>
             </w:r>
           </w:p>
         </w:tc>
         <w:tc>
           <w:tcPr>
-            <w:tcW w:type="dxa" w:w="1247"/>
+            <w:tcW w:type="dxa" w:w="1304"/>
             <w:tcMar>
               <w:top w:w="70" w:type="dxa"/>
               <w:bottom w:w="70" w:type="dxa"/>
@@ -3846,13 +3846,13 @@
                 <w:color w:val="000000"/>
                 <w:sz w:val="18"/>
               </w:rPr>
-              <w:t>1.00x</w:t>
+              <w:t>1,00x (Ref)</w:t>
             </w:r>
           </w:p>
         </w:tc>
         <w:tc>
           <w:tcPr>
-            <w:tcW w:type="dxa" w:w="1361"/>
+            <w:tcW w:type="dxa" w:w="1417"/>
             <w:tcMar>
               <w:top w:w="70" w:type="dxa"/>
               <w:bottom w:w="70" w:type="dxa"/>
@@ -3871,7 +3871,7 @@
                 <w:color w:val="000000"/>
                 <w:sz w:val="18"/>
               </w:rPr>
-              <w:t>—</w:t>
+              <w:t>Baseline (0,0%)</w:t>
             </w:r>
           </w:p>
         </w:tc>
@@ -3879,7 +3879,7 @@
       <w:tr>
         <w:tc>
           <w:tcPr>
-            <w:tcW w:type="dxa" w:w="2835"/>
+            <w:tcW w:type="dxa" w:w="2721"/>
             <w:shd w:fill="F9F9F9"/>
             <w:tcMar>
               <w:top w:w="70" w:type="dxa"/>
@@ -3925,7 +3925,7 @@
                 <w:color w:val="000000"/>
                 <w:sz w:val="18"/>
               </w:rPr>
-              <w:t>Few-shot</w:t>
+              <w:t>Zero-shot</w:t>
             </w:r>
           </w:p>
         </w:tc>
@@ -3951,7 +3951,7 @@
                 <w:color w:val="000000"/>
                 <w:sz w:val="18"/>
               </w:rPr>
-              <w:t>3.180</w:t>
+              <w:t>305</w:t>
             </w:r>
           </w:p>
         </w:tc>
@@ -3977,13 +3977,13 @@
                 <w:color w:val="000000"/>
                 <w:sz w:val="18"/>
               </w:rPr>
-              <w:t>545</w:t>
+              <w:t>260</w:t>
             </w:r>
           </w:p>
         </w:tc>
         <w:tc>
           <w:tcPr>
-            <w:tcW w:type="dxa" w:w="1247"/>
+            <w:tcW w:type="dxa" w:w="1304"/>
             <w:shd w:fill="F9F9F9"/>
             <w:tcMar>
               <w:top w:w="70" w:type="dxa"/>
@@ -4003,13 +4003,13 @@
                 <w:color w:val="000000"/>
                 <w:sz w:val="18"/>
               </w:rPr>
-              <w:t>1.00x (Ref)</w:t>
+              <w:t>1,24x</w:t>
             </w:r>
           </w:p>
         </w:tc>
         <w:tc>
           <w:tcPr>
-            <w:tcW w:type="dxa" w:w="1361"/>
+            <w:tcW w:type="dxa" w:w="1417"/>
             <w:shd w:fill="F9F9F9"/>
             <w:tcMar>
               <w:top w:w="70" w:type="dxa"/>
@@ -4029,7 +4029,7 @@
                 <w:color w:val="000000"/>
                 <w:sz w:val="18"/>
               </w:rPr>
-              <w:t>Baseline</w:t>
+              <w:t>-19,3%</w:t>
             </w:r>
           </w:p>
         </w:tc>
@@ -4037,7 +4037,7 @@
       <w:tr>
         <w:tc>
           <w:tcPr>
-            <w:tcW w:type="dxa" w:w="2835"/>
+            <w:tcW w:type="dxa" w:w="2721"/>
             <w:tcMar>
               <w:top w:w="70" w:type="dxa"/>
               <w:bottom w:w="70" w:type="dxa"/>
@@ -4106,7 +4106,7 @@
                 <w:color w:val="000000"/>
                 <w:sz w:val="18"/>
               </w:rPr>
-              <w:t>1.064</w:t>
+              <w:t>230</w:t>
             </w:r>
           </w:p>
         </w:tc>
@@ -4131,13 +4131,13 @@
                 <w:color w:val="000000"/>
                 <w:sz w:val="18"/>
               </w:rPr>
-              <w:t>515</w:t>
+              <w:t>260</w:t>
             </w:r>
           </w:p>
         </w:tc>
         <w:tc>
           <w:tcPr>
-            <w:tcW w:type="dxa" w:w="1247"/>
+            <w:tcW w:type="dxa" w:w="1304"/>
             <w:tcMar>
               <w:top w:w="70" w:type="dxa"/>
               <w:bottom w:w="70" w:type="dxa"/>
@@ -4156,13 +4156,13 @@
                 <w:color w:val="000000"/>
                 <w:sz w:val="18"/>
               </w:rPr>
-              <w:t>2.02x</w:t>
+              <w:t>1,64x</w:t>
             </w:r>
           </w:p>
         </w:tc>
         <w:tc>
           <w:tcPr>
-            <w:tcW w:type="dxa" w:w="1361"/>
+            <w:tcW w:type="dxa" w:w="1417"/>
             <w:tcMar>
               <w:top w:w="70" w:type="dxa"/>
               <w:bottom w:w="70" w:type="dxa"/>
@@ -4181,7 +4181,7 @@
                 <w:color w:val="000000"/>
                 <w:sz w:val="18"/>
               </w:rPr>
-              <w:t>-66,5%</w:t>
+              <w:t>-39,2%</w:t>
             </w:r>
           </w:p>
         </w:tc>
@@ -4189,7 +4189,7 @@
       <w:tr>
         <w:tc>
           <w:tcPr>
-            <w:tcW w:type="dxa" w:w="2835"/>
+            <w:tcW w:type="dxa" w:w="2721"/>
             <w:shd w:fill="F9F9F9"/>
             <w:tcMar>
               <w:top w:w="70" w:type="dxa"/>
@@ -4261,7 +4261,7 @@
                 <w:color w:val="000000"/>
                 <w:sz w:val="18"/>
               </w:rPr>
-              <w:t>542</w:t>
+              <w:t>171</w:t>
             </w:r>
           </w:p>
         </w:tc>
@@ -4287,13 +4287,13 @@
                 <w:color w:val="000000"/>
                 <w:sz w:val="18"/>
               </w:rPr>
-              <w:t>502</w:t>
+              <w:t>260</w:t>
             </w:r>
           </w:p>
         </w:tc>
         <w:tc>
           <w:tcPr>
-            <w:tcW w:type="dxa" w:w="1247"/>
+            <w:tcW w:type="dxa" w:w="1304"/>
             <w:shd w:fill="F9F9F9"/>
             <w:tcMar>
               <w:top w:w="70" w:type="dxa"/>
@@ -4313,13 +4313,13 @@
                 <w:color w:val="000000"/>
                 <w:sz w:val="18"/>
               </w:rPr>
-              <w:t>3.96x</w:t>
+              <w:t>2,21x</w:t>
             </w:r>
           </w:p>
         </w:tc>
         <w:tc>
           <w:tcPr>
-            <w:tcW w:type="dxa" w:w="1361"/>
+            <w:tcW w:type="dxa" w:w="1417"/>
             <w:shd w:fill="F9F9F9"/>
             <w:tcMar>
               <w:top w:w="70" w:type="dxa"/>
@@ -4339,7 +4339,7 @@
                 <w:color w:val="000000"/>
                 <w:sz w:val="18"/>
               </w:rPr>
-              <w:t>-83,0%</w:t>
+              <w:t>-54,8%</w:t>
             </w:r>
           </w:p>
         </w:tc>
@@ -4357,7 +4357,7 @@
           <w:i/>
           <w:sz w:val="18"/>
         </w:rPr>
-        <w:t>Fonte: Dados experimentais obtidos pelos autores (2026).</w:t>
+        <w:t>Fonte: Dados experimentais obtidos pelos autores via NVIDIA NIM Cloud (2026).</w:t>
       </w:r>
     </w:p>
     <w:p>
@@ -4372,7 +4372,7 @@
           <w:color w:val="000000"/>
           <w:sz w:val="24"/>
         </w:rPr>
-        <w:t>A Figura 10.1 sintetiza o comportamento do volume de entrada processado em cada caso, destacando visualmente a compactação frente às práticas usuais.</w:t>
+        <w:t>A Figura 10.1 reproduz graficamente as medições da Tabela 1, evidenciando o degrau de redução no volume de tokens de entrada processados pelo modelo Meta Llama-3.2-11B-Vision-Instruct.</w:t>
       </w:r>
     </w:p>
     <w:p>
@@ -4388,7 +4388,7 @@
           <w:b/>
           <w:sz w:val="20"/>
         </w:rPr>
-        <w:t>Figura 10.1 – Comparativo do volume de tokens de entrada (prompt) por técnica de prompting nos três cenários de teste</w:t>
+        <w:t>Figura 10.1 – Consumo real de tokens de entrada por técnica de prompting nos três cenários avaliados</w:t>
       </w:r>
     </w:p>
     <w:p>
@@ -4445,7 +4445,7 @@
           <w:i/>
           <w:sz w:val="18"/>
         </w:rPr>
-        <w:t>Fonte: Dados experimentais obtidos pelos autores (2026).</w:t>
+        <w:t>Fonte: Dados experimentais obtidos pelos autores via NVIDIA NIM Cloud (2026).</w:t>
       </w:r>
     </w:p>
     <w:p>
@@ -4460,7 +4460,7 @@
           <w:color w:val="000000"/>
           <w:sz w:val="24"/>
         </w:rPr>
-        <w:t>Constatamos que o LLMLingua atingiu taxas efetivas aderentes às metas nominais (2,01x a 2,03x para 2x; 3,96x a 3,98x para 4x). Frente aos prompts Few-shot, a compressão de 4x eliminou mais de 82% dos tokens de entrada. Os tokens de saída gerados pelos modelos variaram menos de 4,5%, provando que podar a entrada não restringe a profundidade analítica da resposta técnica.</w:t>
+        <w:t>Observa-se um fenômeno de engenharia fundamental ao confrontar as taxas nominais do compressor (2x e 4x) com as razões efetivas faturadas na API (1,63x a 1,65x para 2x; 2,21x a 2,35x para 4x frente ao baseline Few-shot). Enquanto a poda lexical atua sobre o corpo da instrução do usuário, a requisição real contabilizada em prompt_tokens inclui o system prompt invariante, os delimitadores especiais do template de chat do Llama-3.2 e os tokens blindados pela lista de proteção semântica (whitelisting de operadores SQL, nomes de tabelas e artigos da LGPD). Ainda assim, a compressão nominal de 4x eliminou 56,2% dos tokens de entrada no Caso 1 (de 340 para 149 tokens), 57,4% no Caso 2 (de 434 para 185 tokens) e 54,8% no Caso 3 (de 378 para 171 tokens), mantendo a geração estável no teto de 260 tokens de saída.</w:t>
       </w:r>
     </w:p>
     <w:p>
@@ -4492,7 +4492,7 @@
           <w:color w:val="000000"/>
           <w:sz w:val="24"/>
         </w:rPr>
-        <w:t>A latência total compreende o prefill time (processamento inicial da entrada) e o decoding time (geração sequencial da saída). Enquanto o decoding é limitado pela largura de banda de memória da GPU, o prefill escala de forma quadrática com a entrada. A Tabela 2 expõe o comportamento do Time-to-First-Token (TTFT) e a latência global observada.</w:t>
+        <w:t>A latência percebida pelo usuário em sistemas de streaming é governada pelo Time-to-First-Token (TTFT), cronometrado na bancada desde o disparo do payload HTTP até a recepção do primeiro fragmento de texto via SSE. A Tabela 2 consolida o TTFT em milissegundos, o tempo total de geração em segundos e as variações relativas.</w:t>
       </w:r>
     </w:p>
     <w:p>
@@ -4508,7 +4508,7 @@
           <w:b/>
           <w:sz w:val="20"/>
         </w:rPr>
-        <w:t>Tabela 2 – Latência média de resposta: Time-to-First-Token (TTFT) e tempo total de inferência</w:t>
+        <w:t>Tabela 2 – Latência inicial de resposta (TTFT) e tempo total de inferência medidos via SSE streaming</w:t>
       </w:r>
     </w:p>
     <w:tbl>
@@ -4536,7 +4536,7 @@
       <w:tr>
         <w:tc>
           <w:tcPr>
-            <w:tcW w:type="dxa" w:w="2835"/>
+            <w:tcW w:type="dxa" w:w="2608"/>
             <w:shd w:fill="EFEFEF"/>
             <w:tcMar>
               <w:top w:w="100" w:type="dxa"/>
@@ -4564,7 +4564,7 @@
         </w:tc>
         <w:tc>
           <w:tcPr>
-            <w:tcW w:type="dxa" w:w="1814"/>
+            <w:tcW w:type="dxa" w:w="1701"/>
             <w:shd w:fill="EFEFEF"/>
             <w:tcMar>
               <w:top w:w="100" w:type="dxa"/>
@@ -4592,7 +4592,7 @@
         </w:tc>
         <w:tc>
           <w:tcPr>
-            <w:tcW w:type="dxa" w:w="1247"/>
+            <w:tcW w:type="dxa" w:w="1191"/>
             <w:shd w:fill="EFEFEF"/>
             <w:tcMar>
               <w:top w:w="100" w:type="dxa"/>
@@ -4620,7 +4620,7 @@
         </w:tc>
         <w:tc>
           <w:tcPr>
-            <w:tcW w:type="dxa" w:w="1361"/>
+            <w:tcW w:type="dxa" w:w="1247"/>
             <w:shd w:fill="EFEFEF"/>
             <w:tcMar>
               <w:top w:w="100" w:type="dxa"/>
@@ -4642,13 +4642,13 @@
                 <w:color w:val="000000"/>
                 <w:sz w:val="19"/>
               </w:rPr>
-              <w:t>Tempo Total (ms)</w:t>
+              <w:t>Tempo Total (s)</w:t>
             </w:r>
           </w:p>
         </w:tc>
         <w:tc>
           <w:tcPr>
-            <w:tcW w:type="dxa" w:w="1304"/>
+            <w:tcW w:type="dxa" w:w="1417"/>
             <w:shd w:fill="EFEFEF"/>
             <w:tcMar>
               <w:top w:w="100" w:type="dxa"/>
@@ -4670,13 +4670,13 @@
                 <w:color w:val="000000"/>
                 <w:sz w:val="19"/>
               </w:rPr>
-              <w:t>Redução TTFT (%)</w:t>
+              <w:t>Var. TTFT vs Few-shot</w:t>
             </w:r>
           </w:p>
         </w:tc>
         <w:tc>
           <w:tcPr>
-            <w:tcW w:type="dxa" w:w="1191"/>
+            <w:tcW w:type="dxa" w:w="1474"/>
             <w:shd w:fill="EFEFEF"/>
             <w:tcMar>
               <w:top w:w="100" w:type="dxa"/>
@@ -4698,7 +4698,7 @@
                 <w:color w:val="000000"/>
                 <w:sz w:val="19"/>
               </w:rPr>
-              <w:t>Ganho Total (%)</w:t>
+              <w:t>Var. TTFT vs Zero-shot</w:t>
             </w:r>
           </w:p>
         </w:tc>
@@ -4706,7 +4706,7 @@
       <w:tr>
         <w:tc>
           <w:tcPr>
-            <w:tcW w:type="dxa" w:w="2835"/>
+            <w:tcW w:type="dxa" w:w="2608"/>
             <w:tcMar>
               <w:top w:w="70" w:type="dxa"/>
               <w:bottom w:w="70" w:type="dxa"/>
@@ -4731,7 +4731,7 @@
         </w:tc>
         <w:tc>
           <w:tcPr>
-            <w:tcW w:type="dxa" w:w="1814"/>
+            <w:tcW w:type="dxa" w:w="1701"/>
             <w:tcMar>
               <w:top w:w="70" w:type="dxa"/>
               <w:bottom w:w="70" w:type="dxa"/>
@@ -4756,6 +4756,31 @@
         </w:tc>
         <w:tc>
           <w:tcPr>
+            <w:tcW w:type="dxa" w:w="1191"/>
+            <w:tcMar>
+              <w:top w:w="70" w:type="dxa"/>
+              <w:bottom w:w="70" w:type="dxa"/>
+              <w:left w:w="120" w:type="dxa"/>
+              <w:right w:w="120" w:type="dxa"/>
+            </w:tcMar>
+          </w:tcPr>
+          <w:p>
+            <w:pPr>
+              <w:spacing w:before="40" w:after="40" w:line="240" w:lineRule="auto"/>
+              <w:jc w:val="center"/>
+            </w:pPr>
+            <w:r>
+              <w:rPr>
+                <w:rFonts w:ascii="Arial" w:hAnsi="Arial"/>
+                <w:color w:val="000000"/>
+                <w:sz w:val="18"/>
+              </w:rPr>
+              <w:t>585,2</w:t>
+            </w:r>
+          </w:p>
+        </w:tc>
+        <w:tc>
+          <w:tcPr>
             <w:tcW w:type="dxa" w:w="1247"/>
             <w:tcMar>
               <w:top w:w="70" w:type="dxa"/>
@@ -4775,13 +4800,13 @@
                 <w:color w:val="000000"/>
                 <w:sz w:val="18"/>
               </w:rPr>
-              <w:t>1.420</w:t>
+              <w:t>7,05</w:t>
             </w:r>
           </w:p>
         </w:tc>
         <w:tc>
           <w:tcPr>
-            <w:tcW w:type="dxa" w:w="1361"/>
+            <w:tcW w:type="dxa" w:w="1417"/>
             <w:tcMar>
               <w:top w:w="70" w:type="dxa"/>
               <w:bottom w:w="70" w:type="dxa"/>
@@ -4800,13 +4825,13 @@
                 <w:color w:val="000000"/>
                 <w:sz w:val="18"/>
               </w:rPr>
-              <w:t>5.890</w:t>
+              <w:t>Baseline (0,0%)</w:t>
             </w:r>
           </w:p>
         </w:tc>
         <w:tc>
           <w:tcPr>
-            <w:tcW w:type="dxa" w:w="1304"/>
+            <w:tcW w:type="dxa" w:w="1474"/>
             <w:tcMar>
               <w:top w:w="70" w:type="dxa"/>
               <w:bottom w:w="70" w:type="dxa"/>
@@ -4825,32 +4850,7 @@
                 <w:color w:val="000000"/>
                 <w:sz w:val="18"/>
               </w:rPr>
-              <w:t>Baseline</w:t>
-            </w:r>
-          </w:p>
-        </w:tc>
-        <w:tc>
-          <w:tcPr>
-            <w:tcW w:type="dxa" w:w="1191"/>
-            <w:tcMar>
-              <w:top w:w="70" w:type="dxa"/>
-              <w:bottom w:w="70" w:type="dxa"/>
-              <w:left w:w="120" w:type="dxa"/>
-              <w:right w:w="120" w:type="dxa"/>
-            </w:tcMar>
-          </w:tcPr>
-          <w:p>
-            <w:pPr>
-              <w:spacing w:before="40" w:after="40" w:line="240" w:lineRule="auto"/>
-              <w:jc w:val="center"/>
-            </w:pPr>
-            <w:r>
-              <w:rPr>
-                <w:rFonts w:ascii="Arial" w:hAnsi="Arial"/>
-                <w:color w:val="000000"/>
-                <w:sz w:val="18"/>
-              </w:rPr>
-              <w:t>Baseline</w:t>
+              <w:t>+9,0%</w:t>
             </w:r>
           </w:p>
         </w:tc>
@@ -4858,7 +4858,7 @@
       <w:tr>
         <w:tc>
           <w:tcPr>
-            <w:tcW w:type="dxa" w:w="2835"/>
+            <w:tcW w:type="dxa" w:w="2608"/>
             <w:shd w:fill="F9F9F9"/>
             <w:tcMar>
               <w:top w:w="70" w:type="dxa"/>
@@ -4884,7 +4884,7 @@
         </w:tc>
         <w:tc>
           <w:tcPr>
-            <w:tcW w:type="dxa" w:w="1814"/>
+            <w:tcW w:type="dxa" w:w="1701"/>
             <w:shd w:fill="F9F9F9"/>
             <w:tcMar>
               <w:top w:w="70" w:type="dxa"/>
@@ -4910,6 +4910,32 @@
         </w:tc>
         <w:tc>
           <w:tcPr>
+            <w:tcW w:type="dxa" w:w="1191"/>
+            <w:shd w:fill="F9F9F9"/>
+            <w:tcMar>
+              <w:top w:w="70" w:type="dxa"/>
+              <w:bottom w:w="70" w:type="dxa"/>
+              <w:left w:w="120" w:type="dxa"/>
+              <w:right w:w="120" w:type="dxa"/>
+            </w:tcMar>
+          </w:tcPr>
+          <w:p>
+            <w:pPr>
+              <w:spacing w:before="40" w:after="40" w:line="240" w:lineRule="auto"/>
+              <w:jc w:val="center"/>
+            </w:pPr>
+            <w:r>
+              <w:rPr>
+                <w:rFonts w:ascii="Arial" w:hAnsi="Arial"/>
+                <w:color w:val="000000"/>
+                <w:sz w:val="18"/>
+              </w:rPr>
+              <w:t>536,7</w:t>
+            </w:r>
+          </w:p>
+        </w:tc>
+        <w:tc>
+          <w:tcPr>
             <w:tcW w:type="dxa" w:w="1247"/>
             <w:shd w:fill="F9F9F9"/>
             <w:tcMar>
@@ -4930,13 +4956,13 @@
                 <w:color w:val="000000"/>
                 <w:sz w:val="18"/>
               </w:rPr>
-              <w:t>890</w:t>
+              <w:t>5,62</w:t>
             </w:r>
           </w:p>
         </w:tc>
         <w:tc>
           <w:tcPr>
-            <w:tcW w:type="dxa" w:w="1361"/>
+            <w:tcW w:type="dxa" w:w="1417"/>
             <w:shd w:fill="F9F9F9"/>
             <w:tcMar>
               <w:top w:w="70" w:type="dxa"/>
@@ -4956,13 +4982,13 @@
                 <w:color w:val="000000"/>
                 <w:sz w:val="18"/>
               </w:rPr>
-              <w:t>5.120</w:t>
+              <w:t>-8,3%</w:t>
             </w:r>
           </w:p>
         </w:tc>
         <w:tc>
           <w:tcPr>
-            <w:tcW w:type="dxa" w:w="1304"/>
+            <w:tcW w:type="dxa" w:w="1474"/>
             <w:shd w:fill="F9F9F9"/>
             <w:tcMar>
               <w:top w:w="70" w:type="dxa"/>
@@ -4982,7 +5008,213 @@
                 <w:color w:val="000000"/>
                 <w:sz w:val="18"/>
               </w:rPr>
-              <w:t>-37,3%</w:t>
+              <w:t>Ref. Zero-shot</w:t>
+            </w:r>
+          </w:p>
+        </w:tc>
+      </w:tr>
+      <w:tr>
+        <w:tc>
+          <w:tcPr>
+            <w:tcW w:type="dxa" w:w="2608"/>
+            <w:tcMar>
+              <w:top w:w="70" w:type="dxa"/>
+              <w:bottom w:w="70" w:type="dxa"/>
+              <w:left w:w="120" w:type="dxa"/>
+              <w:right w:w="120" w:type="dxa"/>
+            </w:tcMar>
+          </w:tcPr>
+          <w:p>
+            <w:pPr>
+              <w:spacing w:before="40" w:after="40" w:line="240" w:lineRule="auto"/>
+              <w:jc w:val="left"/>
+            </w:pPr>
+            <w:r>
+              <w:rPr>
+                <w:rFonts w:ascii="Arial" w:hAnsi="Arial"/>
+                <w:color w:val="000000"/>
+                <w:sz w:val="18"/>
+              </w:rPr>
+              <w:t>Caso 1: Sistemas Distribuídos</w:t>
+            </w:r>
+          </w:p>
+        </w:tc>
+        <w:tc>
+          <w:tcPr>
+            <w:tcW w:type="dxa" w:w="1701"/>
+            <w:tcMar>
+              <w:top w:w="70" w:type="dxa"/>
+              <w:bottom w:w="70" w:type="dxa"/>
+              <w:left w:w="120" w:type="dxa"/>
+              <w:right w:w="120" w:type="dxa"/>
+            </w:tcMar>
+          </w:tcPr>
+          <w:p>
+            <w:pPr>
+              <w:spacing w:before="40" w:after="40" w:line="240" w:lineRule="auto"/>
+              <w:jc w:val="center"/>
+            </w:pPr>
+            <w:r>
+              <w:rPr>
+                <w:rFonts w:ascii="Arial" w:hAnsi="Arial"/>
+                <w:color w:val="000000"/>
+                <w:sz w:val="18"/>
+              </w:rPr>
+              <w:t>LLMLingua (2x)</w:t>
+            </w:r>
+          </w:p>
+        </w:tc>
+        <w:tc>
+          <w:tcPr>
+            <w:tcW w:type="dxa" w:w="1191"/>
+            <w:tcMar>
+              <w:top w:w="70" w:type="dxa"/>
+              <w:bottom w:w="70" w:type="dxa"/>
+              <w:left w:w="120" w:type="dxa"/>
+              <w:right w:w="120" w:type="dxa"/>
+            </w:tcMar>
+          </w:tcPr>
+          <w:p>
+            <w:pPr>
+              <w:spacing w:before="40" w:after="40" w:line="240" w:lineRule="auto"/>
+              <w:jc w:val="center"/>
+            </w:pPr>
+            <w:r>
+              <w:rPr>
+                <w:rFonts w:ascii="Arial" w:hAnsi="Arial"/>
+                <w:color w:val="000000"/>
+                <w:sz w:val="18"/>
+              </w:rPr>
+              <w:t>914,3</w:t>
+            </w:r>
+          </w:p>
+        </w:tc>
+        <w:tc>
+          <w:tcPr>
+            <w:tcW w:type="dxa" w:w="1247"/>
+            <w:tcMar>
+              <w:top w:w="70" w:type="dxa"/>
+              <w:bottom w:w="70" w:type="dxa"/>
+              <w:left w:w="120" w:type="dxa"/>
+              <w:right w:w="120" w:type="dxa"/>
+            </w:tcMar>
+          </w:tcPr>
+          <w:p>
+            <w:pPr>
+              <w:spacing w:before="40" w:after="40" w:line="240" w:lineRule="auto"/>
+              <w:jc w:val="center"/>
+            </w:pPr>
+            <w:r>
+              <w:rPr>
+                <w:rFonts w:ascii="Arial" w:hAnsi="Arial"/>
+                <w:color w:val="000000"/>
+                <w:sz w:val="18"/>
+              </w:rPr>
+              <w:t>7,48</w:t>
+            </w:r>
+          </w:p>
+        </w:tc>
+        <w:tc>
+          <w:tcPr>
+            <w:tcW w:type="dxa" w:w="1417"/>
+            <w:tcMar>
+              <w:top w:w="70" w:type="dxa"/>
+              <w:bottom w:w="70" w:type="dxa"/>
+              <w:left w:w="120" w:type="dxa"/>
+              <w:right w:w="120" w:type="dxa"/>
+            </w:tcMar>
+          </w:tcPr>
+          <w:p>
+            <w:pPr>
+              <w:spacing w:before="40" w:after="40" w:line="240" w:lineRule="auto"/>
+              <w:jc w:val="center"/>
+            </w:pPr>
+            <w:r>
+              <w:rPr>
+                <w:rFonts w:ascii="Arial" w:hAnsi="Arial"/>
+                <w:color w:val="000000"/>
+                <w:sz w:val="18"/>
+              </w:rPr>
+              <w:t>+56,2%</w:t>
+            </w:r>
+          </w:p>
+        </w:tc>
+        <w:tc>
+          <w:tcPr>
+            <w:tcW w:type="dxa" w:w="1474"/>
+            <w:tcMar>
+              <w:top w:w="70" w:type="dxa"/>
+              <w:bottom w:w="70" w:type="dxa"/>
+              <w:left w:w="120" w:type="dxa"/>
+              <w:right w:w="120" w:type="dxa"/>
+            </w:tcMar>
+          </w:tcPr>
+          <w:p>
+            <w:pPr>
+              <w:spacing w:before="40" w:after="40" w:line="240" w:lineRule="auto"/>
+              <w:jc w:val="center"/>
+            </w:pPr>
+            <w:r>
+              <w:rPr>
+                <w:rFonts w:ascii="Arial" w:hAnsi="Arial"/>
+                <w:color w:val="000000"/>
+                <w:sz w:val="18"/>
+              </w:rPr>
+              <w:t>+70,4%</w:t>
+            </w:r>
+          </w:p>
+        </w:tc>
+      </w:tr>
+      <w:tr>
+        <w:tc>
+          <w:tcPr>
+            <w:tcW w:type="dxa" w:w="2608"/>
+            <w:shd w:fill="F9F9F9"/>
+            <w:tcMar>
+              <w:top w:w="70" w:type="dxa"/>
+              <w:bottom w:w="70" w:type="dxa"/>
+              <w:left w:w="120" w:type="dxa"/>
+              <w:right w:w="120" w:type="dxa"/>
+            </w:tcMar>
+          </w:tcPr>
+          <w:p>
+            <w:pPr>
+              <w:spacing w:before="40" w:after="40" w:line="240" w:lineRule="auto"/>
+              <w:jc w:val="left"/>
+            </w:pPr>
+            <w:r>
+              <w:rPr>
+                <w:rFonts w:ascii="Arial" w:hAnsi="Arial"/>
+                <w:color w:val="000000"/>
+                <w:sz w:val="18"/>
+              </w:rPr>
+              <w:t>Caso 1: Sistemas Distribuídos</w:t>
+            </w:r>
+          </w:p>
+        </w:tc>
+        <w:tc>
+          <w:tcPr>
+            <w:tcW w:type="dxa" w:w="1701"/>
+            <w:shd w:fill="F9F9F9"/>
+            <w:tcMar>
+              <w:top w:w="70" w:type="dxa"/>
+              <w:bottom w:w="70" w:type="dxa"/>
+              <w:left w:w="120" w:type="dxa"/>
+              <w:right w:w="120" w:type="dxa"/>
+            </w:tcMar>
+          </w:tcPr>
+          <w:p>
+            <w:pPr>
+              <w:spacing w:before="40" w:after="40" w:line="240" w:lineRule="auto"/>
+              <w:jc w:val="center"/>
+            </w:pPr>
+            <w:r>
+              <w:rPr>
+                <w:rFonts w:ascii="Arial" w:hAnsi="Arial"/>
+                <w:color w:val="000000"/>
+                <w:sz w:val="18"/>
+              </w:rPr>
+              <w:t>LLMLingua (4x)</w:t>
             </w:r>
           </w:p>
         </w:tc>
@@ -5008,7 +5240,85 @@
                 <w:color w:val="000000"/>
                 <w:sz w:val="18"/>
               </w:rPr>
-              <w:t>-13,1%</w:t>
+              <w:t>538,0</w:t>
+            </w:r>
+          </w:p>
+        </w:tc>
+        <w:tc>
+          <w:tcPr>
+            <w:tcW w:type="dxa" w:w="1247"/>
+            <w:shd w:fill="F9F9F9"/>
+            <w:tcMar>
+              <w:top w:w="70" w:type="dxa"/>
+              <w:bottom w:w="70" w:type="dxa"/>
+              <w:left w:w="120" w:type="dxa"/>
+              <w:right w:w="120" w:type="dxa"/>
+            </w:tcMar>
+          </w:tcPr>
+          <w:p>
+            <w:pPr>
+              <w:spacing w:before="40" w:after="40" w:line="240" w:lineRule="auto"/>
+              <w:jc w:val="center"/>
+            </w:pPr>
+            <w:r>
+              <w:rPr>
+                <w:rFonts w:ascii="Arial" w:hAnsi="Arial"/>
+                <w:color w:val="000000"/>
+                <w:sz w:val="18"/>
+              </w:rPr>
+              <w:t>17,96</w:t>
+            </w:r>
+          </w:p>
+        </w:tc>
+        <w:tc>
+          <w:tcPr>
+            <w:tcW w:type="dxa" w:w="1417"/>
+            <w:shd w:fill="F9F9F9"/>
+            <w:tcMar>
+              <w:top w:w="70" w:type="dxa"/>
+              <w:bottom w:w="70" w:type="dxa"/>
+              <w:left w:w="120" w:type="dxa"/>
+              <w:right w:w="120" w:type="dxa"/>
+            </w:tcMar>
+          </w:tcPr>
+          <w:p>
+            <w:pPr>
+              <w:spacing w:before="40" w:after="40" w:line="240" w:lineRule="auto"/>
+              <w:jc w:val="center"/>
+            </w:pPr>
+            <w:r>
+              <w:rPr>
+                <w:rFonts w:ascii="Arial" w:hAnsi="Arial"/>
+                <w:color w:val="000000"/>
+                <w:sz w:val="18"/>
+              </w:rPr>
+              <w:t>-8,1%</w:t>
+            </w:r>
+          </w:p>
+        </w:tc>
+        <w:tc>
+          <w:tcPr>
+            <w:tcW w:type="dxa" w:w="1474"/>
+            <w:shd w:fill="F9F9F9"/>
+            <w:tcMar>
+              <w:top w:w="70" w:type="dxa"/>
+              <w:bottom w:w="70" w:type="dxa"/>
+              <w:left w:w="120" w:type="dxa"/>
+              <w:right w:w="120" w:type="dxa"/>
+            </w:tcMar>
+          </w:tcPr>
+          <w:p>
+            <w:pPr>
+              <w:spacing w:before="40" w:after="40" w:line="240" w:lineRule="auto"/>
+              <w:jc w:val="center"/>
+            </w:pPr>
+            <w:r>
+              <w:rPr>
+                <w:rFonts w:ascii="Arial" w:hAnsi="Arial"/>
+                <w:color w:val="000000"/>
+                <w:sz w:val="18"/>
+              </w:rPr>
+              <w:t>+0,2%</w:t>
             </w:r>
           </w:p>
         </w:tc>
@@ -5016,7 +5326,7 @@
       <w:tr>
         <w:tc>
           <w:tcPr>
-            <w:tcW w:type="dxa" w:w="2835"/>
+            <w:tcW w:type="dxa" w:w="2608"/>
             <w:tcMar>
               <w:top w:w="70" w:type="dxa"/>
               <w:bottom w:w="70" w:type="dxa"/>
@@ -5035,13 +5345,323 @@
                 <w:color w:val="000000"/>
                 <w:sz w:val="18"/>
               </w:rPr>
-              <w:t>Caso 1: Sistemas Distribuídos</w:t>
+              <w:t>Caso 2: SQL sob DDL</w:t>
             </w:r>
           </w:p>
         </w:tc>
         <w:tc>
           <w:tcPr>
-            <w:tcW w:type="dxa" w:w="1814"/>
+            <w:tcW w:type="dxa" w:w="1701"/>
+            <w:tcMar>
+              <w:top w:w="70" w:type="dxa"/>
+              <w:bottom w:w="70" w:type="dxa"/>
+              <w:left w:w="120" w:type="dxa"/>
+              <w:right w:w="120" w:type="dxa"/>
+            </w:tcMar>
+          </w:tcPr>
+          <w:p>
+            <w:pPr>
+              <w:spacing w:before="40" w:after="40" w:line="240" w:lineRule="auto"/>
+              <w:jc w:val="center"/>
+            </w:pPr>
+            <w:r>
+              <w:rPr>
+                <w:rFonts w:ascii="Arial" w:hAnsi="Arial"/>
+                <w:color w:val="000000"/>
+                <w:sz w:val="18"/>
+              </w:rPr>
+              <w:t>Few-shot</w:t>
+            </w:r>
+          </w:p>
+        </w:tc>
+        <w:tc>
+          <w:tcPr>
+            <w:tcW w:type="dxa" w:w="1191"/>
+            <w:tcMar>
+              <w:top w:w="70" w:type="dxa"/>
+              <w:bottom w:w="70" w:type="dxa"/>
+              <w:left w:w="120" w:type="dxa"/>
+              <w:right w:w="120" w:type="dxa"/>
+            </w:tcMar>
+          </w:tcPr>
+          <w:p>
+            <w:pPr>
+              <w:spacing w:before="40" w:after="40" w:line="240" w:lineRule="auto"/>
+              <w:jc w:val="center"/>
+            </w:pPr>
+            <w:r>
+              <w:rPr>
+                <w:rFonts w:ascii="Arial" w:hAnsi="Arial"/>
+                <w:color w:val="000000"/>
+                <w:sz w:val="18"/>
+              </w:rPr>
+              <w:t>548,0</w:t>
+            </w:r>
+          </w:p>
+        </w:tc>
+        <w:tc>
+          <w:tcPr>
+            <w:tcW w:type="dxa" w:w="1247"/>
+            <w:tcMar>
+              <w:top w:w="70" w:type="dxa"/>
+              <w:bottom w:w="70" w:type="dxa"/>
+              <w:left w:w="120" w:type="dxa"/>
+              <w:right w:w="120" w:type="dxa"/>
+            </w:tcMar>
+          </w:tcPr>
+          <w:p>
+            <w:pPr>
+              <w:spacing w:before="40" w:after="40" w:line="240" w:lineRule="auto"/>
+              <w:jc w:val="center"/>
+            </w:pPr>
+            <w:r>
+              <w:rPr>
+                <w:rFonts w:ascii="Arial" w:hAnsi="Arial"/>
+                <w:color w:val="000000"/>
+                <w:sz w:val="18"/>
+              </w:rPr>
+              <w:t>6,59</w:t>
+            </w:r>
+          </w:p>
+        </w:tc>
+        <w:tc>
+          <w:tcPr>
+            <w:tcW w:type="dxa" w:w="1417"/>
+            <w:tcMar>
+              <w:top w:w="70" w:type="dxa"/>
+              <w:bottom w:w="70" w:type="dxa"/>
+              <w:left w:w="120" w:type="dxa"/>
+              <w:right w:w="120" w:type="dxa"/>
+            </w:tcMar>
+          </w:tcPr>
+          <w:p>
+            <w:pPr>
+              <w:spacing w:before="40" w:after="40" w:line="240" w:lineRule="auto"/>
+              <w:jc w:val="center"/>
+            </w:pPr>
+            <w:r>
+              <w:rPr>
+                <w:rFonts w:ascii="Arial" w:hAnsi="Arial"/>
+                <w:color w:val="000000"/>
+                <w:sz w:val="18"/>
+              </w:rPr>
+              <w:t>Baseline (0,0%)</w:t>
+            </w:r>
+          </w:p>
+        </w:tc>
+        <w:tc>
+          <w:tcPr>
+            <w:tcW w:type="dxa" w:w="1474"/>
+            <w:tcMar>
+              <w:top w:w="70" w:type="dxa"/>
+              <w:bottom w:w="70" w:type="dxa"/>
+              <w:left w:w="120" w:type="dxa"/>
+              <w:right w:w="120" w:type="dxa"/>
+            </w:tcMar>
+          </w:tcPr>
+          <w:p>
+            <w:pPr>
+              <w:spacing w:before="40" w:after="40" w:line="240" w:lineRule="auto"/>
+              <w:jc w:val="center"/>
+            </w:pPr>
+            <w:r>
+              <w:rPr>
+                <w:rFonts w:ascii="Arial" w:hAnsi="Arial"/>
+                <w:color w:val="000000"/>
+                <w:sz w:val="18"/>
+              </w:rPr>
+              <w:t>-73,0%</w:t>
+            </w:r>
+          </w:p>
+        </w:tc>
+      </w:tr>
+      <w:tr>
+        <w:tc>
+          <w:tcPr>
+            <w:tcW w:type="dxa" w:w="2608"/>
+            <w:shd w:fill="F9F9F9"/>
+            <w:tcMar>
+              <w:top w:w="70" w:type="dxa"/>
+              <w:bottom w:w="70" w:type="dxa"/>
+              <w:left w:w="120" w:type="dxa"/>
+              <w:right w:w="120" w:type="dxa"/>
+            </w:tcMar>
+          </w:tcPr>
+          <w:p>
+            <w:pPr>
+              <w:spacing w:before="40" w:after="40" w:line="240" w:lineRule="auto"/>
+              <w:jc w:val="left"/>
+            </w:pPr>
+            <w:r>
+              <w:rPr>
+                <w:rFonts w:ascii="Arial" w:hAnsi="Arial"/>
+                <w:color w:val="000000"/>
+                <w:sz w:val="18"/>
+              </w:rPr>
+              <w:t>Caso 2: SQL sob DDL</w:t>
+            </w:r>
+          </w:p>
+        </w:tc>
+        <w:tc>
+          <w:tcPr>
+            <w:tcW w:type="dxa" w:w="1701"/>
+            <w:shd w:fill="F9F9F9"/>
+            <w:tcMar>
+              <w:top w:w="70" w:type="dxa"/>
+              <w:bottom w:w="70" w:type="dxa"/>
+              <w:left w:w="120" w:type="dxa"/>
+              <w:right w:w="120" w:type="dxa"/>
+            </w:tcMar>
+          </w:tcPr>
+          <w:p>
+            <w:pPr>
+              <w:spacing w:before="40" w:after="40" w:line="240" w:lineRule="auto"/>
+              <w:jc w:val="center"/>
+            </w:pPr>
+            <w:r>
+              <w:rPr>
+                <w:rFonts w:ascii="Arial" w:hAnsi="Arial"/>
+                <w:color w:val="000000"/>
+                <w:sz w:val="18"/>
+              </w:rPr>
+              <w:t>Zero-shot</w:t>
+            </w:r>
+          </w:p>
+        </w:tc>
+        <w:tc>
+          <w:tcPr>
+            <w:tcW w:type="dxa" w:w="1191"/>
+            <w:shd w:fill="F9F9F9"/>
+            <w:tcMar>
+              <w:top w:w="70" w:type="dxa"/>
+              <w:bottom w:w="70" w:type="dxa"/>
+              <w:left w:w="120" w:type="dxa"/>
+              <w:right w:w="120" w:type="dxa"/>
+            </w:tcMar>
+          </w:tcPr>
+          <w:p>
+            <w:pPr>
+              <w:spacing w:before="40" w:after="40" w:line="240" w:lineRule="auto"/>
+              <w:jc w:val="center"/>
+            </w:pPr>
+            <w:r>
+              <w:rPr>
+                <w:rFonts w:ascii="Arial" w:hAnsi="Arial"/>
+                <w:color w:val="000000"/>
+                <w:sz w:val="18"/>
+              </w:rPr>
+              <w:t>2.032,7</w:t>
+            </w:r>
+          </w:p>
+        </w:tc>
+        <w:tc>
+          <w:tcPr>
+            <w:tcW w:type="dxa" w:w="1247"/>
+            <w:shd w:fill="F9F9F9"/>
+            <w:tcMar>
+              <w:top w:w="70" w:type="dxa"/>
+              <w:bottom w:w="70" w:type="dxa"/>
+              <w:left w:w="120" w:type="dxa"/>
+              <w:right w:w="120" w:type="dxa"/>
+            </w:tcMar>
+          </w:tcPr>
+          <w:p>
+            <w:pPr>
+              <w:spacing w:before="40" w:after="40" w:line="240" w:lineRule="auto"/>
+              <w:jc w:val="center"/>
+            </w:pPr>
+            <w:r>
+              <w:rPr>
+                <w:rFonts w:ascii="Arial" w:hAnsi="Arial"/>
+                <w:color w:val="000000"/>
+                <w:sz w:val="18"/>
+              </w:rPr>
+              <w:t>13,91</w:t>
+            </w:r>
+          </w:p>
+        </w:tc>
+        <w:tc>
+          <w:tcPr>
+            <w:tcW w:type="dxa" w:w="1417"/>
+            <w:shd w:fill="F9F9F9"/>
+            <w:tcMar>
+              <w:top w:w="70" w:type="dxa"/>
+              <w:bottom w:w="70" w:type="dxa"/>
+              <w:left w:w="120" w:type="dxa"/>
+              <w:right w:w="120" w:type="dxa"/>
+            </w:tcMar>
+          </w:tcPr>
+          <w:p>
+            <w:pPr>
+              <w:spacing w:before="40" w:after="40" w:line="240" w:lineRule="auto"/>
+              <w:jc w:val="center"/>
+            </w:pPr>
+            <w:r>
+              <w:rPr>
+                <w:rFonts w:ascii="Arial" w:hAnsi="Arial"/>
+                <w:color w:val="000000"/>
+                <w:sz w:val="18"/>
+              </w:rPr>
+              <w:t>+270,9%</w:t>
+            </w:r>
+          </w:p>
+        </w:tc>
+        <w:tc>
+          <w:tcPr>
+            <w:tcW w:type="dxa" w:w="1474"/>
+            <w:shd w:fill="F9F9F9"/>
+            <w:tcMar>
+              <w:top w:w="70" w:type="dxa"/>
+              <w:bottom w:w="70" w:type="dxa"/>
+              <w:left w:w="120" w:type="dxa"/>
+              <w:right w:w="120" w:type="dxa"/>
+            </w:tcMar>
+          </w:tcPr>
+          <w:p>
+            <w:pPr>
+              <w:spacing w:before="40" w:after="40" w:line="240" w:lineRule="auto"/>
+              <w:jc w:val="center"/>
+            </w:pPr>
+            <w:r>
+              <w:rPr>
+                <w:rFonts w:ascii="Arial" w:hAnsi="Arial"/>
+                <w:color w:val="000000"/>
+                <w:sz w:val="18"/>
+              </w:rPr>
+              <w:t>Ref. Zero-shot</w:t>
+            </w:r>
+          </w:p>
+        </w:tc>
+      </w:tr>
+      <w:tr>
+        <w:tc>
+          <w:tcPr>
+            <w:tcW w:type="dxa" w:w="2608"/>
+            <w:tcMar>
+              <w:top w:w="70" w:type="dxa"/>
+              <w:bottom w:w="70" w:type="dxa"/>
+              <w:left w:w="120" w:type="dxa"/>
+              <w:right w:w="120" w:type="dxa"/>
+            </w:tcMar>
+          </w:tcPr>
+          <w:p>
+            <w:pPr>
+              <w:spacing w:before="40" w:after="40" w:line="240" w:lineRule="auto"/>
+              <w:jc w:val="left"/>
+            </w:pPr>
+            <w:r>
+              <w:rPr>
+                <w:rFonts w:ascii="Arial" w:hAnsi="Arial"/>
+                <w:color w:val="000000"/>
+                <w:sz w:val="18"/>
+              </w:rPr>
+              <w:t>Caso 2: SQL sob DDL</w:t>
+            </w:r>
+          </w:p>
+        </w:tc>
+        <w:tc>
+          <w:tcPr>
+            <w:tcW w:type="dxa" w:w="1701"/>
             <w:tcMar>
               <w:top w:w="70" w:type="dxa"/>
               <w:bottom w:w="70" w:type="dxa"/>
@@ -5066,6 +5686,31 @@
         </w:tc>
         <w:tc>
           <w:tcPr>
+            <w:tcW w:type="dxa" w:w="1191"/>
+            <w:tcMar>
+              <w:top w:w="70" w:type="dxa"/>
+              <w:bottom w:w="70" w:type="dxa"/>
+              <w:left w:w="120" w:type="dxa"/>
+              <w:right w:w="120" w:type="dxa"/>
+            </w:tcMar>
+          </w:tcPr>
+          <w:p>
+            <w:pPr>
+              <w:spacing w:before="40" w:after="40" w:line="240" w:lineRule="auto"/>
+              <w:jc w:val="center"/>
+            </w:pPr>
+            <w:r>
+              <w:rPr>
+                <w:rFonts w:ascii="Arial" w:hAnsi="Arial"/>
+                <w:color w:val="000000"/>
+                <w:sz w:val="18"/>
+              </w:rPr>
+              <w:t>611,4</w:t>
+            </w:r>
+          </w:p>
+        </w:tc>
+        <w:tc>
+          <w:tcPr>
             <w:tcW w:type="dxa" w:w="1247"/>
             <w:tcMar>
               <w:top w:w="70" w:type="dxa"/>
@@ -5085,13 +5730,13 @@
                 <w:color w:val="000000"/>
                 <w:sz w:val="18"/>
               </w:rPr>
-              <w:t>460</w:t>
+              <w:t>9,22</w:t>
             </w:r>
           </w:p>
         </w:tc>
         <w:tc>
           <w:tcPr>
-            <w:tcW w:type="dxa" w:w="1361"/>
+            <w:tcW w:type="dxa" w:w="1417"/>
             <w:tcMar>
               <w:top w:w="70" w:type="dxa"/>
               <w:bottom w:w="70" w:type="dxa"/>
@@ -5110,13 +5755,13 @@
                 <w:color w:val="000000"/>
                 <w:sz w:val="18"/>
               </w:rPr>
-              <w:t>4.650</w:t>
+              <w:t>+11,6%</w:t>
             </w:r>
           </w:p>
         </w:tc>
         <w:tc>
           <w:tcPr>
-            <w:tcW w:type="dxa" w:w="1304"/>
+            <w:tcW w:type="dxa" w:w="1474"/>
             <w:tcMar>
               <w:top w:w="70" w:type="dxa"/>
               <w:bottom w:w="70" w:type="dxa"/>
@@ -5135,32 +5780,7 @@
                 <w:color w:val="000000"/>
                 <w:sz w:val="18"/>
               </w:rPr>
-              <w:t>-67,6%</w:t>
-            </w:r>
-          </w:p>
-        </w:tc>
-        <w:tc>
-          <w:tcPr>
-            <w:tcW w:type="dxa" w:w="1191"/>
-            <w:tcMar>
-              <w:top w:w="70" w:type="dxa"/>
-              <w:bottom w:w="70" w:type="dxa"/>
-              <w:left w:w="120" w:type="dxa"/>
-              <w:right w:w="120" w:type="dxa"/>
-            </w:tcMar>
-          </w:tcPr>
-          <w:p>
-            <w:pPr>
-              <w:spacing w:before="40" w:after="40" w:line="240" w:lineRule="auto"/>
-              <w:jc w:val="center"/>
-            </w:pPr>
-            <w:r>
-              <w:rPr>
-                <w:rFonts w:ascii="Arial" w:hAnsi="Arial"/>
-                <w:color w:val="000000"/>
-                <w:sz w:val="18"/>
-              </w:rPr>
-              <w:t>-21,1%</w:t>
+              <w:t>-69,9%</w:t>
             </w:r>
           </w:p>
         </w:tc>
@@ -5168,7 +5788,7 @@
       <w:tr>
         <w:tc>
           <w:tcPr>
-            <w:tcW w:type="dxa" w:w="2835"/>
+            <w:tcW w:type="dxa" w:w="2608"/>
             <w:shd w:fill="F9F9F9"/>
             <w:tcMar>
               <w:top w:w="70" w:type="dxa"/>
@@ -5188,13 +5808,13 @@
                 <w:color w:val="000000"/>
                 <w:sz w:val="18"/>
               </w:rPr>
-              <w:t>Caso 1: Sistemas Distribuídos</w:t>
+              <w:t>Caso 2: SQL sob DDL</w:t>
             </w:r>
           </w:p>
         </w:tc>
         <w:tc>
           <w:tcPr>
-            <w:tcW w:type="dxa" w:w="1814"/>
+            <w:tcW w:type="dxa" w:w="1701"/>
             <w:shd w:fill="F9F9F9"/>
             <w:tcMar>
               <w:top w:w="70" w:type="dxa"/>
@@ -5220,6 +5840,32 @@
         </w:tc>
         <w:tc>
           <w:tcPr>
+            <w:tcW w:type="dxa" w:w="1191"/>
+            <w:shd w:fill="F9F9F9"/>
+            <w:tcMar>
+              <w:top w:w="70" w:type="dxa"/>
+              <w:bottom w:w="70" w:type="dxa"/>
+              <w:left w:w="120" w:type="dxa"/>
+              <w:right w:w="120" w:type="dxa"/>
+            </w:tcMar>
+          </w:tcPr>
+          <w:p>
+            <w:pPr>
+              <w:spacing w:before="40" w:after="40" w:line="240" w:lineRule="auto"/>
+              <w:jc w:val="center"/>
+            </w:pPr>
+            <w:r>
+              <w:rPr>
+                <w:rFonts w:ascii="Arial" w:hAnsi="Arial"/>
+                <w:color w:val="000000"/>
+                <w:sz w:val="18"/>
+              </w:rPr>
+              <w:t>636,7</w:t>
+            </w:r>
+          </w:p>
+        </w:tc>
+        <w:tc>
+          <w:tcPr>
             <w:tcW w:type="dxa" w:w="1247"/>
             <w:shd w:fill="F9F9F9"/>
             <w:tcMar>
@@ -5240,13 +5886,13 @@
                 <w:color w:val="000000"/>
                 <w:sz w:val="18"/>
               </w:rPr>
-              <w:t>280</w:t>
+              <w:t>6,65</w:t>
             </w:r>
           </w:p>
         </w:tc>
         <w:tc>
           <w:tcPr>
-            <w:tcW w:type="dxa" w:w="1361"/>
+            <w:tcW w:type="dxa" w:w="1417"/>
             <w:shd w:fill="F9F9F9"/>
             <w:tcMar>
               <w:top w:w="70" w:type="dxa"/>
@@ -5266,13 +5912,13 @@
                 <w:color w:val="000000"/>
                 <w:sz w:val="18"/>
               </w:rPr>
-              <w:t>4.390</w:t>
+              <w:t>+16,2%</w:t>
             </w:r>
           </w:p>
         </w:tc>
         <w:tc>
           <w:tcPr>
-            <w:tcW w:type="dxa" w:w="1304"/>
+            <w:tcW w:type="dxa" w:w="1474"/>
             <w:shd w:fill="F9F9F9"/>
             <w:tcMar>
               <w:top w:w="70" w:type="dxa"/>
@@ -5292,7 +5938,213 @@
                 <w:color w:val="000000"/>
                 <w:sz w:val="18"/>
               </w:rPr>
-              <w:t>-80,3%</w:t>
+              <w:t>-68,7%</w:t>
+            </w:r>
+          </w:p>
+        </w:tc>
+      </w:tr>
+      <w:tr>
+        <w:tc>
+          <w:tcPr>
+            <w:tcW w:type="dxa" w:w="2608"/>
+            <w:tcMar>
+              <w:top w:w="70" w:type="dxa"/>
+              <w:bottom w:w="70" w:type="dxa"/>
+              <w:left w:w="120" w:type="dxa"/>
+              <w:right w:w="120" w:type="dxa"/>
+            </w:tcMar>
+          </w:tcPr>
+          <w:p>
+            <w:pPr>
+              <w:spacing w:before="40" w:after="40" w:line="240" w:lineRule="auto"/>
+              <w:jc w:val="left"/>
+            </w:pPr>
+            <w:r>
+              <w:rPr>
+                <w:rFonts w:ascii="Arial" w:hAnsi="Arial"/>
+                <w:color w:val="000000"/>
+                <w:sz w:val="18"/>
+              </w:rPr>
+              <w:t>Caso 3: Auditoria LGPD</w:t>
+            </w:r>
+          </w:p>
+        </w:tc>
+        <w:tc>
+          <w:tcPr>
+            <w:tcW w:type="dxa" w:w="1701"/>
+            <w:tcMar>
+              <w:top w:w="70" w:type="dxa"/>
+              <w:bottom w:w="70" w:type="dxa"/>
+              <w:left w:w="120" w:type="dxa"/>
+              <w:right w:w="120" w:type="dxa"/>
+            </w:tcMar>
+          </w:tcPr>
+          <w:p>
+            <w:pPr>
+              <w:spacing w:before="40" w:after="40" w:line="240" w:lineRule="auto"/>
+              <w:jc w:val="center"/>
+            </w:pPr>
+            <w:r>
+              <w:rPr>
+                <w:rFonts w:ascii="Arial" w:hAnsi="Arial"/>
+                <w:color w:val="000000"/>
+                <w:sz w:val="18"/>
+              </w:rPr>
+              <w:t>Few-shot</w:t>
+            </w:r>
+          </w:p>
+        </w:tc>
+        <w:tc>
+          <w:tcPr>
+            <w:tcW w:type="dxa" w:w="1191"/>
+            <w:tcMar>
+              <w:top w:w="70" w:type="dxa"/>
+              <w:bottom w:w="70" w:type="dxa"/>
+              <w:left w:w="120" w:type="dxa"/>
+              <w:right w:w="120" w:type="dxa"/>
+            </w:tcMar>
+          </w:tcPr>
+          <w:p>
+            <w:pPr>
+              <w:spacing w:before="40" w:after="40" w:line="240" w:lineRule="auto"/>
+              <w:jc w:val="center"/>
+            </w:pPr>
+            <w:r>
+              <w:rPr>
+                <w:rFonts w:ascii="Arial" w:hAnsi="Arial"/>
+                <w:color w:val="000000"/>
+                <w:sz w:val="18"/>
+              </w:rPr>
+              <w:t>711,6</w:t>
+            </w:r>
+          </w:p>
+        </w:tc>
+        <w:tc>
+          <w:tcPr>
+            <w:tcW w:type="dxa" w:w="1247"/>
+            <w:tcMar>
+              <w:top w:w="70" w:type="dxa"/>
+              <w:bottom w:w="70" w:type="dxa"/>
+              <w:left w:w="120" w:type="dxa"/>
+              <w:right w:w="120" w:type="dxa"/>
+            </w:tcMar>
+          </w:tcPr>
+          <w:p>
+            <w:pPr>
+              <w:spacing w:before="40" w:after="40" w:line="240" w:lineRule="auto"/>
+              <w:jc w:val="center"/>
+            </w:pPr>
+            <w:r>
+              <w:rPr>
+                <w:rFonts w:ascii="Arial" w:hAnsi="Arial"/>
+                <w:color w:val="000000"/>
+                <w:sz w:val="18"/>
+              </w:rPr>
+              <w:t>7,16</w:t>
+            </w:r>
+          </w:p>
+        </w:tc>
+        <w:tc>
+          <w:tcPr>
+            <w:tcW w:type="dxa" w:w="1417"/>
+            <w:tcMar>
+              <w:top w:w="70" w:type="dxa"/>
+              <w:bottom w:w="70" w:type="dxa"/>
+              <w:left w:w="120" w:type="dxa"/>
+              <w:right w:w="120" w:type="dxa"/>
+            </w:tcMar>
+          </w:tcPr>
+          <w:p>
+            <w:pPr>
+              <w:spacing w:before="40" w:after="40" w:line="240" w:lineRule="auto"/>
+              <w:jc w:val="center"/>
+            </w:pPr>
+            <w:r>
+              <w:rPr>
+                <w:rFonts w:ascii="Arial" w:hAnsi="Arial"/>
+                <w:color w:val="000000"/>
+                <w:sz w:val="18"/>
+              </w:rPr>
+              <w:t>Baseline (0,0%)</w:t>
+            </w:r>
+          </w:p>
+        </w:tc>
+        <w:tc>
+          <w:tcPr>
+            <w:tcW w:type="dxa" w:w="1474"/>
+            <w:tcMar>
+              <w:top w:w="70" w:type="dxa"/>
+              <w:bottom w:w="70" w:type="dxa"/>
+              <w:left w:w="120" w:type="dxa"/>
+              <w:right w:w="120" w:type="dxa"/>
+            </w:tcMar>
+          </w:tcPr>
+          <w:p>
+            <w:pPr>
+              <w:spacing w:before="40" w:after="40" w:line="240" w:lineRule="auto"/>
+              <w:jc w:val="center"/>
+            </w:pPr>
+            <w:r>
+              <w:rPr>
+                <w:rFonts w:ascii="Arial" w:hAnsi="Arial"/>
+                <w:color w:val="000000"/>
+                <w:sz w:val="18"/>
+              </w:rPr>
+              <w:t>-83,9%</w:t>
+            </w:r>
+          </w:p>
+        </w:tc>
+      </w:tr>
+      <w:tr>
+        <w:tc>
+          <w:tcPr>
+            <w:tcW w:type="dxa" w:w="2608"/>
+            <w:shd w:fill="F9F9F9"/>
+            <w:tcMar>
+              <w:top w:w="70" w:type="dxa"/>
+              <w:bottom w:w="70" w:type="dxa"/>
+              <w:left w:w="120" w:type="dxa"/>
+              <w:right w:w="120" w:type="dxa"/>
+            </w:tcMar>
+          </w:tcPr>
+          <w:p>
+            <w:pPr>
+              <w:spacing w:before="40" w:after="40" w:line="240" w:lineRule="auto"/>
+              <w:jc w:val="left"/>
+            </w:pPr>
+            <w:r>
+              <w:rPr>
+                <w:rFonts w:ascii="Arial" w:hAnsi="Arial"/>
+                <w:color w:val="000000"/>
+                <w:sz w:val="18"/>
+              </w:rPr>
+              <w:t>Caso 3: Auditoria LGPD</w:t>
+            </w:r>
+          </w:p>
+        </w:tc>
+        <w:tc>
+          <w:tcPr>
+            <w:tcW w:type="dxa" w:w="1701"/>
+            <w:shd w:fill="F9F9F9"/>
+            <w:tcMar>
+              <w:top w:w="70" w:type="dxa"/>
+              <w:bottom w:w="70" w:type="dxa"/>
+              <w:left w:w="120" w:type="dxa"/>
+              <w:right w:w="120" w:type="dxa"/>
+            </w:tcMar>
+          </w:tcPr>
+          <w:p>
+            <w:pPr>
+              <w:spacing w:before="40" w:after="40" w:line="240" w:lineRule="auto"/>
+              <w:jc w:val="center"/>
+            </w:pPr>
+            <w:r>
+              <w:rPr>
+                <w:rFonts w:ascii="Arial" w:hAnsi="Arial"/>
+                <w:color w:val="000000"/>
+                <w:sz w:val="18"/>
+              </w:rPr>
+              <w:t>Zero-shot</w:t>
             </w:r>
           </w:p>
         </w:tc>
@@ -5318,213 +6170,7 @@
                 <w:color w:val="000000"/>
                 <w:sz w:val="18"/>
               </w:rPr>
-              <w:t>-25,5%</w:t>
-            </w:r>
-          </w:p>
-        </w:tc>
-      </w:tr>
-      <w:tr>
-        <w:tc>
-          <w:tcPr>
-            <w:tcW w:type="dxa" w:w="2835"/>
-            <w:tcMar>
-              <w:top w:w="70" w:type="dxa"/>
-              <w:bottom w:w="70" w:type="dxa"/>
-              <w:left w:w="120" w:type="dxa"/>
-              <w:right w:w="120" w:type="dxa"/>
-            </w:tcMar>
-          </w:tcPr>
-          <w:p>
-            <w:pPr>
-              <w:spacing w:before="40" w:after="40" w:line="240" w:lineRule="auto"/>
-              <w:jc w:val="left"/>
-            </w:pPr>
-            <w:r>
-              <w:rPr>
-                <w:rFonts w:ascii="Arial" w:hAnsi="Arial"/>
-                <w:color w:val="000000"/>
-                <w:sz w:val="18"/>
-              </w:rPr>
-              <w:t>Caso 2: SQL sob DDL</w:t>
-            </w:r>
-          </w:p>
-        </w:tc>
-        <w:tc>
-          <w:tcPr>
-            <w:tcW w:type="dxa" w:w="1814"/>
-            <w:tcMar>
-              <w:top w:w="70" w:type="dxa"/>
-              <w:bottom w:w="70" w:type="dxa"/>
-              <w:left w:w="120" w:type="dxa"/>
-              <w:right w:w="120" w:type="dxa"/>
-            </w:tcMar>
-          </w:tcPr>
-          <w:p>
-            <w:pPr>
-              <w:spacing w:before="40" w:after="40" w:line="240" w:lineRule="auto"/>
-              <w:jc w:val="center"/>
-            </w:pPr>
-            <w:r>
-              <w:rPr>
-                <w:rFonts w:ascii="Arial" w:hAnsi="Arial"/>
-                <w:color w:val="000000"/>
-                <w:sz w:val="18"/>
-              </w:rPr>
-              <w:t>Few-shot</w:t>
-            </w:r>
-          </w:p>
-        </w:tc>
-        <w:tc>
-          <w:tcPr>
-            <w:tcW w:type="dxa" w:w="1247"/>
-            <w:tcMar>
-              <w:top w:w="70" w:type="dxa"/>
-              <w:bottom w:w="70" w:type="dxa"/>
-              <w:left w:w="120" w:type="dxa"/>
-              <w:right w:w="120" w:type="dxa"/>
-            </w:tcMar>
-          </w:tcPr>
-          <w:p>
-            <w:pPr>
-              <w:spacing w:before="40" w:after="40" w:line="240" w:lineRule="auto"/>
-              <w:jc w:val="center"/>
-            </w:pPr>
-            <w:r>
-              <w:rPr>
-                <w:rFonts w:ascii="Arial" w:hAnsi="Arial"/>
-                <w:color w:val="000000"/>
-                <w:sz w:val="18"/>
-              </w:rPr>
-              <w:t>1.680</w:t>
-            </w:r>
-          </w:p>
-        </w:tc>
-        <w:tc>
-          <w:tcPr>
-            <w:tcW w:type="dxa" w:w="1361"/>
-            <w:tcMar>
-              <w:top w:w="70" w:type="dxa"/>
-              <w:bottom w:w="70" w:type="dxa"/>
-              <w:left w:w="120" w:type="dxa"/>
-              <w:right w:w="120" w:type="dxa"/>
-            </w:tcMar>
-          </w:tcPr>
-          <w:p>
-            <w:pPr>
-              <w:spacing w:before="40" w:after="40" w:line="240" w:lineRule="auto"/>
-              <w:jc w:val="center"/>
-            </w:pPr>
-            <w:r>
-              <w:rPr>
-                <w:rFonts w:ascii="Arial" w:hAnsi="Arial"/>
-                <w:color w:val="000000"/>
-                <w:sz w:val="18"/>
-              </w:rPr>
-              <w:t>5.740</w:t>
-            </w:r>
-          </w:p>
-        </w:tc>
-        <w:tc>
-          <w:tcPr>
-            <w:tcW w:type="dxa" w:w="1304"/>
-            <w:tcMar>
-              <w:top w:w="70" w:type="dxa"/>
-              <w:bottom w:w="70" w:type="dxa"/>
-              <w:left w:w="120" w:type="dxa"/>
-              <w:right w:w="120" w:type="dxa"/>
-            </w:tcMar>
-          </w:tcPr>
-          <w:p>
-            <w:pPr>
-              <w:spacing w:before="40" w:after="40" w:line="240" w:lineRule="auto"/>
-              <w:jc w:val="center"/>
-            </w:pPr>
-            <w:r>
-              <w:rPr>
-                <w:rFonts w:ascii="Arial" w:hAnsi="Arial"/>
-                <w:color w:val="000000"/>
-                <w:sz w:val="18"/>
-              </w:rPr>
-              <w:t>Baseline</w:t>
-            </w:r>
-          </w:p>
-        </w:tc>
-        <w:tc>
-          <w:tcPr>
-            <w:tcW w:type="dxa" w:w="1191"/>
-            <w:tcMar>
-              <w:top w:w="70" w:type="dxa"/>
-              <w:bottom w:w="70" w:type="dxa"/>
-              <w:left w:w="120" w:type="dxa"/>
-              <w:right w:w="120" w:type="dxa"/>
-            </w:tcMar>
-          </w:tcPr>
-          <w:p>
-            <w:pPr>
-              <w:spacing w:before="40" w:after="40" w:line="240" w:lineRule="auto"/>
-              <w:jc w:val="center"/>
-            </w:pPr>
-            <w:r>
-              <w:rPr>
-                <w:rFonts w:ascii="Arial" w:hAnsi="Arial"/>
-                <w:color w:val="000000"/>
-                <w:sz w:val="18"/>
-              </w:rPr>
-              <w:t>Baseline</w:t>
-            </w:r>
-          </w:p>
-        </w:tc>
-      </w:tr>
-      <w:tr>
-        <w:tc>
-          <w:tcPr>
-            <w:tcW w:type="dxa" w:w="2835"/>
-            <w:shd w:fill="F9F9F9"/>
-            <w:tcMar>
-              <w:top w:w="70" w:type="dxa"/>
-              <w:bottom w:w="70" w:type="dxa"/>
-              <w:left w:w="120" w:type="dxa"/>
-              <w:right w:w="120" w:type="dxa"/>
-            </w:tcMar>
-          </w:tcPr>
-          <w:p>
-            <w:pPr>
-              <w:spacing w:before="40" w:after="40" w:line="240" w:lineRule="auto"/>
-              <w:jc w:val="left"/>
-            </w:pPr>
-            <w:r>
-              <w:rPr>
-                <w:rFonts w:ascii="Arial" w:hAnsi="Arial"/>
-                <w:color w:val="000000"/>
-                <w:sz w:val="18"/>
-              </w:rPr>
-              <w:t>Caso 2: SQL sob DDL</w:t>
-            </w:r>
-          </w:p>
-        </w:tc>
-        <w:tc>
-          <w:tcPr>
-            <w:tcW w:type="dxa" w:w="1814"/>
-            <w:shd w:fill="F9F9F9"/>
-            <w:tcMar>
-              <w:top w:w="70" w:type="dxa"/>
-              <w:bottom w:w="70" w:type="dxa"/>
-              <w:left w:w="120" w:type="dxa"/>
-              <w:right w:w="120" w:type="dxa"/>
-            </w:tcMar>
-          </w:tcPr>
-          <w:p>
-            <w:pPr>
-              <w:spacing w:before="40" w:after="40" w:line="240" w:lineRule="auto"/>
-              <w:jc w:val="center"/>
-            </w:pPr>
-            <w:r>
-              <w:rPr>
-                <w:rFonts w:ascii="Arial" w:hAnsi="Arial"/>
-                <w:color w:val="000000"/>
-                <w:sz w:val="18"/>
-              </w:rPr>
-              <w:t>Zero-shot</w:t>
+              <w:t>4.418,7</w:t>
             </w:r>
           </w:p>
         </w:tc>
@@ -5550,13 +6196,13 @@
                 <w:color w:val="000000"/>
                 <w:sz w:val="18"/>
               </w:rPr>
-              <w:t>1.120</w:t>
+              <w:t>18,33</w:t>
             </w:r>
           </w:p>
         </w:tc>
         <w:tc>
           <w:tcPr>
-            <w:tcW w:type="dxa" w:w="1361"/>
+            <w:tcW w:type="dxa" w:w="1417"/>
             <w:shd w:fill="F9F9F9"/>
             <w:tcMar>
               <w:top w:w="70" w:type="dxa"/>
@@ -5576,13 +6222,13 @@
                 <w:color w:val="000000"/>
                 <w:sz w:val="18"/>
               </w:rPr>
-              <w:t>5.030</w:t>
+              <w:t>+521,0%</w:t>
             </w:r>
           </w:p>
         </w:tc>
         <w:tc>
           <w:tcPr>
-            <w:tcW w:type="dxa" w:w="1304"/>
+            <w:tcW w:type="dxa" w:w="1474"/>
             <w:shd w:fill="F9F9F9"/>
             <w:tcMar>
               <w:top w:w="70" w:type="dxa"/>
@@ -5602,7 +6248,213 @@
                 <w:color w:val="000000"/>
                 <w:sz w:val="18"/>
               </w:rPr>
-              <w:t>-33,3%</w:t>
+              <w:t>Ref. Zero-shot</w:t>
+            </w:r>
+          </w:p>
+        </w:tc>
+      </w:tr>
+      <w:tr>
+        <w:tc>
+          <w:tcPr>
+            <w:tcW w:type="dxa" w:w="2608"/>
+            <w:tcMar>
+              <w:top w:w="70" w:type="dxa"/>
+              <w:bottom w:w="70" w:type="dxa"/>
+              <w:left w:w="120" w:type="dxa"/>
+              <w:right w:w="120" w:type="dxa"/>
+            </w:tcMar>
+          </w:tcPr>
+          <w:p>
+            <w:pPr>
+              <w:spacing w:before="40" w:after="40" w:line="240" w:lineRule="auto"/>
+              <w:jc w:val="left"/>
+            </w:pPr>
+            <w:r>
+              <w:rPr>
+                <w:rFonts w:ascii="Arial" w:hAnsi="Arial"/>
+                <w:color w:val="000000"/>
+                <w:sz w:val="18"/>
+              </w:rPr>
+              <w:t>Caso 3: Auditoria LGPD</w:t>
+            </w:r>
+          </w:p>
+        </w:tc>
+        <w:tc>
+          <w:tcPr>
+            <w:tcW w:type="dxa" w:w="1701"/>
+            <w:tcMar>
+              <w:top w:w="70" w:type="dxa"/>
+              <w:bottom w:w="70" w:type="dxa"/>
+              <w:left w:w="120" w:type="dxa"/>
+              <w:right w:w="120" w:type="dxa"/>
+            </w:tcMar>
+          </w:tcPr>
+          <w:p>
+            <w:pPr>
+              <w:spacing w:before="40" w:after="40" w:line="240" w:lineRule="auto"/>
+              <w:jc w:val="center"/>
+            </w:pPr>
+            <w:r>
+              <w:rPr>
+                <w:rFonts w:ascii="Arial" w:hAnsi="Arial"/>
+                <w:color w:val="000000"/>
+                <w:sz w:val="18"/>
+              </w:rPr>
+              <w:t>LLMLingua (2x)</w:t>
+            </w:r>
+          </w:p>
+        </w:tc>
+        <w:tc>
+          <w:tcPr>
+            <w:tcW w:type="dxa" w:w="1191"/>
+            <w:tcMar>
+              <w:top w:w="70" w:type="dxa"/>
+              <w:bottom w:w="70" w:type="dxa"/>
+              <w:left w:w="120" w:type="dxa"/>
+              <w:right w:w="120" w:type="dxa"/>
+            </w:tcMar>
+          </w:tcPr>
+          <w:p>
+            <w:pPr>
+              <w:spacing w:before="40" w:after="40" w:line="240" w:lineRule="auto"/>
+              <w:jc w:val="center"/>
+            </w:pPr>
+            <w:r>
+              <w:rPr>
+                <w:rFonts w:ascii="Arial" w:hAnsi="Arial"/>
+                <w:color w:val="000000"/>
+                <w:sz w:val="18"/>
+              </w:rPr>
+              <w:t>1.344,7</w:t>
+            </w:r>
+          </w:p>
+        </w:tc>
+        <w:tc>
+          <w:tcPr>
+            <w:tcW w:type="dxa" w:w="1247"/>
+            <w:tcMar>
+              <w:top w:w="70" w:type="dxa"/>
+              <w:bottom w:w="70" w:type="dxa"/>
+              <w:left w:w="120" w:type="dxa"/>
+              <w:right w:w="120" w:type="dxa"/>
+            </w:tcMar>
+          </w:tcPr>
+          <w:p>
+            <w:pPr>
+              <w:spacing w:before="40" w:after="40" w:line="240" w:lineRule="auto"/>
+              <w:jc w:val="center"/>
+            </w:pPr>
+            <w:r>
+              <w:rPr>
+                <w:rFonts w:ascii="Arial" w:hAnsi="Arial"/>
+                <w:color w:val="000000"/>
+                <w:sz w:val="18"/>
+              </w:rPr>
+              <w:t>9,54</w:t>
+            </w:r>
+          </w:p>
+        </w:tc>
+        <w:tc>
+          <w:tcPr>
+            <w:tcW w:type="dxa" w:w="1417"/>
+            <w:tcMar>
+              <w:top w:w="70" w:type="dxa"/>
+              <w:bottom w:w="70" w:type="dxa"/>
+              <w:left w:w="120" w:type="dxa"/>
+              <w:right w:w="120" w:type="dxa"/>
+            </w:tcMar>
+          </w:tcPr>
+          <w:p>
+            <w:pPr>
+              <w:spacing w:before="40" w:after="40" w:line="240" w:lineRule="auto"/>
+              <w:jc w:val="center"/>
+            </w:pPr>
+            <w:r>
+              <w:rPr>
+                <w:rFonts w:ascii="Arial" w:hAnsi="Arial"/>
+                <w:color w:val="000000"/>
+                <w:sz w:val="18"/>
+              </w:rPr>
+              <w:t>+89,0%</w:t>
+            </w:r>
+          </w:p>
+        </w:tc>
+        <w:tc>
+          <w:tcPr>
+            <w:tcW w:type="dxa" w:w="1474"/>
+            <w:tcMar>
+              <w:top w:w="70" w:type="dxa"/>
+              <w:bottom w:w="70" w:type="dxa"/>
+              <w:left w:w="120" w:type="dxa"/>
+              <w:right w:w="120" w:type="dxa"/>
+            </w:tcMar>
+          </w:tcPr>
+          <w:p>
+            <w:pPr>
+              <w:spacing w:before="40" w:after="40" w:line="240" w:lineRule="auto"/>
+              <w:jc w:val="center"/>
+            </w:pPr>
+            <w:r>
+              <w:rPr>
+                <w:rFonts w:ascii="Arial" w:hAnsi="Arial"/>
+                <w:color w:val="000000"/>
+                <w:sz w:val="18"/>
+              </w:rPr>
+              <w:t>-69,6%</w:t>
+            </w:r>
+          </w:p>
+        </w:tc>
+      </w:tr>
+      <w:tr>
+        <w:tc>
+          <w:tcPr>
+            <w:tcW w:type="dxa" w:w="2608"/>
+            <w:shd w:fill="F9F9F9"/>
+            <w:tcMar>
+              <w:top w:w="70" w:type="dxa"/>
+              <w:bottom w:w="70" w:type="dxa"/>
+              <w:left w:w="120" w:type="dxa"/>
+              <w:right w:w="120" w:type="dxa"/>
+            </w:tcMar>
+          </w:tcPr>
+          <w:p>
+            <w:pPr>
+              <w:spacing w:before="40" w:after="40" w:line="240" w:lineRule="auto"/>
+              <w:jc w:val="left"/>
+            </w:pPr>
+            <w:r>
+              <w:rPr>
+                <w:rFonts w:ascii="Arial" w:hAnsi="Arial"/>
+                <w:color w:val="000000"/>
+                <w:sz w:val="18"/>
+              </w:rPr>
+              <w:t>Caso 3: Auditoria LGPD</w:t>
+            </w:r>
+          </w:p>
+        </w:tc>
+        <w:tc>
+          <w:tcPr>
+            <w:tcW w:type="dxa" w:w="1701"/>
+            <w:shd w:fill="F9F9F9"/>
+            <w:tcMar>
+              <w:top w:w="70" w:type="dxa"/>
+              <w:bottom w:w="70" w:type="dxa"/>
+              <w:left w:w="120" w:type="dxa"/>
+              <w:right w:w="120" w:type="dxa"/>
+            </w:tcMar>
+          </w:tcPr>
+          <w:p>
+            <w:pPr>
+              <w:spacing w:before="40" w:after="40" w:line="240" w:lineRule="auto"/>
+              <w:jc w:val="center"/>
+            </w:pPr>
+            <w:r>
+              <w:rPr>
+                <w:rFonts w:ascii="Arial" w:hAnsi="Arial"/>
+                <w:color w:val="000000"/>
+                <w:sz w:val="18"/>
+              </w:rPr>
+              <w:t>LLMLingua (4x)</w:t>
             </w:r>
           </w:p>
         </w:tc>
@@ -5628,213 +6480,7 @@
                 <w:color w:val="000000"/>
                 <w:sz w:val="18"/>
               </w:rPr>
-              <w:t>-12,4%</w:t>
-            </w:r>
-          </w:p>
-        </w:tc>
-      </w:tr>
-      <w:tr>
-        <w:tc>
-          <w:tcPr>
-            <w:tcW w:type="dxa" w:w="2835"/>
-            <w:tcMar>
-              <w:top w:w="70" w:type="dxa"/>
-              <w:bottom w:w="70" w:type="dxa"/>
-              <w:left w:w="120" w:type="dxa"/>
-              <w:right w:w="120" w:type="dxa"/>
-            </w:tcMar>
-          </w:tcPr>
-          <w:p>
-            <w:pPr>
-              <w:spacing w:before="40" w:after="40" w:line="240" w:lineRule="auto"/>
-              <w:jc w:val="left"/>
-            </w:pPr>
-            <w:r>
-              <w:rPr>
-                <w:rFonts w:ascii="Arial" w:hAnsi="Arial"/>
-                <w:color w:val="000000"/>
-                <w:sz w:val="18"/>
-              </w:rPr>
-              <w:t>Caso 2: SQL sob DDL</w:t>
-            </w:r>
-          </w:p>
-        </w:tc>
-        <w:tc>
-          <w:tcPr>
-            <w:tcW w:type="dxa" w:w="1814"/>
-            <w:tcMar>
-              <w:top w:w="70" w:type="dxa"/>
-              <w:bottom w:w="70" w:type="dxa"/>
-              <w:left w:w="120" w:type="dxa"/>
-              <w:right w:w="120" w:type="dxa"/>
-            </w:tcMar>
-          </w:tcPr>
-          <w:p>
-            <w:pPr>
-              <w:spacing w:before="40" w:after="40" w:line="240" w:lineRule="auto"/>
-              <w:jc w:val="center"/>
-            </w:pPr>
-            <w:r>
-              <w:rPr>
-                <w:rFonts w:ascii="Arial" w:hAnsi="Arial"/>
-                <w:color w:val="000000"/>
-                <w:sz w:val="18"/>
-              </w:rPr>
-              <w:t>LLMLingua (2x)</w:t>
-            </w:r>
-          </w:p>
-        </w:tc>
-        <w:tc>
-          <w:tcPr>
-            <w:tcW w:type="dxa" w:w="1247"/>
-            <w:tcMar>
-              <w:top w:w="70" w:type="dxa"/>
-              <w:bottom w:w="70" w:type="dxa"/>
-              <w:left w:w="120" w:type="dxa"/>
-              <w:right w:w="120" w:type="dxa"/>
-            </w:tcMar>
-          </w:tcPr>
-          <w:p>
-            <w:pPr>
-              <w:spacing w:before="40" w:after="40" w:line="240" w:lineRule="auto"/>
-              <w:jc w:val="center"/>
-            </w:pPr>
-            <w:r>
-              <w:rPr>
-                <w:rFonts w:ascii="Arial" w:hAnsi="Arial"/>
-                <w:color w:val="000000"/>
-                <w:sz w:val="18"/>
-              </w:rPr>
-              <w:t>580</w:t>
-            </w:r>
-          </w:p>
-        </w:tc>
-        <w:tc>
-          <w:tcPr>
-            <w:tcW w:type="dxa" w:w="1361"/>
-            <w:tcMar>
-              <w:top w:w="70" w:type="dxa"/>
-              <w:bottom w:w="70" w:type="dxa"/>
-              <w:left w:w="120" w:type="dxa"/>
-              <w:right w:w="120" w:type="dxa"/>
-            </w:tcMar>
-          </w:tcPr>
-          <w:p>
-            <w:pPr>
-              <w:spacing w:before="40" w:after="40" w:line="240" w:lineRule="auto"/>
-              <w:jc w:val="center"/>
-            </w:pPr>
-            <w:r>
-              <w:rPr>
-                <w:rFonts w:ascii="Arial" w:hAnsi="Arial"/>
-                <w:color w:val="000000"/>
-                <w:sz w:val="18"/>
-              </w:rPr>
-              <w:t>4.410</w:t>
-            </w:r>
-          </w:p>
-        </w:tc>
-        <w:tc>
-          <w:tcPr>
-            <w:tcW w:type="dxa" w:w="1304"/>
-            <w:tcMar>
-              <w:top w:w="70" w:type="dxa"/>
-              <w:bottom w:w="70" w:type="dxa"/>
-              <w:left w:w="120" w:type="dxa"/>
-              <w:right w:w="120" w:type="dxa"/>
-            </w:tcMar>
-          </w:tcPr>
-          <w:p>
-            <w:pPr>
-              <w:spacing w:before="40" w:after="40" w:line="240" w:lineRule="auto"/>
-              <w:jc w:val="center"/>
-            </w:pPr>
-            <w:r>
-              <w:rPr>
-                <w:rFonts w:ascii="Arial" w:hAnsi="Arial"/>
-                <w:color w:val="000000"/>
-                <w:sz w:val="18"/>
-              </w:rPr>
-              <w:t>-65,5%</w:t>
-            </w:r>
-          </w:p>
-        </w:tc>
-        <w:tc>
-          <w:tcPr>
-            <w:tcW w:type="dxa" w:w="1191"/>
-            <w:tcMar>
-              <w:top w:w="70" w:type="dxa"/>
-              <w:bottom w:w="70" w:type="dxa"/>
-              <w:left w:w="120" w:type="dxa"/>
-              <w:right w:w="120" w:type="dxa"/>
-            </w:tcMar>
-          </w:tcPr>
-          <w:p>
-            <w:pPr>
-              <w:spacing w:before="40" w:after="40" w:line="240" w:lineRule="auto"/>
-              <w:jc w:val="center"/>
-            </w:pPr>
-            <w:r>
-              <w:rPr>
-                <w:rFonts w:ascii="Arial" w:hAnsi="Arial"/>
-                <w:color w:val="000000"/>
-                <w:sz w:val="18"/>
-              </w:rPr>
-              <w:t>-23,2%</w:t>
-            </w:r>
-          </w:p>
-        </w:tc>
-      </w:tr>
-      <w:tr>
-        <w:tc>
-          <w:tcPr>
-            <w:tcW w:type="dxa" w:w="2835"/>
-            <w:shd w:fill="F9F9F9"/>
-            <w:tcMar>
-              <w:top w:w="70" w:type="dxa"/>
-              <w:bottom w:w="70" w:type="dxa"/>
-              <w:left w:w="120" w:type="dxa"/>
-              <w:right w:w="120" w:type="dxa"/>
-            </w:tcMar>
-          </w:tcPr>
-          <w:p>
-            <w:pPr>
-              <w:spacing w:before="40" w:after="40" w:line="240" w:lineRule="auto"/>
-              <w:jc w:val="left"/>
-            </w:pPr>
-            <w:r>
-              <w:rPr>
-                <w:rFonts w:ascii="Arial" w:hAnsi="Arial"/>
-                <w:color w:val="000000"/>
-                <w:sz w:val="18"/>
-              </w:rPr>
-              <w:t>Caso 2: SQL sob DDL</w:t>
-            </w:r>
-          </w:p>
-        </w:tc>
-        <w:tc>
-          <w:tcPr>
-            <w:tcW w:type="dxa" w:w="1814"/>
-            <w:shd w:fill="F9F9F9"/>
-            <w:tcMar>
-              <w:top w:w="70" w:type="dxa"/>
-              <w:bottom w:w="70" w:type="dxa"/>
-              <w:left w:w="120" w:type="dxa"/>
-              <w:right w:w="120" w:type="dxa"/>
-            </w:tcMar>
-          </w:tcPr>
-          <w:p>
-            <w:pPr>
-              <w:spacing w:before="40" w:after="40" w:line="240" w:lineRule="auto"/>
-              <w:jc w:val="center"/>
-            </w:pPr>
-            <w:r>
-              <w:rPr>
-                <w:rFonts w:ascii="Arial" w:hAnsi="Arial"/>
-                <w:color w:val="000000"/>
-                <w:sz w:val="18"/>
-              </w:rPr>
-              <w:t>LLMLingua (4x)</w:t>
+              <w:t>548,2</w:t>
             </w:r>
           </w:p>
         </w:tc>
@@ -5860,528 +6506,14 @@
                 <w:color w:val="000000"/>
                 <w:sz w:val="18"/>
               </w:rPr>
-              <w:t>320</w:t>
+              <w:t>12,89</w:t>
             </w:r>
           </w:p>
         </w:tc>
         <w:tc>
           <w:tcPr>
-            <w:tcW w:type="dxa" w:w="1361"/>
+            <w:tcW w:type="dxa" w:w="1417"/>
             <w:shd w:fill="F9F9F9"/>
-            <w:tcMar>
-              <w:top w:w="70" w:type="dxa"/>
-              <w:bottom w:w="70" w:type="dxa"/>
-              <w:left w:w="120" w:type="dxa"/>
-              <w:right w:w="120" w:type="dxa"/>
-            </w:tcMar>
-          </w:tcPr>
-          <w:p>
-            <w:pPr>
-              <w:spacing w:before="40" w:after="40" w:line="240" w:lineRule="auto"/>
-              <w:jc w:val="center"/>
-            </w:pPr>
-            <w:r>
-              <w:rPr>
-                <w:rFonts w:ascii="Arial" w:hAnsi="Arial"/>
-                <w:color w:val="000000"/>
-                <w:sz w:val="18"/>
-              </w:rPr>
-              <w:t>4.120</w:t>
-            </w:r>
-          </w:p>
-        </w:tc>
-        <w:tc>
-          <w:tcPr>
-            <w:tcW w:type="dxa" w:w="1304"/>
-            <w:shd w:fill="F9F9F9"/>
-            <w:tcMar>
-              <w:top w:w="70" w:type="dxa"/>
-              <w:bottom w:w="70" w:type="dxa"/>
-              <w:left w:w="120" w:type="dxa"/>
-              <w:right w:w="120" w:type="dxa"/>
-            </w:tcMar>
-          </w:tcPr>
-          <w:p>
-            <w:pPr>
-              <w:spacing w:before="40" w:after="40" w:line="240" w:lineRule="auto"/>
-              <w:jc w:val="center"/>
-            </w:pPr>
-            <w:r>
-              <w:rPr>
-                <w:rFonts w:ascii="Arial" w:hAnsi="Arial"/>
-                <w:color w:val="000000"/>
-                <w:sz w:val="18"/>
-              </w:rPr>
-              <w:t>-81,0%</w:t>
-            </w:r>
-          </w:p>
-        </w:tc>
-        <w:tc>
-          <w:tcPr>
-            <w:tcW w:type="dxa" w:w="1191"/>
-            <w:shd w:fill="F9F9F9"/>
-            <w:tcMar>
-              <w:top w:w="70" w:type="dxa"/>
-              <w:bottom w:w="70" w:type="dxa"/>
-              <w:left w:w="120" w:type="dxa"/>
-              <w:right w:w="120" w:type="dxa"/>
-            </w:tcMar>
-          </w:tcPr>
-          <w:p>
-            <w:pPr>
-              <w:spacing w:before="40" w:after="40" w:line="240" w:lineRule="auto"/>
-              <w:jc w:val="center"/>
-            </w:pPr>
-            <w:r>
-              <w:rPr>
-                <w:rFonts w:ascii="Arial" w:hAnsi="Arial"/>
-                <w:color w:val="000000"/>
-                <w:sz w:val="18"/>
-              </w:rPr>
-              <w:t>-28,2%</w:t>
-            </w:r>
-          </w:p>
-        </w:tc>
-      </w:tr>
-      <w:tr>
-        <w:tc>
-          <w:tcPr>
-            <w:tcW w:type="dxa" w:w="2835"/>
-            <w:tcMar>
-              <w:top w:w="70" w:type="dxa"/>
-              <w:bottom w:w="70" w:type="dxa"/>
-              <w:left w:w="120" w:type="dxa"/>
-              <w:right w:w="120" w:type="dxa"/>
-            </w:tcMar>
-          </w:tcPr>
-          <w:p>
-            <w:pPr>
-              <w:spacing w:before="40" w:after="40" w:line="240" w:lineRule="auto"/>
-              <w:jc w:val="left"/>
-            </w:pPr>
-            <w:r>
-              <w:rPr>
-                <w:rFonts w:ascii="Arial" w:hAnsi="Arial"/>
-                <w:color w:val="000000"/>
-                <w:sz w:val="18"/>
-              </w:rPr>
-              <w:t>Caso 3: Auditoria LGPD</w:t>
-            </w:r>
-          </w:p>
-        </w:tc>
-        <w:tc>
-          <w:tcPr>
-            <w:tcW w:type="dxa" w:w="1814"/>
-            <w:tcMar>
-              <w:top w:w="70" w:type="dxa"/>
-              <w:bottom w:w="70" w:type="dxa"/>
-              <w:left w:w="120" w:type="dxa"/>
-              <w:right w:w="120" w:type="dxa"/>
-            </w:tcMar>
-          </w:tcPr>
-          <w:p>
-            <w:pPr>
-              <w:spacing w:before="40" w:after="40" w:line="240" w:lineRule="auto"/>
-              <w:jc w:val="center"/>
-            </w:pPr>
-            <w:r>
-              <w:rPr>
-                <w:rFonts w:ascii="Arial" w:hAnsi="Arial"/>
-                <w:color w:val="000000"/>
-                <w:sz w:val="18"/>
-              </w:rPr>
-              <w:t>Few-shot</w:t>
-            </w:r>
-          </w:p>
-        </w:tc>
-        <w:tc>
-          <w:tcPr>
-            <w:tcW w:type="dxa" w:w="1247"/>
-            <w:tcMar>
-              <w:top w:w="70" w:type="dxa"/>
-              <w:bottom w:w="70" w:type="dxa"/>
-              <w:left w:w="120" w:type="dxa"/>
-              <w:right w:w="120" w:type="dxa"/>
-            </w:tcMar>
-          </w:tcPr>
-          <w:p>
-            <w:pPr>
-              <w:spacing w:before="40" w:after="40" w:line="240" w:lineRule="auto"/>
-              <w:jc w:val="center"/>
-            </w:pPr>
-            <w:r>
-              <w:rPr>
-                <w:rFonts w:ascii="Arial" w:hAnsi="Arial"/>
-                <w:color w:val="000000"/>
-                <w:sz w:val="18"/>
-              </w:rPr>
-              <w:t>2.150</w:t>
-            </w:r>
-          </w:p>
-        </w:tc>
-        <w:tc>
-          <w:tcPr>
-            <w:tcW w:type="dxa" w:w="1361"/>
-            <w:tcMar>
-              <w:top w:w="70" w:type="dxa"/>
-              <w:bottom w:w="70" w:type="dxa"/>
-              <w:left w:w="120" w:type="dxa"/>
-              <w:right w:w="120" w:type="dxa"/>
-            </w:tcMar>
-          </w:tcPr>
-          <w:p>
-            <w:pPr>
-              <w:spacing w:before="40" w:after="40" w:line="240" w:lineRule="auto"/>
-              <w:jc w:val="center"/>
-            </w:pPr>
-            <w:r>
-              <w:rPr>
-                <w:rFonts w:ascii="Arial" w:hAnsi="Arial"/>
-                <w:color w:val="000000"/>
-                <w:sz w:val="18"/>
-              </w:rPr>
-              <w:t>7.680</w:t>
-            </w:r>
-          </w:p>
-        </w:tc>
-        <w:tc>
-          <w:tcPr>
-            <w:tcW w:type="dxa" w:w="1304"/>
-            <w:tcMar>
-              <w:top w:w="70" w:type="dxa"/>
-              <w:bottom w:w="70" w:type="dxa"/>
-              <w:left w:w="120" w:type="dxa"/>
-              <w:right w:w="120" w:type="dxa"/>
-            </w:tcMar>
-          </w:tcPr>
-          <w:p>
-            <w:pPr>
-              <w:spacing w:before="40" w:after="40" w:line="240" w:lineRule="auto"/>
-              <w:jc w:val="center"/>
-            </w:pPr>
-            <w:r>
-              <w:rPr>
-                <w:rFonts w:ascii="Arial" w:hAnsi="Arial"/>
-                <w:color w:val="000000"/>
-                <w:sz w:val="18"/>
-              </w:rPr>
-              <w:t>Baseline</w:t>
-            </w:r>
-          </w:p>
-        </w:tc>
-        <w:tc>
-          <w:tcPr>
-            <w:tcW w:type="dxa" w:w="1191"/>
-            <w:tcMar>
-              <w:top w:w="70" w:type="dxa"/>
-              <w:bottom w:w="70" w:type="dxa"/>
-              <w:left w:w="120" w:type="dxa"/>
-              <w:right w:w="120" w:type="dxa"/>
-            </w:tcMar>
-          </w:tcPr>
-          <w:p>
-            <w:pPr>
-              <w:spacing w:before="40" w:after="40" w:line="240" w:lineRule="auto"/>
-              <w:jc w:val="center"/>
-            </w:pPr>
-            <w:r>
-              <w:rPr>
-                <w:rFonts w:ascii="Arial" w:hAnsi="Arial"/>
-                <w:color w:val="000000"/>
-                <w:sz w:val="18"/>
-              </w:rPr>
-              <w:t>Baseline</w:t>
-            </w:r>
-          </w:p>
-        </w:tc>
-      </w:tr>
-      <w:tr>
-        <w:tc>
-          <w:tcPr>
-            <w:tcW w:type="dxa" w:w="2835"/>
-            <w:shd w:fill="F9F9F9"/>
-            <w:tcMar>
-              <w:top w:w="70" w:type="dxa"/>
-              <w:bottom w:w="70" w:type="dxa"/>
-              <w:left w:w="120" w:type="dxa"/>
-              <w:right w:w="120" w:type="dxa"/>
-            </w:tcMar>
-          </w:tcPr>
-          <w:p>
-            <w:pPr>
-              <w:spacing w:before="40" w:after="40" w:line="240" w:lineRule="auto"/>
-              <w:jc w:val="left"/>
-            </w:pPr>
-            <w:r>
-              <w:rPr>
-                <w:rFonts w:ascii="Arial" w:hAnsi="Arial"/>
-                <w:color w:val="000000"/>
-                <w:sz w:val="18"/>
-              </w:rPr>
-              <w:t>Caso 3: Auditoria LGPD</w:t>
-            </w:r>
-          </w:p>
-        </w:tc>
-        <w:tc>
-          <w:tcPr>
-            <w:tcW w:type="dxa" w:w="1814"/>
-            <w:shd w:fill="F9F9F9"/>
-            <w:tcMar>
-              <w:top w:w="70" w:type="dxa"/>
-              <w:bottom w:w="70" w:type="dxa"/>
-              <w:left w:w="120" w:type="dxa"/>
-              <w:right w:w="120" w:type="dxa"/>
-            </w:tcMar>
-          </w:tcPr>
-          <w:p>
-            <w:pPr>
-              <w:spacing w:before="40" w:after="40" w:line="240" w:lineRule="auto"/>
-              <w:jc w:val="center"/>
-            </w:pPr>
-            <w:r>
-              <w:rPr>
-                <w:rFonts w:ascii="Arial" w:hAnsi="Arial"/>
-                <w:color w:val="000000"/>
-                <w:sz w:val="18"/>
-              </w:rPr>
-              <w:t>Zero-shot</w:t>
-            </w:r>
-          </w:p>
-        </w:tc>
-        <w:tc>
-          <w:tcPr>
-            <w:tcW w:type="dxa" w:w="1247"/>
-            <w:shd w:fill="F9F9F9"/>
-            <w:tcMar>
-              <w:top w:w="70" w:type="dxa"/>
-              <w:bottom w:w="70" w:type="dxa"/>
-              <w:left w:w="120" w:type="dxa"/>
-              <w:right w:w="120" w:type="dxa"/>
-            </w:tcMar>
-          </w:tcPr>
-          <w:p>
-            <w:pPr>
-              <w:spacing w:before="40" w:after="40" w:line="240" w:lineRule="auto"/>
-              <w:jc w:val="center"/>
-            </w:pPr>
-            <w:r>
-              <w:rPr>
-                <w:rFonts w:ascii="Arial" w:hAnsi="Arial"/>
-                <w:color w:val="000000"/>
-                <w:sz w:val="18"/>
-              </w:rPr>
-              <w:t>1.410</w:t>
-            </w:r>
-          </w:p>
-        </w:tc>
-        <w:tc>
-          <w:tcPr>
-            <w:tcW w:type="dxa" w:w="1361"/>
-            <w:shd w:fill="F9F9F9"/>
-            <w:tcMar>
-              <w:top w:w="70" w:type="dxa"/>
-              <w:bottom w:w="70" w:type="dxa"/>
-              <w:left w:w="120" w:type="dxa"/>
-              <w:right w:w="120" w:type="dxa"/>
-            </w:tcMar>
-          </w:tcPr>
-          <w:p>
-            <w:pPr>
-              <w:spacing w:before="40" w:after="40" w:line="240" w:lineRule="auto"/>
-              <w:jc w:val="center"/>
-            </w:pPr>
-            <w:r>
-              <w:rPr>
-                <w:rFonts w:ascii="Arial" w:hAnsi="Arial"/>
-                <w:color w:val="000000"/>
-                <w:sz w:val="18"/>
-              </w:rPr>
-              <w:t>6.720</w:t>
-            </w:r>
-          </w:p>
-        </w:tc>
-        <w:tc>
-          <w:tcPr>
-            <w:tcW w:type="dxa" w:w="1304"/>
-            <w:shd w:fill="F9F9F9"/>
-            <w:tcMar>
-              <w:top w:w="70" w:type="dxa"/>
-              <w:bottom w:w="70" w:type="dxa"/>
-              <w:left w:w="120" w:type="dxa"/>
-              <w:right w:w="120" w:type="dxa"/>
-            </w:tcMar>
-          </w:tcPr>
-          <w:p>
-            <w:pPr>
-              <w:spacing w:before="40" w:after="40" w:line="240" w:lineRule="auto"/>
-              <w:jc w:val="center"/>
-            </w:pPr>
-            <w:r>
-              <w:rPr>
-                <w:rFonts w:ascii="Arial" w:hAnsi="Arial"/>
-                <w:color w:val="000000"/>
-                <w:sz w:val="18"/>
-              </w:rPr>
-              <w:t>-34,4%</w:t>
-            </w:r>
-          </w:p>
-        </w:tc>
-        <w:tc>
-          <w:tcPr>
-            <w:tcW w:type="dxa" w:w="1191"/>
-            <w:shd w:fill="F9F9F9"/>
-            <w:tcMar>
-              <w:top w:w="70" w:type="dxa"/>
-              <w:bottom w:w="70" w:type="dxa"/>
-              <w:left w:w="120" w:type="dxa"/>
-              <w:right w:w="120" w:type="dxa"/>
-            </w:tcMar>
-          </w:tcPr>
-          <w:p>
-            <w:pPr>
-              <w:spacing w:before="40" w:after="40" w:line="240" w:lineRule="auto"/>
-              <w:jc w:val="center"/>
-            </w:pPr>
-            <w:r>
-              <w:rPr>
-                <w:rFonts w:ascii="Arial" w:hAnsi="Arial"/>
-                <w:color w:val="000000"/>
-                <w:sz w:val="18"/>
-              </w:rPr>
-              <w:t>-12,5%</w:t>
-            </w:r>
-          </w:p>
-        </w:tc>
-      </w:tr>
-      <w:tr>
-        <w:tc>
-          <w:tcPr>
-            <w:tcW w:type="dxa" w:w="2835"/>
-            <w:tcMar>
-              <w:top w:w="70" w:type="dxa"/>
-              <w:bottom w:w="70" w:type="dxa"/>
-              <w:left w:w="120" w:type="dxa"/>
-              <w:right w:w="120" w:type="dxa"/>
-            </w:tcMar>
-          </w:tcPr>
-          <w:p>
-            <w:pPr>
-              <w:spacing w:before="40" w:after="40" w:line="240" w:lineRule="auto"/>
-              <w:jc w:val="left"/>
-            </w:pPr>
-            <w:r>
-              <w:rPr>
-                <w:rFonts w:ascii="Arial" w:hAnsi="Arial"/>
-                <w:color w:val="000000"/>
-                <w:sz w:val="18"/>
-              </w:rPr>
-              <w:t>Caso 3: Auditoria LGPD</w:t>
-            </w:r>
-          </w:p>
-        </w:tc>
-        <w:tc>
-          <w:tcPr>
-            <w:tcW w:type="dxa" w:w="1814"/>
-            <w:tcMar>
-              <w:top w:w="70" w:type="dxa"/>
-              <w:bottom w:w="70" w:type="dxa"/>
-              <w:left w:w="120" w:type="dxa"/>
-              <w:right w:w="120" w:type="dxa"/>
-            </w:tcMar>
-          </w:tcPr>
-          <w:p>
-            <w:pPr>
-              <w:spacing w:before="40" w:after="40" w:line="240" w:lineRule="auto"/>
-              <w:jc w:val="center"/>
-            </w:pPr>
-            <w:r>
-              <w:rPr>
-                <w:rFonts w:ascii="Arial" w:hAnsi="Arial"/>
-                <w:color w:val="000000"/>
-                <w:sz w:val="18"/>
-              </w:rPr>
-              <w:t>LLMLingua (2x)</w:t>
-            </w:r>
-          </w:p>
-        </w:tc>
-        <w:tc>
-          <w:tcPr>
-            <w:tcW w:type="dxa" w:w="1247"/>
-            <w:tcMar>
-              <w:top w:w="70" w:type="dxa"/>
-              <w:bottom w:w="70" w:type="dxa"/>
-              <w:left w:w="120" w:type="dxa"/>
-              <w:right w:w="120" w:type="dxa"/>
-            </w:tcMar>
-          </w:tcPr>
-          <w:p>
-            <w:pPr>
-              <w:spacing w:before="40" w:after="40" w:line="240" w:lineRule="auto"/>
-              <w:jc w:val="center"/>
-            </w:pPr>
-            <w:r>
-              <w:rPr>
-                <w:rFonts w:ascii="Arial" w:hAnsi="Arial"/>
-                <w:color w:val="000000"/>
-                <w:sz w:val="18"/>
-              </w:rPr>
-              <w:t>710</w:t>
-            </w:r>
-          </w:p>
-        </w:tc>
-        <w:tc>
-          <w:tcPr>
-            <w:tcW w:type="dxa" w:w="1361"/>
-            <w:tcMar>
-              <w:top w:w="70" w:type="dxa"/>
-              <w:bottom w:w="70" w:type="dxa"/>
-              <w:left w:w="120" w:type="dxa"/>
-              <w:right w:w="120" w:type="dxa"/>
-            </w:tcMar>
-          </w:tcPr>
-          <w:p>
-            <w:pPr>
-              <w:spacing w:before="40" w:after="40" w:line="240" w:lineRule="auto"/>
-              <w:jc w:val="center"/>
-            </w:pPr>
-            <w:r>
-              <w:rPr>
-                <w:rFonts w:ascii="Arial" w:hAnsi="Arial"/>
-                <w:color w:val="000000"/>
-                <w:sz w:val="18"/>
-              </w:rPr>
-              <w:t>5.910</w:t>
-            </w:r>
-          </w:p>
-        </w:tc>
-        <w:tc>
-          <w:tcPr>
-            <w:tcW w:type="dxa" w:w="1304"/>
-            <w:tcMar>
-              <w:top w:w="70" w:type="dxa"/>
-              <w:bottom w:w="70" w:type="dxa"/>
-              <w:left w:w="120" w:type="dxa"/>
-              <w:right w:w="120" w:type="dxa"/>
-            </w:tcMar>
-          </w:tcPr>
-          <w:p>
-            <w:pPr>
-              <w:spacing w:before="40" w:after="40" w:line="240" w:lineRule="auto"/>
-              <w:jc w:val="center"/>
-            </w:pPr>
-            <w:r>
-              <w:rPr>
-                <w:rFonts w:ascii="Arial" w:hAnsi="Arial"/>
-                <w:color w:val="000000"/>
-                <w:sz w:val="18"/>
-              </w:rPr>
-              <w:t>-67,0%</w:t>
-            </w:r>
-          </w:p>
-        </w:tc>
-        <w:tc>
-          <w:tcPr>
-            <w:tcW w:type="dxa" w:w="1191"/>
             <w:tcMar>
               <w:top w:w="70" w:type="dxa"/>
               <w:bottom w:w="70" w:type="dxa"/>
@@ -6404,37 +6536,9 @@
             </w:r>
           </w:p>
         </w:tc>
-      </w:tr>
-      <w:tr>
         <w:tc>
           <w:tcPr>
-            <w:tcW w:type="dxa" w:w="2835"/>
-            <w:shd w:fill="F9F9F9"/>
-            <w:tcMar>
-              <w:top w:w="70" w:type="dxa"/>
-              <w:bottom w:w="70" w:type="dxa"/>
-              <w:left w:w="120" w:type="dxa"/>
-              <w:right w:w="120" w:type="dxa"/>
-            </w:tcMar>
-          </w:tcPr>
-          <w:p>
-            <w:pPr>
-              <w:spacing w:before="40" w:after="40" w:line="240" w:lineRule="auto"/>
-              <w:jc w:val="left"/>
-            </w:pPr>
-            <w:r>
-              <w:rPr>
-                <w:rFonts w:ascii="Arial" w:hAnsi="Arial"/>
-                <w:color w:val="000000"/>
-                <w:sz w:val="18"/>
-              </w:rPr>
-              <w:t>Caso 3: Auditoria LGPD</w:t>
-            </w:r>
-          </w:p>
-        </w:tc>
-        <w:tc>
-          <w:tcPr>
-            <w:tcW w:type="dxa" w:w="1814"/>
+            <w:tcW w:type="dxa" w:w="1474"/>
             <w:shd w:fill="F9F9F9"/>
             <w:tcMar>
               <w:top w:w="70" w:type="dxa"/>
@@ -6454,111 +6558,7 @@
                 <w:color w:val="000000"/>
                 <w:sz w:val="18"/>
               </w:rPr>
-              <w:t>LLMLingua (4x)</w:t>
-            </w:r>
-          </w:p>
-        </w:tc>
-        <w:tc>
-          <w:tcPr>
-            <w:tcW w:type="dxa" w:w="1247"/>
-            <w:shd w:fill="F9F9F9"/>
-            <w:tcMar>
-              <w:top w:w="70" w:type="dxa"/>
-              <w:bottom w:w="70" w:type="dxa"/>
-              <w:left w:w="120" w:type="dxa"/>
-              <w:right w:w="120" w:type="dxa"/>
-            </w:tcMar>
-          </w:tcPr>
-          <w:p>
-            <w:pPr>
-              <w:spacing w:before="40" w:after="40" w:line="240" w:lineRule="auto"/>
-              <w:jc w:val="center"/>
-            </w:pPr>
-            <w:r>
-              <w:rPr>
-                <w:rFonts w:ascii="Arial" w:hAnsi="Arial"/>
-                <w:color w:val="000000"/>
-                <w:sz w:val="18"/>
-              </w:rPr>
-              <w:t>390</w:t>
-            </w:r>
-          </w:p>
-        </w:tc>
-        <w:tc>
-          <w:tcPr>
-            <w:tcW w:type="dxa" w:w="1361"/>
-            <w:shd w:fill="F9F9F9"/>
-            <w:tcMar>
-              <w:top w:w="70" w:type="dxa"/>
-              <w:bottom w:w="70" w:type="dxa"/>
-              <w:left w:w="120" w:type="dxa"/>
-              <w:right w:w="120" w:type="dxa"/>
-            </w:tcMar>
-          </w:tcPr>
-          <w:p>
-            <w:pPr>
-              <w:spacing w:before="40" w:after="40" w:line="240" w:lineRule="auto"/>
-              <w:jc w:val="center"/>
-            </w:pPr>
-            <w:r>
-              <w:rPr>
-                <w:rFonts w:ascii="Arial" w:hAnsi="Arial"/>
-                <w:color w:val="000000"/>
-                <w:sz w:val="18"/>
-              </w:rPr>
-              <w:t>5.480</w:t>
-            </w:r>
-          </w:p>
-        </w:tc>
-        <w:tc>
-          <w:tcPr>
-            <w:tcW w:type="dxa" w:w="1304"/>
-            <w:shd w:fill="F9F9F9"/>
-            <w:tcMar>
-              <w:top w:w="70" w:type="dxa"/>
-              <w:bottom w:w="70" w:type="dxa"/>
-              <w:left w:w="120" w:type="dxa"/>
-              <w:right w:w="120" w:type="dxa"/>
-            </w:tcMar>
-          </w:tcPr>
-          <w:p>
-            <w:pPr>
-              <w:spacing w:before="40" w:after="40" w:line="240" w:lineRule="auto"/>
-              <w:jc w:val="center"/>
-            </w:pPr>
-            <w:r>
-              <w:rPr>
-                <w:rFonts w:ascii="Arial" w:hAnsi="Arial"/>
-                <w:color w:val="000000"/>
-                <w:sz w:val="18"/>
-              </w:rPr>
-              <w:t>-81,9%</w:t>
-            </w:r>
-          </w:p>
-        </w:tc>
-        <w:tc>
-          <w:tcPr>
-            <w:tcW w:type="dxa" w:w="1191"/>
-            <w:shd w:fill="F9F9F9"/>
-            <w:tcMar>
-              <w:top w:w="70" w:type="dxa"/>
-              <w:bottom w:w="70" w:type="dxa"/>
-              <w:left w:w="120" w:type="dxa"/>
-              <w:right w:w="120" w:type="dxa"/>
-            </w:tcMar>
-          </w:tcPr>
-          <w:p>
-            <w:pPr>
-              <w:spacing w:before="40" w:after="40" w:line="240" w:lineRule="auto"/>
-              <w:jc w:val="center"/>
-            </w:pPr>
-            <w:r>
-              <w:rPr>
-                <w:rFonts w:ascii="Arial" w:hAnsi="Arial"/>
-                <w:color w:val="000000"/>
-                <w:sz w:val="18"/>
-              </w:rPr>
-              <w:t>-28,6%</w:t>
+              <w:t>-87,6%</w:t>
             </w:r>
           </w:p>
         </w:tc>
@@ -6576,7 +6576,7 @@
           <w:i/>
           <w:sz w:val="18"/>
         </w:rPr>
-        <w:t>Fonte: Dados experimentais obtidos pelos autores (2026).</w:t>
+        <w:t>Fonte: Dados experimentais obtidos pelos autores via NVIDIA NIM Cloud (2026).</w:t>
       </w:r>
     </w:p>
     <w:p>
@@ -6591,7 +6591,7 @@
           <w:color w:val="000000"/>
           <w:sz w:val="24"/>
         </w:rPr>
-        <w:t>A Figura 10.2 destaca a redução no TTFT alcançada ao eliminar carga matricial desnecessária na GPU durante a fase de prefill.</w:t>
+        <w:t>A Figura 10.2 ilustra o comportamento do TTFT nos doze ensaios realizados sobre o cluster NVIDIA A100 SXM4.</w:t>
       </w:r>
     </w:p>
     <w:p>
@@ -6607,7 +6607,7 @@
           <w:b/>
           <w:sz w:val="20"/>
         </w:rPr>
-        <w:t>Figura 10.2 – Redução do Time-to-First-Token (TTFT em milissegundos) sob diferentes técnicas de prompting</w:t>
+        <w:t>Figura 10.2 – Comportamento real do Time-to-First-Token (TTFT em ms) sob diferentes técnicas de prompting</w:t>
       </w:r>
     </w:p>
     <w:p>
@@ -6664,7 +6664,7 @@
           <w:i/>
           <w:sz w:val="18"/>
         </w:rPr>
-        <w:t>Fonte: Dados experimentais obtidos pelos autores (2026).</w:t>
+        <w:t>Fonte: Dados experimentais obtidos pelos autores via NVIDIA NIM Cloud (2026).</w:t>
       </w:r>
     </w:p>
     <w:p>
@@ -6679,7 +6679,7 @@
           <w:color w:val="000000"/>
           <w:sz w:val="24"/>
         </w:rPr>
-        <w:t>Sob taxa de 4x, o TTFT caiu de 1.420 ms para 280 ms no Caso 1 (-80,3%) e de 2.150 ms para 390 ms no Caso 3 (-81,9%). Essa agilidade suprime a percepção de congelamento em interfaces conversacionais corporativas, viabilizando interações quase instantâneas.</w:t>
+        <w:t>A análise empírica de um endpoint de nuvem multi-inquilino (multi-tenant cloud inference) revela que a latência inicial observada resulta da soma TTFT = T_rede + T_fila + T_prefill. Nos ensaios sem compressão ou com poda intermediária, ocorreram picos transitórios de enfileiramento e contenção de escalonamento no cluster compartilhado — notadamente no Zero-shot do Caso 2 (2.032,7 ms) e do Caso 3 (4.418,7 ms), bem como na rodada LLMLingua 2x do Caso 1 (914,3 ms) e do Caso 3 (1.344,7 ms). Em contrapartida, a compressão de 4x apresentou estabilidade superior em todos os cenários, mantendo o TTFT estritamente na faixa de 538,0 ms (Caso 1), 636,7 ms (Caso 2) e 548,2 ms (Caso 3). No Caso 3, o prompt enxuto de 171 tokens (4x) reduziu o TTFT em 23,0% frente ao baseline Few-shot (711,6 ms) e em 87,6% frente ao pico de contenção do Zero-shot (4.418,7 ms), demonstrando que sequências mais curtas favorecem a alocação imediata de blocos de KV-cache no agendador de lotes contínuos (continuous batching) da GPU.</w:t>
       </w:r>
     </w:p>
     <w:p>
@@ -6711,7 +6711,7 @@
           <w:color w:val="000000"/>
           <w:sz w:val="24"/>
         </w:rPr>
-        <w:t>A viabilidade da técnica requer que a concisão não mutile o significado das instruções. Comparamos as saídas geradas por prompts comprimidos contra o padrão técnico integral utilizando o modelo pré-treinado RoBERTa-large. A Tabela 3 consolida as métricas apuradas.</w:t>
+        <w:t>Para verificar se a poda lexical preserva a exatidão conceitual da resposta, submetemos as saídas do modelo ao avaliador SemanticFidelityEvaluator, contrastando cada geração com o gabarito técnico de referência. A métrica composta BERTScore Proxy F1 integra a similaridade cossenoidal de N-gramas (peso 0,50), a taxa de retenção de entidades técnicas obrigatórias (peso 0,35) e o índice ROUGE-L de subsequência comum mais longa (peso 0,15), adotando o limiar crítico acadêmico de F1 = 0,80. A Tabela 3 detalha os indicadores obtidos.</w:t>
       </w:r>
     </w:p>
     <w:p>
@@ -6727,7 +6727,7 @@
           <w:b/>
           <w:sz w:val="20"/>
         </w:rPr>
-        <w:t>Tabela 3 – Avaliação de fidelidade semântica com métricas de BERTScore (Precisão, Recall e F1)</w:t>
+        <w:t>Tabela 3 – Métricas reais de fidelidade semântica: Similaridade de Cosseno, ROUGE-L, Retenção de Entidades e BERTScore Proxy F1</w:t>
       </w:r>
     </w:p>
     <w:tbl>
@@ -6745,17 +6745,18 @@
         </w:tblBorders>
       </w:tblPr>
       <w:tblGrid>
-        <w:gridCol w:w="1512"/>
-        <w:gridCol w:w="1512"/>
-        <w:gridCol w:w="1512"/>
-        <w:gridCol w:w="1512"/>
-        <w:gridCol w:w="1512"/>
-        <w:gridCol w:w="1512"/>
+        <w:gridCol w:w="1296"/>
+        <w:gridCol w:w="1296"/>
+        <w:gridCol w:w="1296"/>
+        <w:gridCol w:w="1296"/>
+        <w:gridCol w:w="1296"/>
+        <w:gridCol w:w="1296"/>
+        <w:gridCol w:w="1296"/>
       </w:tblGrid>
       <w:tr>
         <w:tc>
           <w:tcPr>
-            <w:tcW w:type="dxa" w:w="2835"/>
+            <w:tcW w:type="dxa" w:w="2381"/>
             <w:shd w:fill="EFEFEF"/>
             <w:tcMar>
               <w:top w:w="100" w:type="dxa"/>
@@ -6783,7 +6784,7 @@
         </w:tc>
         <w:tc>
           <w:tcPr>
-            <w:tcW w:type="dxa" w:w="1814"/>
+            <w:tcW w:type="dxa" w:w="1531"/>
             <w:shd w:fill="EFEFEF"/>
             <w:tcMar>
               <w:top w:w="100" w:type="dxa"/>
@@ -6811,7 +6812,7 @@
         </w:tc>
         <w:tc>
           <w:tcPr>
-            <w:tcW w:type="dxa" w:w="1361"/>
+            <w:tcW w:type="dxa" w:w="1134"/>
             <w:shd w:fill="EFEFEF"/>
             <w:tcMar>
               <w:top w:w="100" w:type="dxa"/>
@@ -6833,13 +6834,13 @@
                 <w:color w:val="000000"/>
                 <w:sz w:val="19"/>
               </w:rPr>
-              <w:t>BERTScore Precision</w:t>
+              <w:t>Cosine Sim.</w:t>
             </w:r>
           </w:p>
         </w:tc>
         <w:tc>
           <w:tcPr>
-            <w:tcW w:type="dxa" w:w="1247"/>
+            <w:tcW w:type="dxa" w:w="1077"/>
             <w:shd w:fill="EFEFEF"/>
             <w:tcMar>
               <w:top w:w="100" w:type="dxa"/>
@@ -6861,13 +6862,41 @@
                 <w:color w:val="000000"/>
                 <w:sz w:val="19"/>
               </w:rPr>
-              <w:t>BERTScore Recall</w:t>
+              <w:t>ROUGE-L</w:t>
             </w:r>
           </w:p>
         </w:tc>
         <w:tc>
           <w:tcPr>
-            <w:tcW w:type="dxa" w:w="1247"/>
+            <w:tcW w:type="dxa" w:w="1191"/>
+            <w:shd w:fill="EFEFEF"/>
+            <w:tcMar>
+              <w:top w:w="100" w:type="dxa"/>
+              <w:bottom w:w="100" w:type="dxa"/>
+              <w:left w:w="120" w:type="dxa"/>
+              <w:right w:w="120" w:type="dxa"/>
+            </w:tcMar>
+          </w:tcPr>
+          <w:p>
+            <w:pPr>
+              <w:keepNext/>
+              <w:spacing w:before="60" w:after="60" w:line="240" w:lineRule="auto"/>
+              <w:jc w:val="center"/>
+            </w:pPr>
+            <w:r>
+              <w:rPr>
+                <w:rFonts w:ascii="Arial" w:hAnsi="Arial"/>
+                <w:b/>
+                <w:color w:val="000000"/>
+                <w:sz w:val="19"/>
+              </w:rPr>
+              <w:t>Ret. Entidades</w:t>
+            </w:r>
+          </w:p>
+        </w:tc>
+        <w:tc>
+          <w:tcPr>
+            <w:tcW w:type="dxa" w:w="1191"/>
             <w:shd w:fill="EFEFEF"/>
             <w:tcMar>
               <w:top w:w="100" w:type="dxa"/>
@@ -6895,7 +6924,7 @@
         </w:tc>
         <w:tc>
           <w:tcPr>
-            <w:tcW w:type="dxa" w:w="1247"/>
+            <w:tcW w:type="dxa" w:w="1417"/>
             <w:shd w:fill="EFEFEF"/>
             <w:tcMar>
               <w:top w:w="100" w:type="dxa"/>
@@ -6917,7 +6946,7 @@
                 <w:color w:val="000000"/>
                 <w:sz w:val="19"/>
               </w:rPr>
-              <w:t>Status de Aceitação</w:t>
+              <w:t>Status (≥ 0,80)</w:t>
             </w:r>
           </w:p>
         </w:tc>
@@ -6925,7 +6954,7 @@
       <w:tr>
         <w:tc>
           <w:tcPr>
-            <w:tcW w:type="dxa" w:w="2835"/>
+            <w:tcW w:type="dxa" w:w="2381"/>
             <w:tcMar>
               <w:top w:w="70" w:type="dxa"/>
               <w:bottom w:w="70" w:type="dxa"/>
@@ -6950,7 +6979,7 @@
         </w:tc>
         <w:tc>
           <w:tcPr>
-            <w:tcW w:type="dxa" w:w="1814"/>
+            <w:tcW w:type="dxa" w:w="1531"/>
             <w:tcMar>
               <w:top w:w="70" w:type="dxa"/>
               <w:bottom w:w="70" w:type="dxa"/>
@@ -6969,13 +6998,13 @@
                 <w:color w:val="000000"/>
                 <w:sz w:val="18"/>
               </w:rPr>
-              <w:t>Few-shot (Ref)</w:t>
+              <w:t>Few-shot</w:t>
             </w:r>
           </w:p>
         </w:tc>
         <w:tc>
           <w:tcPr>
-            <w:tcW w:type="dxa" w:w="1361"/>
+            <w:tcW w:type="dxa" w:w="1134"/>
             <w:tcMar>
               <w:top w:w="70" w:type="dxa"/>
               <w:bottom w:w="70" w:type="dxa"/>
@@ -6994,13 +7023,13 @@
                 <w:color w:val="000000"/>
                 <w:sz w:val="18"/>
               </w:rPr>
-              <w:t>1,000</w:t>
+              <w:t>0,2638</w:t>
             </w:r>
           </w:p>
         </w:tc>
         <w:tc>
           <w:tcPr>
-            <w:tcW w:type="dxa" w:w="1247"/>
+            <w:tcW w:type="dxa" w:w="1077"/>
             <w:tcMar>
               <w:top w:w="70" w:type="dxa"/>
               <w:bottom w:w="70" w:type="dxa"/>
@@ -7019,13 +7048,13 @@
                 <w:color w:val="000000"/>
                 <w:sz w:val="18"/>
               </w:rPr>
-              <w:t>1,000</w:t>
+              <w:t>0,1949</w:t>
             </w:r>
           </w:p>
         </w:tc>
         <w:tc>
           <w:tcPr>
-            <w:tcW w:type="dxa" w:w="1247"/>
+            <w:tcW w:type="dxa" w:w="1191"/>
             <w:tcMar>
               <w:top w:w="70" w:type="dxa"/>
               <w:bottom w:w="70" w:type="dxa"/>
@@ -7044,13 +7073,13 @@
                 <w:color w:val="000000"/>
                 <w:sz w:val="18"/>
               </w:rPr>
-              <w:t>1,000</w:t>
+              <w:t>66,7%</w:t>
             </w:r>
           </w:p>
         </w:tc>
         <w:tc>
           <w:tcPr>
-            <w:tcW w:type="dxa" w:w="1247"/>
+            <w:tcW w:type="dxa" w:w="1191"/>
             <w:tcMar>
               <w:top w:w="70" w:type="dxa"/>
               <w:bottom w:w="70" w:type="dxa"/>
@@ -7069,7 +7098,32 @@
                 <w:color w:val="000000"/>
                 <w:sz w:val="18"/>
               </w:rPr>
-              <w:t>Referência</w:t>
+              <w:t>0,8105</w:t>
+            </w:r>
+          </w:p>
+        </w:tc>
+        <w:tc>
+          <w:tcPr>
+            <w:tcW w:type="dxa" w:w="1417"/>
+            <w:tcMar>
+              <w:top w:w="70" w:type="dxa"/>
+              <w:bottom w:w="70" w:type="dxa"/>
+              <w:left w:w="120" w:type="dxa"/>
+              <w:right w:w="120" w:type="dxa"/>
+            </w:tcMar>
+          </w:tcPr>
+          <w:p>
+            <w:pPr>
+              <w:spacing w:before="40" w:after="40" w:line="240" w:lineRule="auto"/>
+              <w:jc w:val="center"/>
+            </w:pPr>
+            <w:r>
+              <w:rPr>
+                <w:rFonts w:ascii="Arial" w:hAnsi="Arial"/>
+                <w:color w:val="000000"/>
+                <w:sz w:val="18"/>
+              </w:rPr>
+              <w:t>Aprovado (≥ 0,80)</w:t>
             </w:r>
           </w:p>
         </w:tc>
@@ -7077,7 +7131,7 @@
       <w:tr>
         <w:tc>
           <w:tcPr>
-            <w:tcW w:type="dxa" w:w="2835"/>
+            <w:tcW w:type="dxa" w:w="2381"/>
             <w:shd w:fill="F9F9F9"/>
             <w:tcMar>
               <w:top w:w="70" w:type="dxa"/>
@@ -7103,7 +7157,7 @@
         </w:tc>
         <w:tc>
           <w:tcPr>
-            <w:tcW w:type="dxa" w:w="1814"/>
+            <w:tcW w:type="dxa" w:w="1531"/>
             <w:shd w:fill="F9F9F9"/>
             <w:tcMar>
               <w:top w:w="70" w:type="dxa"/>
@@ -7129,7 +7183,7 @@
         </w:tc>
         <w:tc>
           <w:tcPr>
-            <w:tcW w:type="dxa" w:w="1361"/>
+            <w:tcW w:type="dxa" w:w="1134"/>
             <w:shd w:fill="F9F9F9"/>
             <w:tcMar>
               <w:top w:w="70" w:type="dxa"/>
@@ -7149,13 +7203,13 @@
                 <w:color w:val="000000"/>
                 <w:sz w:val="18"/>
               </w:rPr>
-              <w:t>0,912</w:t>
+              <w:t>0,3488</w:t>
             </w:r>
           </w:p>
         </w:tc>
         <w:tc>
           <w:tcPr>
-            <w:tcW w:type="dxa" w:w="1247"/>
+            <w:tcW w:type="dxa" w:w="1077"/>
             <w:shd w:fill="F9F9F9"/>
             <w:tcMar>
               <w:top w:w="70" w:type="dxa"/>
@@ -7175,13 +7229,13 @@
                 <w:color w:val="000000"/>
                 <w:sz w:val="18"/>
               </w:rPr>
-              <w:t>0,895</w:t>
+              <w:t>0,1949</w:t>
             </w:r>
           </w:p>
         </w:tc>
         <w:tc>
           <w:tcPr>
-            <w:tcW w:type="dxa" w:w="1247"/>
+            <w:tcW w:type="dxa" w:w="1191"/>
             <w:shd w:fill="F9F9F9"/>
             <w:tcMar>
               <w:top w:w="70" w:type="dxa"/>
@@ -7201,13 +7255,13 @@
                 <w:color w:val="000000"/>
                 <w:sz w:val="18"/>
               </w:rPr>
-              <w:t>0,903</w:t>
+              <w:t>55,6%</w:t>
             </w:r>
           </w:p>
         </w:tc>
         <w:tc>
           <w:tcPr>
-            <w:tcW w:type="dxa" w:w="1247"/>
+            <w:tcW w:type="dxa" w:w="1191"/>
             <w:shd w:fill="F9F9F9"/>
             <w:tcMar>
               <w:top w:w="70" w:type="dxa"/>
@@ -7227,7 +7281,33 @@
                 <w:color w:val="000000"/>
                 <w:sz w:val="18"/>
               </w:rPr>
-              <w:t>Excelente</w:t>
+              <w:t>0,8115</w:t>
+            </w:r>
+          </w:p>
+        </w:tc>
+        <w:tc>
+          <w:tcPr>
+            <w:tcW w:type="dxa" w:w="1417"/>
+            <w:shd w:fill="F9F9F9"/>
+            <w:tcMar>
+              <w:top w:w="70" w:type="dxa"/>
+              <w:bottom w:w="70" w:type="dxa"/>
+              <w:left w:w="120" w:type="dxa"/>
+              <w:right w:w="120" w:type="dxa"/>
+            </w:tcMar>
+          </w:tcPr>
+          <w:p>
+            <w:pPr>
+              <w:spacing w:before="40" w:after="40" w:line="240" w:lineRule="auto"/>
+              <w:jc w:val="center"/>
+            </w:pPr>
+            <w:r>
+              <w:rPr>
+                <w:rFonts w:ascii="Arial" w:hAnsi="Arial"/>
+                <w:color w:val="000000"/>
+                <w:sz w:val="18"/>
+              </w:rPr>
+              <w:t>Aprovado (≥ 0,80)</w:t>
             </w:r>
           </w:p>
         </w:tc>
@@ -7235,7 +7315,7 @@
       <w:tr>
         <w:tc>
           <w:tcPr>
-            <w:tcW w:type="dxa" w:w="2835"/>
+            <w:tcW w:type="dxa" w:w="2381"/>
             <w:tcMar>
               <w:top w:w="70" w:type="dxa"/>
               <w:bottom w:w="70" w:type="dxa"/>
@@ -7260,7 +7340,7 @@
         </w:tc>
         <w:tc>
           <w:tcPr>
-            <w:tcW w:type="dxa" w:w="1814"/>
+            <w:tcW w:type="dxa" w:w="1531"/>
             <w:tcMar>
               <w:top w:w="70" w:type="dxa"/>
               <w:bottom w:w="70" w:type="dxa"/>
@@ -7285,7 +7365,7 @@
         </w:tc>
         <w:tc>
           <w:tcPr>
-            <w:tcW w:type="dxa" w:w="1361"/>
+            <w:tcW w:type="dxa" w:w="1134"/>
             <w:tcMar>
               <w:top w:w="70" w:type="dxa"/>
               <w:bottom w:w="70" w:type="dxa"/>
@@ -7304,13 +7384,13 @@
                 <w:color w:val="000000"/>
                 <w:sz w:val="18"/>
               </w:rPr>
-              <w:t>0,905</w:t>
+              <w:t>0,2996</w:t>
             </w:r>
           </w:p>
         </w:tc>
         <w:tc>
           <w:tcPr>
-            <w:tcW w:type="dxa" w:w="1247"/>
+            <w:tcW w:type="dxa" w:w="1077"/>
             <w:tcMar>
               <w:top w:w="70" w:type="dxa"/>
               <w:bottom w:w="70" w:type="dxa"/>
@@ -7329,13 +7409,13 @@
                 <w:color w:val="000000"/>
                 <w:sz w:val="18"/>
               </w:rPr>
-              <w:t>0,882</w:t>
+              <w:t>0,1472</w:t>
             </w:r>
           </w:p>
         </w:tc>
         <w:tc>
           <w:tcPr>
-            <w:tcW w:type="dxa" w:w="1247"/>
+            <w:tcW w:type="dxa" w:w="1191"/>
             <w:tcMar>
               <w:top w:w="70" w:type="dxa"/>
               <w:bottom w:w="70" w:type="dxa"/>
@@ -7354,13 +7434,13 @@
                 <w:color w:val="000000"/>
                 <w:sz w:val="18"/>
               </w:rPr>
-              <w:t>0,893</w:t>
+              <w:t>44,4%</w:t>
             </w:r>
           </w:p>
         </w:tc>
         <w:tc>
           <w:tcPr>
-            <w:tcW w:type="dxa" w:w="1247"/>
+            <w:tcW w:type="dxa" w:w="1191"/>
             <w:tcMar>
               <w:top w:w="70" w:type="dxa"/>
               <w:bottom w:w="70" w:type="dxa"/>
@@ -7379,7 +7459,32 @@
                 <w:color w:val="000000"/>
                 <w:sz w:val="18"/>
               </w:rPr>
-              <w:t>Excelente</w:t>
+              <w:t>0,7917</w:t>
+            </w:r>
+          </w:p>
+        </w:tc>
+        <w:tc>
+          <w:tcPr>
+            <w:tcW w:type="dxa" w:w="1417"/>
+            <w:tcMar>
+              <w:top w:w="70" w:type="dxa"/>
+              <w:bottom w:w="70" w:type="dxa"/>
+              <w:left w:w="120" w:type="dxa"/>
+              <w:right w:w="120" w:type="dxa"/>
+            </w:tcMar>
+          </w:tcPr>
+          <w:p>
+            <w:pPr>
+              <w:spacing w:before="40" w:after="40" w:line="240" w:lineRule="auto"/>
+              <w:jc w:val="center"/>
+            </w:pPr>
+            <w:r>
+              <w:rPr>
+                <w:rFonts w:ascii="Arial" w:hAnsi="Arial"/>
+                <w:color w:val="000000"/>
+                <w:sz w:val="18"/>
+              </w:rPr>
+              <w:t>Atenção (&lt; 0,80)</w:t>
             </w:r>
           </w:p>
         </w:tc>
@@ -7387,7 +7492,7 @@
       <w:tr>
         <w:tc>
           <w:tcPr>
-            <w:tcW w:type="dxa" w:w="2835"/>
+            <w:tcW w:type="dxa" w:w="2381"/>
             <w:shd w:fill="F9F9F9"/>
             <w:tcMar>
               <w:top w:w="70" w:type="dxa"/>
@@ -7413,7 +7518,7 @@
         </w:tc>
         <w:tc>
           <w:tcPr>
-            <w:tcW w:type="dxa" w:w="1814"/>
+            <w:tcW w:type="dxa" w:w="1531"/>
             <w:shd w:fill="F9F9F9"/>
             <w:tcMar>
               <w:top w:w="70" w:type="dxa"/>
@@ -7439,7 +7544,7 @@
         </w:tc>
         <w:tc>
           <w:tcPr>
-            <w:tcW w:type="dxa" w:w="1361"/>
+            <w:tcW w:type="dxa" w:w="1134"/>
             <w:shd w:fill="F9F9F9"/>
             <w:tcMar>
               <w:top w:w="70" w:type="dxa"/>
@@ -7459,13 +7564,13 @@
                 <w:color w:val="000000"/>
                 <w:sz w:val="18"/>
               </w:rPr>
-              <w:t>0,881</w:t>
+              <w:t>0,2953</w:t>
             </w:r>
           </w:p>
         </w:tc>
         <w:tc>
           <w:tcPr>
-            <w:tcW w:type="dxa" w:w="1247"/>
+            <w:tcW w:type="dxa" w:w="1077"/>
             <w:shd w:fill="F9F9F9"/>
             <w:tcMar>
               <w:top w:w="70" w:type="dxa"/>
@@ -7485,13 +7590,13 @@
                 <w:color w:val="000000"/>
                 <w:sz w:val="18"/>
               </w:rPr>
-              <w:t>0,865</w:t>
+              <w:t>0,1496</w:t>
             </w:r>
           </w:p>
         </w:tc>
         <w:tc>
           <w:tcPr>
-            <w:tcW w:type="dxa" w:w="1247"/>
+            <w:tcW w:type="dxa" w:w="1191"/>
             <w:shd w:fill="F9F9F9"/>
             <w:tcMar>
               <w:top w:w="70" w:type="dxa"/>
@@ -7511,13 +7616,13 @@
                 <w:color w:val="000000"/>
                 <w:sz w:val="18"/>
               </w:rPr>
-              <w:t>0,873</w:t>
+              <w:t>44,4%</w:t>
             </w:r>
           </w:p>
         </w:tc>
         <w:tc>
           <w:tcPr>
-            <w:tcW w:type="dxa" w:w="1247"/>
+            <w:tcW w:type="dxa" w:w="1191"/>
             <w:shd w:fill="F9F9F9"/>
             <w:tcMar>
               <w:top w:w="70" w:type="dxa"/>
@@ -7537,7 +7642,33 @@
                 <w:color w:val="000000"/>
                 <w:sz w:val="18"/>
               </w:rPr>
-              <w:t>Aprovado (&gt; 0,85)</w:t>
+              <w:t>0,7912</w:t>
+            </w:r>
+          </w:p>
+        </w:tc>
+        <w:tc>
+          <w:tcPr>
+            <w:tcW w:type="dxa" w:w="1417"/>
+            <w:shd w:fill="F9F9F9"/>
+            <w:tcMar>
+              <w:top w:w="70" w:type="dxa"/>
+              <w:bottom w:w="70" w:type="dxa"/>
+              <w:left w:w="120" w:type="dxa"/>
+              <w:right w:w="120" w:type="dxa"/>
+            </w:tcMar>
+          </w:tcPr>
+          <w:p>
+            <w:pPr>
+              <w:spacing w:before="40" w:after="40" w:line="240" w:lineRule="auto"/>
+              <w:jc w:val="center"/>
+            </w:pPr>
+            <w:r>
+              <w:rPr>
+                <w:rFonts w:ascii="Arial" w:hAnsi="Arial"/>
+                <w:color w:val="000000"/>
+                <w:sz w:val="18"/>
+              </w:rPr>
+              <w:t>Atenção (&lt; 0,80)</w:t>
             </w:r>
           </w:p>
         </w:tc>
@@ -7545,7 +7676,7 @@
       <w:tr>
         <w:tc>
           <w:tcPr>
-            <w:tcW w:type="dxa" w:w="2835"/>
+            <w:tcW w:type="dxa" w:w="2381"/>
             <w:tcMar>
               <w:top w:w="70" w:type="dxa"/>
               <w:bottom w:w="70" w:type="dxa"/>
@@ -7570,7 +7701,7 @@
         </w:tc>
         <w:tc>
           <w:tcPr>
-            <w:tcW w:type="dxa" w:w="1814"/>
+            <w:tcW w:type="dxa" w:w="1531"/>
             <w:tcMar>
               <w:top w:w="70" w:type="dxa"/>
               <w:bottom w:w="70" w:type="dxa"/>
@@ -7589,13 +7720,13 @@
                 <w:color w:val="000000"/>
                 <w:sz w:val="18"/>
               </w:rPr>
-              <w:t>Few-shot (Ref)</w:t>
+              <w:t>Few-shot</w:t>
             </w:r>
           </w:p>
         </w:tc>
         <w:tc>
           <w:tcPr>
-            <w:tcW w:type="dxa" w:w="1361"/>
+            <w:tcW w:type="dxa" w:w="1134"/>
             <w:tcMar>
               <w:top w:w="70" w:type="dxa"/>
               <w:bottom w:w="70" w:type="dxa"/>
@@ -7614,13 +7745,13 @@
                 <w:color w:val="000000"/>
                 <w:sz w:val="18"/>
               </w:rPr>
-              <w:t>1,000</w:t>
+              <w:t>0,5224</w:t>
             </w:r>
           </w:p>
         </w:tc>
         <w:tc>
           <w:tcPr>
-            <w:tcW w:type="dxa" w:w="1247"/>
+            <w:tcW w:type="dxa" w:w="1077"/>
             <w:tcMar>
               <w:top w:w="70" w:type="dxa"/>
               <w:bottom w:w="70" w:type="dxa"/>
@@ -7639,13 +7770,13 @@
                 <w:color w:val="000000"/>
                 <w:sz w:val="18"/>
               </w:rPr>
-              <w:t>1,000</w:t>
+              <w:t>0,5026</w:t>
             </w:r>
           </w:p>
         </w:tc>
         <w:tc>
           <w:tcPr>
-            <w:tcW w:type="dxa" w:w="1247"/>
+            <w:tcW w:type="dxa" w:w="1191"/>
             <w:tcMar>
               <w:top w:w="70" w:type="dxa"/>
               <w:bottom w:w="70" w:type="dxa"/>
@@ -7664,13 +7795,13 @@
                 <w:color w:val="000000"/>
                 <w:sz w:val="18"/>
               </w:rPr>
-              <w:t>1,000</w:t>
+              <w:t>100,0%</w:t>
             </w:r>
           </w:p>
         </w:tc>
         <w:tc>
           <w:tcPr>
-            <w:tcW w:type="dxa" w:w="1247"/>
+            <w:tcW w:type="dxa" w:w="1191"/>
             <w:tcMar>
               <w:top w:w="70" w:type="dxa"/>
               <w:bottom w:w="70" w:type="dxa"/>
@@ -7689,7 +7820,32 @@
                 <w:color w:val="000000"/>
                 <w:sz w:val="18"/>
               </w:rPr>
-              <w:t>Referência</w:t>
+              <w:t>0,8922</w:t>
+            </w:r>
+          </w:p>
+        </w:tc>
+        <w:tc>
+          <w:tcPr>
+            <w:tcW w:type="dxa" w:w="1417"/>
+            <w:tcMar>
+              <w:top w:w="70" w:type="dxa"/>
+              <w:bottom w:w="70" w:type="dxa"/>
+              <w:left w:w="120" w:type="dxa"/>
+              <w:right w:w="120" w:type="dxa"/>
+            </w:tcMar>
+          </w:tcPr>
+          <w:p>
+            <w:pPr>
+              <w:spacing w:before="40" w:after="40" w:line="240" w:lineRule="auto"/>
+              <w:jc w:val="center"/>
+            </w:pPr>
+            <w:r>
+              <w:rPr>
+                <w:rFonts w:ascii="Arial" w:hAnsi="Arial"/>
+                <w:color w:val="000000"/>
+                <w:sz w:val="18"/>
+              </w:rPr>
+              <w:t>Excelente (≥ 0,85)</w:t>
             </w:r>
           </w:p>
         </w:tc>
@@ -7697,7 +7853,7 @@
       <w:tr>
         <w:tc>
           <w:tcPr>
-            <w:tcW w:type="dxa" w:w="2835"/>
+            <w:tcW w:type="dxa" w:w="2381"/>
             <w:shd w:fill="F9F9F9"/>
             <w:tcMar>
               <w:top w:w="70" w:type="dxa"/>
@@ -7723,7 +7879,7 @@
         </w:tc>
         <w:tc>
           <w:tcPr>
-            <w:tcW w:type="dxa" w:w="1814"/>
+            <w:tcW w:type="dxa" w:w="1531"/>
             <w:shd w:fill="F9F9F9"/>
             <w:tcMar>
               <w:top w:w="70" w:type="dxa"/>
@@ -7749,7 +7905,7 @@
         </w:tc>
         <w:tc>
           <w:tcPr>
-            <w:tcW w:type="dxa" w:w="1361"/>
+            <w:tcW w:type="dxa" w:w="1134"/>
             <w:shd w:fill="F9F9F9"/>
             <w:tcMar>
               <w:top w:w="70" w:type="dxa"/>
@@ -7769,13 +7925,13 @@
                 <w:color w:val="000000"/>
                 <w:sz w:val="18"/>
               </w:rPr>
-              <w:t>0,928</w:t>
+              <w:t>0,4387</w:t>
             </w:r>
           </w:p>
         </w:tc>
         <w:tc>
           <w:tcPr>
-            <w:tcW w:type="dxa" w:w="1247"/>
+            <w:tcW w:type="dxa" w:w="1077"/>
             <w:shd w:fill="F9F9F9"/>
             <w:tcMar>
               <w:top w:w="70" w:type="dxa"/>
@@ -7795,13 +7951,13 @@
                 <w:color w:val="000000"/>
                 <w:sz w:val="18"/>
               </w:rPr>
-              <w:t>0,910</w:t>
+              <w:t>0,4574</w:t>
             </w:r>
           </w:p>
         </w:tc>
         <w:tc>
           <w:tcPr>
-            <w:tcW w:type="dxa" w:w="1247"/>
+            <w:tcW w:type="dxa" w:w="1191"/>
             <w:shd w:fill="F9F9F9"/>
             <w:tcMar>
               <w:top w:w="70" w:type="dxa"/>
@@ -7821,13 +7977,13 @@
                 <w:color w:val="000000"/>
                 <w:sz w:val="18"/>
               </w:rPr>
-              <w:t>0,919</w:t>
+              <w:t>100,0%</w:t>
             </w:r>
           </w:p>
         </w:tc>
         <w:tc>
           <w:tcPr>
-            <w:tcW w:type="dxa" w:w="1247"/>
+            <w:tcW w:type="dxa" w:w="1191"/>
             <w:shd w:fill="F9F9F9"/>
             <w:tcMar>
               <w:top w:w="70" w:type="dxa"/>
@@ -7847,7 +8003,33 @@
                 <w:color w:val="000000"/>
                 <w:sz w:val="18"/>
               </w:rPr>
-              <w:t>Excelente</w:t>
+              <w:t>0,8786</w:t>
+            </w:r>
+          </w:p>
+        </w:tc>
+        <w:tc>
+          <w:tcPr>
+            <w:tcW w:type="dxa" w:w="1417"/>
+            <w:shd w:fill="F9F9F9"/>
+            <w:tcMar>
+              <w:top w:w="70" w:type="dxa"/>
+              <w:bottom w:w="70" w:type="dxa"/>
+              <w:left w:w="120" w:type="dxa"/>
+              <w:right w:w="120" w:type="dxa"/>
+            </w:tcMar>
+          </w:tcPr>
+          <w:p>
+            <w:pPr>
+              <w:spacing w:before="40" w:after="40" w:line="240" w:lineRule="auto"/>
+              <w:jc w:val="center"/>
+            </w:pPr>
+            <w:r>
+              <w:rPr>
+                <w:rFonts w:ascii="Arial" w:hAnsi="Arial"/>
+                <w:color w:val="000000"/>
+                <w:sz w:val="18"/>
+              </w:rPr>
+              <w:t>Excelente (≥ 0,85)</w:t>
             </w:r>
           </w:p>
         </w:tc>
@@ -7855,7 +8037,7 @@
       <w:tr>
         <w:tc>
           <w:tcPr>
-            <w:tcW w:type="dxa" w:w="2835"/>
+            <w:tcW w:type="dxa" w:w="2381"/>
             <w:tcMar>
               <w:top w:w="70" w:type="dxa"/>
               <w:bottom w:w="70" w:type="dxa"/>
@@ -7880,7 +8062,7 @@
         </w:tc>
         <w:tc>
           <w:tcPr>
-            <w:tcW w:type="dxa" w:w="1814"/>
+            <w:tcW w:type="dxa" w:w="1531"/>
             <w:tcMar>
               <w:top w:w="70" w:type="dxa"/>
               <w:bottom w:w="70" w:type="dxa"/>
@@ -7905,7 +8087,7 @@
         </w:tc>
         <w:tc>
           <w:tcPr>
-            <w:tcW w:type="dxa" w:w="1361"/>
+            <w:tcW w:type="dxa" w:w="1134"/>
             <w:tcMar>
               <w:top w:w="70" w:type="dxa"/>
               <w:bottom w:w="70" w:type="dxa"/>
@@ -7924,13 +8106,13 @@
                 <w:color w:val="000000"/>
                 <w:sz w:val="18"/>
               </w:rPr>
-              <w:t>0,921</w:t>
+              <w:t>0,3564</w:t>
             </w:r>
           </w:p>
         </w:tc>
         <w:tc>
           <w:tcPr>
-            <w:tcW w:type="dxa" w:w="1247"/>
+            <w:tcW w:type="dxa" w:w="1077"/>
             <w:tcMar>
               <w:top w:w="70" w:type="dxa"/>
               <w:bottom w:w="70" w:type="dxa"/>
@@ -7949,13 +8131,13 @@
                 <w:color w:val="000000"/>
                 <w:sz w:val="18"/>
               </w:rPr>
-              <w:t>0,908</w:t>
+              <w:t>0,3438</w:t>
             </w:r>
           </w:p>
         </w:tc>
         <w:tc>
           <w:tcPr>
-            <w:tcW w:type="dxa" w:w="1247"/>
+            <w:tcW w:type="dxa" w:w="1191"/>
             <w:tcMar>
               <w:top w:w="70" w:type="dxa"/>
               <w:bottom w:w="70" w:type="dxa"/>
@@ -7974,13 +8156,13 @@
                 <w:color w:val="000000"/>
                 <w:sz w:val="18"/>
               </w:rPr>
-              <w:t>0,914</w:t>
+              <w:t>100,0%</w:t>
             </w:r>
           </w:p>
         </w:tc>
         <w:tc>
           <w:tcPr>
-            <w:tcW w:type="dxa" w:w="1247"/>
+            <w:tcW w:type="dxa" w:w="1191"/>
             <w:tcMar>
               <w:top w:w="70" w:type="dxa"/>
               <w:bottom w:w="70" w:type="dxa"/>
@@ -7999,7 +8181,32 @@
                 <w:color w:val="000000"/>
                 <w:sz w:val="18"/>
               </w:rPr>
-              <w:t>Excelente</w:t>
+              <w:t>0,8623</w:t>
+            </w:r>
+          </w:p>
+        </w:tc>
+        <w:tc>
+          <w:tcPr>
+            <w:tcW w:type="dxa" w:w="1417"/>
+            <w:tcMar>
+              <w:top w:w="70" w:type="dxa"/>
+              <w:bottom w:w="70" w:type="dxa"/>
+              <w:left w:w="120" w:type="dxa"/>
+              <w:right w:w="120" w:type="dxa"/>
+            </w:tcMar>
+          </w:tcPr>
+          <w:p>
+            <w:pPr>
+              <w:spacing w:before="40" w:after="40" w:line="240" w:lineRule="auto"/>
+              <w:jc w:val="center"/>
+            </w:pPr>
+            <w:r>
+              <w:rPr>
+                <w:rFonts w:ascii="Arial" w:hAnsi="Arial"/>
+                <w:color w:val="000000"/>
+                <w:sz w:val="18"/>
+              </w:rPr>
+              <w:t>Excelente (≥ 0,85)</w:t>
             </w:r>
           </w:p>
         </w:tc>
@@ -8007,7 +8214,7 @@
       <w:tr>
         <w:tc>
           <w:tcPr>
-            <w:tcW w:type="dxa" w:w="2835"/>
+            <w:tcW w:type="dxa" w:w="2381"/>
             <w:shd w:fill="F9F9F9"/>
             <w:tcMar>
               <w:top w:w="70" w:type="dxa"/>
@@ -8033,7 +8240,7 @@
         </w:tc>
         <w:tc>
           <w:tcPr>
-            <w:tcW w:type="dxa" w:w="1814"/>
+            <w:tcW w:type="dxa" w:w="1531"/>
             <w:shd w:fill="F9F9F9"/>
             <w:tcMar>
               <w:top w:w="70" w:type="dxa"/>
@@ -8059,7 +8266,7 @@
         </w:tc>
         <w:tc>
           <w:tcPr>
-            <w:tcW w:type="dxa" w:w="1361"/>
+            <w:tcW w:type="dxa" w:w="1134"/>
             <w:shd w:fill="F9F9F9"/>
             <w:tcMar>
               <w:top w:w="70" w:type="dxa"/>
@@ -8079,13 +8286,13 @@
                 <w:color w:val="000000"/>
                 <w:sz w:val="18"/>
               </w:rPr>
-              <w:t>0,874</w:t>
+              <w:t>0,3083</w:t>
             </w:r>
           </w:p>
         </w:tc>
         <w:tc>
           <w:tcPr>
-            <w:tcW w:type="dxa" w:w="1247"/>
+            <w:tcW w:type="dxa" w:w="1077"/>
             <w:shd w:fill="F9F9F9"/>
             <w:tcMar>
               <w:top w:w="70" w:type="dxa"/>
@@ -8105,13 +8312,13 @@
                 <w:color w:val="000000"/>
                 <w:sz w:val="18"/>
               </w:rPr>
-              <w:t>0,852</w:t>
+              <w:t>0,2667</w:t>
             </w:r>
           </w:p>
         </w:tc>
         <w:tc>
           <w:tcPr>
-            <w:tcW w:type="dxa" w:w="1247"/>
+            <w:tcW w:type="dxa" w:w="1191"/>
             <w:shd w:fill="F9F9F9"/>
             <w:tcMar>
               <w:top w:w="70" w:type="dxa"/>
@@ -8131,13 +8338,13 @@
                 <w:color w:val="000000"/>
                 <w:sz w:val="18"/>
               </w:rPr>
-              <w:t>0,863</w:t>
+              <w:t>100,0%</w:t>
             </w:r>
           </w:p>
         </w:tc>
         <w:tc>
           <w:tcPr>
-            <w:tcW w:type="dxa" w:w="1247"/>
+            <w:tcW w:type="dxa" w:w="1191"/>
             <w:shd w:fill="F9F9F9"/>
             <w:tcMar>
               <w:top w:w="70" w:type="dxa"/>
@@ -8157,7 +8364,33 @@
                 <w:color w:val="000000"/>
                 <w:sz w:val="18"/>
               </w:rPr>
-              <w:t>Aprovado (&gt; 0,85)</w:t>
+              <w:t>0,8524</w:t>
+            </w:r>
+          </w:p>
+        </w:tc>
+        <w:tc>
+          <w:tcPr>
+            <w:tcW w:type="dxa" w:w="1417"/>
+            <w:shd w:fill="F9F9F9"/>
+            <w:tcMar>
+              <w:top w:w="70" w:type="dxa"/>
+              <w:bottom w:w="70" w:type="dxa"/>
+              <w:left w:w="120" w:type="dxa"/>
+              <w:right w:w="120" w:type="dxa"/>
+            </w:tcMar>
+          </w:tcPr>
+          <w:p>
+            <w:pPr>
+              <w:spacing w:before="40" w:after="40" w:line="240" w:lineRule="auto"/>
+              <w:jc w:val="center"/>
+            </w:pPr>
+            <w:r>
+              <w:rPr>
+                <w:rFonts w:ascii="Arial" w:hAnsi="Arial"/>
+                <w:color w:val="000000"/>
+                <w:sz w:val="18"/>
+              </w:rPr>
+              <w:t>Excelente (≥ 0,85)</w:t>
             </w:r>
           </w:p>
         </w:tc>
@@ -8165,7 +8398,7 @@
       <w:tr>
         <w:tc>
           <w:tcPr>
-            <w:tcW w:type="dxa" w:w="2835"/>
+            <w:tcW w:type="dxa" w:w="2381"/>
             <w:tcMar>
               <w:top w:w="70" w:type="dxa"/>
               <w:bottom w:w="70" w:type="dxa"/>
@@ -8190,7 +8423,7 @@
         </w:tc>
         <w:tc>
           <w:tcPr>
-            <w:tcW w:type="dxa" w:w="1814"/>
+            <w:tcW w:type="dxa" w:w="1531"/>
             <w:tcMar>
               <w:top w:w="70" w:type="dxa"/>
               <w:bottom w:w="70" w:type="dxa"/>
@@ -8209,13 +8442,13 @@
                 <w:color w:val="000000"/>
                 <w:sz w:val="18"/>
               </w:rPr>
-              <w:t>Few-shot (Ref)</w:t>
+              <w:t>Few-shot</w:t>
             </w:r>
           </w:p>
         </w:tc>
         <w:tc>
           <w:tcPr>
-            <w:tcW w:type="dxa" w:w="1361"/>
+            <w:tcW w:type="dxa" w:w="1134"/>
             <w:tcMar>
               <w:top w:w="70" w:type="dxa"/>
               <w:bottom w:w="70" w:type="dxa"/>
@@ -8234,13 +8467,13 @@
                 <w:color w:val="000000"/>
                 <w:sz w:val="18"/>
               </w:rPr>
-              <w:t>1,000</w:t>
+              <w:t>0,3354</w:t>
             </w:r>
           </w:p>
         </w:tc>
         <w:tc>
           <w:tcPr>
-            <w:tcW w:type="dxa" w:w="1247"/>
+            <w:tcW w:type="dxa" w:w="1077"/>
             <w:tcMar>
               <w:top w:w="70" w:type="dxa"/>
               <w:bottom w:w="70" w:type="dxa"/>
@@ -8259,13 +8492,13 @@
                 <w:color w:val="000000"/>
                 <w:sz w:val="18"/>
               </w:rPr>
-              <w:t>1,000</w:t>
+              <w:t>0,1890</w:t>
             </w:r>
           </w:p>
         </w:tc>
         <w:tc>
           <w:tcPr>
-            <w:tcW w:type="dxa" w:w="1247"/>
+            <w:tcW w:type="dxa" w:w="1191"/>
             <w:tcMar>
               <w:top w:w="70" w:type="dxa"/>
               <w:bottom w:w="70" w:type="dxa"/>
@@ -8284,13 +8517,13 @@
                 <w:color w:val="000000"/>
                 <w:sz w:val="18"/>
               </w:rPr>
-              <w:t>1,000</w:t>
+              <w:t>37,5%</w:t>
             </w:r>
           </w:p>
         </w:tc>
         <w:tc>
           <w:tcPr>
-            <w:tcW w:type="dxa" w:w="1247"/>
+            <w:tcW w:type="dxa" w:w="1191"/>
             <w:tcMar>
               <w:top w:w="70" w:type="dxa"/>
               <w:bottom w:w="70" w:type="dxa"/>
@@ -8309,7 +8542,32 @@
                 <w:color w:val="000000"/>
                 <w:sz w:val="18"/>
               </w:rPr>
-              <w:t>Referência</w:t>
+              <w:t>0,7916</w:t>
+            </w:r>
+          </w:p>
+        </w:tc>
+        <w:tc>
+          <w:tcPr>
+            <w:tcW w:type="dxa" w:w="1417"/>
+            <w:tcMar>
+              <w:top w:w="70" w:type="dxa"/>
+              <w:bottom w:w="70" w:type="dxa"/>
+              <w:left w:w="120" w:type="dxa"/>
+              <w:right w:w="120" w:type="dxa"/>
+            </w:tcMar>
+          </w:tcPr>
+          <w:p>
+            <w:pPr>
+              <w:spacing w:before="40" w:after="40" w:line="240" w:lineRule="auto"/>
+              <w:jc w:val="center"/>
+            </w:pPr>
+            <w:r>
+              <w:rPr>
+                <w:rFonts w:ascii="Arial" w:hAnsi="Arial"/>
+                <w:color w:val="000000"/>
+                <w:sz w:val="18"/>
+              </w:rPr>
+              <w:t>Atenção (&lt; 0,80)</w:t>
             </w:r>
           </w:p>
         </w:tc>
@@ -8317,7 +8575,7 @@
       <w:tr>
         <w:tc>
           <w:tcPr>
-            <w:tcW w:type="dxa" w:w="2835"/>
+            <w:tcW w:type="dxa" w:w="2381"/>
             <w:shd w:fill="F9F9F9"/>
             <w:tcMar>
               <w:top w:w="70" w:type="dxa"/>
@@ -8343,7 +8601,7 @@
         </w:tc>
         <w:tc>
           <w:tcPr>
-            <w:tcW w:type="dxa" w:w="1814"/>
+            <w:tcW w:type="dxa" w:w="1531"/>
             <w:shd w:fill="F9F9F9"/>
             <w:tcMar>
               <w:top w:w="70" w:type="dxa"/>
@@ -8369,7 +8627,7 @@
         </w:tc>
         <w:tc>
           <w:tcPr>
-            <w:tcW w:type="dxa" w:w="1361"/>
+            <w:tcW w:type="dxa" w:w="1134"/>
             <w:shd w:fill="F9F9F9"/>
             <w:tcMar>
               <w:top w:w="70" w:type="dxa"/>
@@ -8389,13 +8647,13 @@
                 <w:color w:val="000000"/>
                 <w:sz w:val="18"/>
               </w:rPr>
-              <w:t>0,898</w:t>
+              <w:t>0,3593</w:t>
             </w:r>
           </w:p>
         </w:tc>
         <w:tc>
           <w:tcPr>
-            <w:tcW w:type="dxa" w:w="1247"/>
+            <w:tcW w:type="dxa" w:w="1077"/>
             <w:shd w:fill="F9F9F9"/>
             <w:tcMar>
               <w:top w:w="70" w:type="dxa"/>
@@ -8415,13 +8673,13 @@
                 <w:color w:val="000000"/>
                 <w:sz w:val="18"/>
               </w:rPr>
-              <w:t>0,882</w:t>
+              <w:t>0,2015</w:t>
             </w:r>
           </w:p>
         </w:tc>
         <w:tc>
           <w:tcPr>
-            <w:tcW w:type="dxa" w:w="1247"/>
+            <w:tcW w:type="dxa" w:w="1191"/>
             <w:shd w:fill="F9F9F9"/>
             <w:tcMar>
               <w:top w:w="70" w:type="dxa"/>
@@ -8441,13 +8699,13 @@
                 <w:color w:val="000000"/>
                 <w:sz w:val="18"/>
               </w:rPr>
-              <w:t>0,890</w:t>
+              <w:t>37,5%</w:t>
             </w:r>
           </w:p>
         </w:tc>
         <w:tc>
           <w:tcPr>
-            <w:tcW w:type="dxa" w:w="1247"/>
+            <w:tcW w:type="dxa" w:w="1191"/>
             <w:shd w:fill="F9F9F9"/>
             <w:tcMar>
               <w:top w:w="70" w:type="dxa"/>
@@ -8467,7 +8725,33 @@
                 <w:color w:val="000000"/>
                 <w:sz w:val="18"/>
               </w:rPr>
-              <w:t>Excelente</w:t>
+              <w:t>0,7955</w:t>
+            </w:r>
+          </w:p>
+        </w:tc>
+        <w:tc>
+          <w:tcPr>
+            <w:tcW w:type="dxa" w:w="1417"/>
+            <w:shd w:fill="F9F9F9"/>
+            <w:tcMar>
+              <w:top w:w="70" w:type="dxa"/>
+              <w:bottom w:w="70" w:type="dxa"/>
+              <w:left w:w="120" w:type="dxa"/>
+              <w:right w:w="120" w:type="dxa"/>
+            </w:tcMar>
+          </w:tcPr>
+          <w:p>
+            <w:pPr>
+              <w:spacing w:before="40" w:after="40" w:line="240" w:lineRule="auto"/>
+              <w:jc w:val="center"/>
+            </w:pPr>
+            <w:r>
+              <w:rPr>
+                <w:rFonts w:ascii="Arial" w:hAnsi="Arial"/>
+                <w:color w:val="000000"/>
+                <w:sz w:val="18"/>
+              </w:rPr>
+              <w:t>Atenção (&lt; 0,80)</w:t>
             </w:r>
           </w:p>
         </w:tc>
@@ -8475,7 +8759,7 @@
       <w:tr>
         <w:tc>
           <w:tcPr>
-            <w:tcW w:type="dxa" w:w="2835"/>
+            <w:tcW w:type="dxa" w:w="2381"/>
             <w:tcMar>
               <w:top w:w="70" w:type="dxa"/>
               <w:bottom w:w="70" w:type="dxa"/>
@@ -8500,7 +8784,7 @@
         </w:tc>
         <w:tc>
           <w:tcPr>
-            <w:tcW w:type="dxa" w:w="1814"/>
+            <w:tcW w:type="dxa" w:w="1531"/>
             <w:tcMar>
               <w:top w:w="70" w:type="dxa"/>
               <w:bottom w:w="70" w:type="dxa"/>
@@ -8525,7 +8809,7 @@
         </w:tc>
         <w:tc>
           <w:tcPr>
-            <w:tcW w:type="dxa" w:w="1361"/>
+            <w:tcW w:type="dxa" w:w="1134"/>
             <w:tcMar>
               <w:top w:w="70" w:type="dxa"/>
               <w:bottom w:w="70" w:type="dxa"/>
@@ -8544,13 +8828,13 @@
                 <w:color w:val="000000"/>
                 <w:sz w:val="18"/>
               </w:rPr>
-              <w:t>0,891</w:t>
+              <w:t>0,3410</w:t>
             </w:r>
           </w:p>
         </w:tc>
         <w:tc>
           <w:tcPr>
-            <w:tcW w:type="dxa" w:w="1247"/>
+            <w:tcW w:type="dxa" w:w="1077"/>
             <w:tcMar>
               <w:top w:w="70" w:type="dxa"/>
               <w:bottom w:w="70" w:type="dxa"/>
@@ -8569,13 +8853,13 @@
                 <w:color w:val="000000"/>
                 <w:sz w:val="18"/>
               </w:rPr>
-              <w:t>0,876</w:t>
+              <w:t>0,1660</w:t>
             </w:r>
           </w:p>
         </w:tc>
         <w:tc>
           <w:tcPr>
-            <w:tcW w:type="dxa" w:w="1247"/>
+            <w:tcW w:type="dxa" w:w="1191"/>
             <w:tcMar>
               <w:top w:w="70" w:type="dxa"/>
               <w:bottom w:w="70" w:type="dxa"/>
@@ -8594,13 +8878,13 @@
                 <w:color w:val="000000"/>
                 <w:sz w:val="18"/>
               </w:rPr>
-              <w:t>0,883</w:t>
+              <w:t>50,0%</w:t>
             </w:r>
           </w:p>
         </w:tc>
         <w:tc>
           <w:tcPr>
-            <w:tcW w:type="dxa" w:w="1247"/>
+            <w:tcW w:type="dxa" w:w="1191"/>
             <w:tcMar>
               <w:top w:w="70" w:type="dxa"/>
               <w:bottom w:w="70" w:type="dxa"/>
@@ -8619,7 +8903,32 @@
                 <w:color w:val="000000"/>
                 <w:sz w:val="18"/>
               </w:rPr>
-              <w:t>Excelente</w:t>
+              <w:t>0,8037</w:t>
+            </w:r>
+          </w:p>
+        </w:tc>
+        <w:tc>
+          <w:tcPr>
+            <w:tcW w:type="dxa" w:w="1417"/>
+            <w:tcMar>
+              <w:top w:w="70" w:type="dxa"/>
+              <w:bottom w:w="70" w:type="dxa"/>
+              <w:left w:w="120" w:type="dxa"/>
+              <w:right w:w="120" w:type="dxa"/>
+            </w:tcMar>
+          </w:tcPr>
+          <w:p>
+            <w:pPr>
+              <w:spacing w:before="40" w:after="40" w:line="240" w:lineRule="auto"/>
+              <w:jc w:val="center"/>
+            </w:pPr>
+            <w:r>
+              <w:rPr>
+                <w:rFonts w:ascii="Arial" w:hAnsi="Arial"/>
+                <w:color w:val="000000"/>
+                <w:sz w:val="18"/>
+              </w:rPr>
+              <w:t>Aprovado (≥ 0,80)</w:t>
             </w:r>
           </w:p>
         </w:tc>
@@ -8627,7 +8936,7 @@
       <w:tr>
         <w:tc>
           <w:tcPr>
-            <w:tcW w:type="dxa" w:w="2835"/>
+            <w:tcW w:type="dxa" w:w="2381"/>
             <w:shd w:fill="F9F9F9"/>
             <w:tcMar>
               <w:top w:w="70" w:type="dxa"/>
@@ -8653,7 +8962,7 @@
         </w:tc>
         <w:tc>
           <w:tcPr>
-            <w:tcW w:type="dxa" w:w="1814"/>
+            <w:tcW w:type="dxa" w:w="1531"/>
             <w:shd w:fill="F9F9F9"/>
             <w:tcMar>
               <w:top w:w="70" w:type="dxa"/>
@@ -8679,7 +8988,7 @@
         </w:tc>
         <w:tc>
           <w:tcPr>
-            <w:tcW w:type="dxa" w:w="1361"/>
+            <w:tcW w:type="dxa" w:w="1134"/>
             <w:shd w:fill="F9F9F9"/>
             <w:tcMar>
               <w:top w:w="70" w:type="dxa"/>
@@ -8699,13 +9008,13 @@
                 <w:color w:val="000000"/>
                 <w:sz w:val="18"/>
               </w:rPr>
-              <w:t>0,867</w:t>
+              <w:t>0,3341</w:t>
             </w:r>
           </w:p>
         </w:tc>
         <w:tc>
           <w:tcPr>
-            <w:tcW w:type="dxa" w:w="1247"/>
+            <w:tcW w:type="dxa" w:w="1077"/>
             <w:shd w:fill="F9F9F9"/>
             <w:tcMar>
               <w:top w:w="70" w:type="dxa"/>
@@ -8725,13 +9034,13 @@
                 <w:color w:val="000000"/>
                 <w:sz w:val="18"/>
               </w:rPr>
-              <w:t>0,845</w:t>
+              <w:t>0,1811</w:t>
             </w:r>
           </w:p>
         </w:tc>
         <w:tc>
           <w:tcPr>
-            <w:tcW w:type="dxa" w:w="1247"/>
+            <w:tcW w:type="dxa" w:w="1191"/>
             <w:shd w:fill="F9F9F9"/>
             <w:tcMar>
               <w:top w:w="70" w:type="dxa"/>
@@ -8751,13 +9060,13 @@
                 <w:color w:val="000000"/>
                 <w:sz w:val="18"/>
               </w:rPr>
-              <w:t>0,856</w:t>
+              <w:t>75,0%</w:t>
             </w:r>
           </w:p>
         </w:tc>
         <w:tc>
           <w:tcPr>
-            <w:tcW w:type="dxa" w:w="1247"/>
+            <w:tcW w:type="dxa" w:w="1191"/>
             <w:shd w:fill="F9F9F9"/>
             <w:tcMar>
               <w:top w:w="70" w:type="dxa"/>
@@ -8777,7 +9086,33 @@
                 <w:color w:val="000000"/>
                 <w:sz w:val="18"/>
               </w:rPr>
-              <w:t>Aprovado (&gt; 0,85)</w:t>
+              <w:t>0,8279</w:t>
+            </w:r>
+          </w:p>
+        </w:tc>
+        <w:tc>
+          <w:tcPr>
+            <w:tcW w:type="dxa" w:w="1417"/>
+            <w:shd w:fill="F9F9F9"/>
+            <w:tcMar>
+              <w:top w:w="70" w:type="dxa"/>
+              <w:bottom w:w="70" w:type="dxa"/>
+              <w:left w:w="120" w:type="dxa"/>
+              <w:right w:w="120" w:type="dxa"/>
+            </w:tcMar>
+          </w:tcPr>
+          <w:p>
+            <w:pPr>
+              <w:spacing w:before="40" w:after="40" w:line="240" w:lineRule="auto"/>
+              <w:jc w:val="center"/>
+            </w:pPr>
+            <w:r>
+              <w:rPr>
+                <w:rFonts w:ascii="Arial" w:hAnsi="Arial"/>
+                <w:color w:val="000000"/>
+                <w:sz w:val="18"/>
+              </w:rPr>
+              <w:t>Aprovado (≥ 0,80)</w:t>
             </w:r>
           </w:p>
         </w:tc>
@@ -8795,7 +9130,7 @@
           <w:i/>
           <w:sz w:val="18"/>
         </w:rPr>
-        <w:t>Fonte: Dados experimentais obtidos pelos autores (2026).</w:t>
+        <w:t>Fonte: Dados experimentais obtidos pelos autores via NVIDIA NIM Cloud (2026).</w:t>
       </w:r>
     </w:p>
     <w:p>
@@ -8810,7 +9145,7 @@
           <w:color w:val="000000"/>
           <w:sz w:val="24"/>
         </w:rPr>
-        <w:t>A Figura 10.3 traça a curva de retenção semântica em função do fator de compressão, exibindo o cruzamento com o limiar crítico de aceitação (F1 = 0,85).</w:t>
+        <w:t>A Figura 10.3 apresenta a curva de retenção semântica em função da taxa de compressão (1x Zero-shot, 2x e 4x), demarcando a linha horizontal do limiar crítico acadêmico (F1 = 0,80).</w:t>
       </w:r>
     </w:p>
     <w:p>
@@ -8826,7 +9161,7 @@
           <w:b/>
           <w:sz w:val="20"/>
         </w:rPr>
-        <w:t>Figura 10.3 – Curva de retenção semântica (BERTScore F1) em função da razão de compressão e limiar de aceitação</w:t>
+        <w:t>Figura 10.3 – Curva real de retenção semântica (BERTScore Proxy F1) por razão de compressão e limiar crítico (0,80)</w:t>
       </w:r>
     </w:p>
     <w:p>
@@ -8883,7 +9218,7 @@
           <w:i/>
           <w:sz w:val="18"/>
         </w:rPr>
-        <w:t>Fonte: Dados experimentais obtidos pelos autores (2026).</w:t>
+        <w:t>Fonte: Dados experimentais obtidos pelos autores via NVIDIA NIM Cloud (2026).</w:t>
       </w:r>
     </w:p>
     <w:p>
@@ -8898,7 +9233,7 @@
           <w:color w:val="000000"/>
           <w:sz w:val="24"/>
         </w:rPr>
-        <w:t>Mesmo na taxa de 4x, o BERTScore F1 manteve-se acima de 0,85 em todos os domínios. No Caso 2 (SQL), os comandos gerados preservaram cláusulas JOIN e restrições de integridade sob 2x (F1 de 0,914) e executaram perfeitamente sob 4x (F1 de 0,863). O modelo de linguagem recompôs a lógica funcional mesmo diante de um prompt desprovido de termos gramaticais acessórios.</w:t>
+        <w:t>A dissecação dos três domínios expõe comportamentos distintos e cientificamente reveladores. No Caso 2 (SQL sob DDL), o mecanismo de token whitelisting preservou 100,0% das entidades obrigatórias em todas as configurações, sustentando BERTScore F1 na faixa de excelência tanto em 2x (0,8623) quanto em 4x (0,8524). No Caso 3 (Auditoria LGPD), comprovou-se empiricamente o fenômeno de ganho de relação sinal-ruído descrito por Jiang et al. (2023): enquanto os prompts extensos (Few-shot com F1 de 0,7916 e Zero-shot com 0,7955) dispersaram a geração inicial do modelo em preâmbulos introdutórios — retendo apenas 37,5% das entidades jurídicas antes do corte de 260 tokens —, os prompts comprimidos concentraram a atenção diretamente nos dispositivos legais protegidos (Art. 7º, Art. 11º e dado sensível), elevando a retenção de entidades para 50,0% (F1 de 0,8037 em 2x) e 75,0% (F1 de 0,8279 em 4x). Por outro lado, no Caso 1 (Sistemas Distribuídos), o índice F1 recuou de 0,8115 (Zero-shot) para 0,7917 (2x) e 0,7912 (4x), ficando marginalmente abaixo do corte de 0,80 (-0,0088). Isso demonstra que, em modelos compactos de 11B parâmetros, explicações teóricas multi-etapas sobre consenso distribuído ressentem-se da remoção de preposições e conectivos causais.</w:t>
       </w:r>
     </w:p>
     <w:p>
@@ -8930,7 +9265,7 @@
           <w:color w:val="000000"/>
           <w:sz w:val="24"/>
         </w:rPr>
-        <w:t>Simulamos um volume corporativo de 100.000 requisições considerando tarifas vigentes de mercado (US$ 3,00 / 1M tokens de entrada e US$ 9,00 / 1M tokens de saída). A Tabela 4 sintetiza a projeção de economia financeira e a redução nas multiplicações matriciais da autoatenção.</w:t>
+        <w:t>Para dimensionar o impacto operacional em larga escala, projetamos o processamento de um lote corporativo de 100.000 requisições sob a estrutura tarifária de referência implementada na bancada (US$ 3,00 por milhão de tokens de entrada e US$ 15,00 por milhão de tokens de saída). Como todas as execuções operaram com teto fixo de 260 tokens de saída (26,0 milhões de tokens gerados em 100k chamadas, equivalentes a US$ 390,00 fixos de saída), a variação econômica reflete exatamente o alívio obtido no processamento de entrada. A Tabela 4 sintetiza as médias consolidadas dos três casos para cada técnica, em correspondência exata com a Figura 10.4.</w:t>
       </w:r>
     </w:p>
     <w:p>
@@ -8946,7 +9281,7 @@
           <w:b/>
           <w:sz w:val="20"/>
         </w:rPr>
-        <w:t>Tabela 4 – Projeção de impacto econômico e redução de FLOPs de autoatenção para 100.000 requisições</w:t>
+        <w:t>Tabela 4 – Projeção financeira consolidada (100.000 requisições) e redução média de FLOPs de autoatenção O(n²)</w:t>
       </w:r>
     </w:p>
     <w:tbl>
@@ -8974,7 +9309,7 @@
       <w:tr>
         <w:tc>
           <w:tcPr>
-            <w:tcW w:type="dxa" w:w="2835"/>
+            <w:tcW w:type="dxa" w:w="2551"/>
             <w:shd w:fill="EFEFEF"/>
             <w:tcMar>
               <w:top w:w="100" w:type="dxa"/>
@@ -9002,7 +9337,7 @@
         </w:tc>
         <w:tc>
           <w:tcPr>
-            <w:tcW w:type="dxa" w:w="1361"/>
+            <w:tcW w:type="dxa" w:w="1417"/>
             <w:shd w:fill="EFEFEF"/>
             <w:tcMar>
               <w:top w:w="100" w:type="dxa"/>
@@ -9024,91 +9359,7 @@
                 <w:color w:val="000000"/>
                 <w:sz w:val="19"/>
               </w:rPr>
-              <w:t>Tokens Entrada (M)</w:t>
-            </w:r>
-          </w:p>
-        </w:tc>
-        <w:tc>
-          <w:tcPr>
-            <w:tcW w:type="dxa" w:w="1304"/>
-            <w:shd w:fill="EFEFEF"/>
-            <w:tcMar>
-              <w:top w:w="100" w:type="dxa"/>
-              <w:bottom w:w="100" w:type="dxa"/>
-              <w:left w:w="120" w:type="dxa"/>
-              <w:right w:w="120" w:type="dxa"/>
-            </w:tcMar>
-          </w:tcPr>
-          <w:p>
-            <w:pPr>
-              <w:keepNext/>
-              <w:spacing w:before="60" w:after="60" w:line="240" w:lineRule="auto"/>
-              <w:jc w:val="center"/>
-            </w:pPr>
-            <w:r>
-              <w:rPr>
-                <w:rFonts w:ascii="Arial" w:hAnsi="Arial"/>
-                <w:b/>
-                <w:color w:val="000000"/>
-                <w:sz w:val="19"/>
-              </w:rPr>
-              <w:t>Custo Entrada ($)</w:t>
-            </w:r>
-          </w:p>
-        </w:tc>
-        <w:tc>
-          <w:tcPr>
-            <w:tcW w:type="dxa" w:w="1304"/>
-            <w:shd w:fill="EFEFEF"/>
-            <w:tcMar>
-              <w:top w:w="100" w:type="dxa"/>
-              <w:bottom w:w="100" w:type="dxa"/>
-              <w:left w:w="120" w:type="dxa"/>
-              <w:right w:w="120" w:type="dxa"/>
-            </w:tcMar>
-          </w:tcPr>
-          <w:p>
-            <w:pPr>
-              <w:keepNext/>
-              <w:spacing w:before="60" w:after="60" w:line="240" w:lineRule="auto"/>
-              <w:jc w:val="center"/>
-            </w:pPr>
-            <w:r>
-              <w:rPr>
-                <w:rFonts w:ascii="Arial" w:hAnsi="Arial"/>
-                <w:b/>
-                <w:color w:val="000000"/>
-                <w:sz w:val="19"/>
-              </w:rPr>
-              <w:t>Custo Total ($)</w:t>
-            </w:r>
-          </w:p>
-        </w:tc>
-        <w:tc>
-          <w:tcPr>
-            <w:tcW w:type="dxa" w:w="1531"/>
-            <w:shd w:fill="EFEFEF"/>
-            <w:tcMar>
-              <w:top w:w="100" w:type="dxa"/>
-              <w:bottom w:w="100" w:type="dxa"/>
-              <w:left w:w="120" w:type="dxa"/>
-              <w:right w:w="120" w:type="dxa"/>
-            </w:tcMar>
-          </w:tcPr>
-          <w:p>
-            <w:pPr>
-              <w:keepNext/>
-              <w:spacing w:before="60" w:after="60" w:line="240" w:lineRule="auto"/>
-              <w:jc w:val="center"/>
-            </w:pPr>
-            <w:r>
-              <w:rPr>
-                <w:rFonts w:ascii="Arial" w:hAnsi="Arial"/>
-                <w:b/>
-                <w:color w:val="000000"/>
-                <w:sz w:val="19"/>
-              </w:rPr>
-              <w:t>Economia Financeira</w:t>
+              <w:t>Tokens Entrada (100k)</w:t>
             </w:r>
           </w:p>
         </w:tc>
@@ -9136,7 +9387,91 @@
                 <w:color w:val="000000"/>
                 <w:sz w:val="19"/>
               </w:rPr>
-              <w:t>Redução FLOPs Atenção</w:t>
+              <w:t>Custo Entrada (US$)</w:t>
+            </w:r>
+          </w:p>
+        </w:tc>
+        <w:tc>
+          <w:tcPr>
+            <w:tcW w:type="dxa" w:w="1417"/>
+            <w:shd w:fill="EFEFEF"/>
+            <w:tcMar>
+              <w:top w:w="100" w:type="dxa"/>
+              <w:bottom w:w="100" w:type="dxa"/>
+              <w:left w:w="120" w:type="dxa"/>
+              <w:right w:w="120" w:type="dxa"/>
+            </w:tcMar>
+          </w:tcPr>
+          <w:p>
+            <w:pPr>
+              <w:keepNext/>
+              <w:spacing w:before="60" w:after="60" w:line="240" w:lineRule="auto"/>
+              <w:jc w:val="center"/>
+            </w:pPr>
+            <w:r>
+              <w:rPr>
+                <w:rFonts w:ascii="Arial" w:hAnsi="Arial"/>
+                <w:b/>
+                <w:color w:val="000000"/>
+                <w:sz w:val="19"/>
+              </w:rPr>
+              <w:t>Custo Total (US$)</w:t>
+            </w:r>
+          </w:p>
+        </w:tc>
+        <w:tc>
+          <w:tcPr>
+            <w:tcW w:type="dxa" w:w="1587"/>
+            <w:shd w:fill="EFEFEF"/>
+            <w:tcMar>
+              <w:top w:w="100" w:type="dxa"/>
+              <w:bottom w:w="100" w:type="dxa"/>
+              <w:left w:w="120" w:type="dxa"/>
+              <w:right w:w="120" w:type="dxa"/>
+            </w:tcMar>
+          </w:tcPr>
+          <w:p>
+            <w:pPr>
+              <w:keepNext/>
+              <w:spacing w:before="60" w:after="60" w:line="240" w:lineRule="auto"/>
+              <w:jc w:val="center"/>
+            </w:pPr>
+            <w:r>
+              <w:rPr>
+                <w:rFonts w:ascii="Arial" w:hAnsi="Arial"/>
+                <w:b/>
+                <w:color w:val="000000"/>
+                <w:sz w:val="19"/>
+              </w:rPr>
+              <w:t>Economia (Entrada / Total)</w:t>
+            </w:r>
+          </w:p>
+        </w:tc>
+        <w:tc>
+          <w:tcPr>
+            <w:tcW w:type="dxa" w:w="1247"/>
+            <w:shd w:fill="EFEFEF"/>
+            <w:tcMar>
+              <w:top w:w="100" w:type="dxa"/>
+              <w:bottom w:w="100" w:type="dxa"/>
+              <w:left w:w="120" w:type="dxa"/>
+              <w:right w:w="120" w:type="dxa"/>
+            </w:tcMar>
+          </w:tcPr>
+          <w:p>
+            <w:pPr>
+              <w:keepNext/>
+              <w:spacing w:before="60" w:after="60" w:line="240" w:lineRule="auto"/>
+              <w:jc w:val="center"/>
+            </w:pPr>
+            <w:r>
+              <w:rPr>
+                <w:rFonts w:ascii="Arial" w:hAnsi="Arial"/>
+                <w:b/>
+                <w:color w:val="000000"/>
+                <w:sz w:val="19"/>
+              </w:rPr>
+              <w:t>Redução FLOPs O(n²)</w:t>
             </w:r>
           </w:p>
         </w:tc>
@@ -9144,7 +9479,7 @@
       <w:tr>
         <w:tc>
           <w:tcPr>
-            <w:tcW w:type="dxa" w:w="2835"/>
+            <w:tcW w:type="dxa" w:w="2551"/>
             <w:tcMar>
               <w:top w:w="70" w:type="dxa"/>
               <w:bottom w:w="70" w:type="dxa"/>
@@ -9163,13 +9498,13 @@
                 <w:color w:val="000000"/>
                 <w:sz w:val="18"/>
               </w:rPr>
-              <w:t>Cenário 1 (Few-shot Baseline)</w:t>
+              <w:t>Cenário 1: Few-shot (Baseline)</w:t>
             </w:r>
           </w:p>
         </w:tc>
         <w:tc>
           <w:tcPr>
-            <w:tcW w:type="dxa" w:w="1361"/>
+            <w:tcW w:type="dxa" w:w="1417"/>
             <w:tcMar>
               <w:top w:w="70" w:type="dxa"/>
               <w:bottom w:w="70" w:type="dxa"/>
@@ -9188,13 +9523,13 @@
                 <w:color w:val="000000"/>
                 <w:sz w:val="18"/>
               </w:rPr>
-              <w:t>269,0 M</w:t>
+              <w:t>38,40 M</w:t>
             </w:r>
           </w:p>
         </w:tc>
         <w:tc>
           <w:tcPr>
-            <w:tcW w:type="dxa" w:w="1304"/>
+            <w:tcW w:type="dxa" w:w="1417"/>
             <w:tcMar>
               <w:top w:w="70" w:type="dxa"/>
               <w:bottom w:w="70" w:type="dxa"/>
@@ -9213,13 +9548,13 @@
                 <w:color w:val="000000"/>
                 <w:sz w:val="18"/>
               </w:rPr>
-              <w:t>US$ 807,00</w:t>
+              <w:t>US$ 115,20</w:t>
             </w:r>
           </w:p>
         </w:tc>
         <w:tc>
           <w:tcPr>
-            <w:tcW w:type="dxa" w:w="1304"/>
+            <w:tcW w:type="dxa" w:w="1417"/>
             <w:tcMar>
               <w:top w:w="70" w:type="dxa"/>
               <w:bottom w:w="70" w:type="dxa"/>
@@ -9238,13 +9573,13 @@
                 <w:color w:val="000000"/>
                 <w:sz w:val="18"/>
               </w:rPr>
-              <w:t>US$ 1.221,00</w:t>
+              <w:t>US$ 505,20</w:t>
             </w:r>
           </w:p>
         </w:tc>
         <w:tc>
           <w:tcPr>
-            <w:tcW w:type="dxa" w:w="1531"/>
+            <w:tcW w:type="dxa" w:w="1587"/>
             <w:tcMar>
               <w:top w:w="70" w:type="dxa"/>
               <w:bottom w:w="70" w:type="dxa"/>
@@ -9263,13 +9598,13 @@
                 <w:color w:val="000000"/>
                 <w:sz w:val="18"/>
               </w:rPr>
-              <w:t>Baseline (0%)</w:t>
+              <w:t>Baseline (0,0%)</w:t>
             </w:r>
           </w:p>
         </w:tc>
         <w:tc>
           <w:tcPr>
-            <w:tcW w:type="dxa" w:w="1417"/>
+            <w:tcW w:type="dxa" w:w="1247"/>
             <w:tcMar>
               <w:top w:w="70" w:type="dxa"/>
               <w:bottom w:w="70" w:type="dxa"/>
@@ -9296,7 +9631,7 @@
       <w:tr>
         <w:tc>
           <w:tcPr>
-            <w:tcW w:type="dxa" w:w="2835"/>
+            <w:tcW w:type="dxa" w:w="2551"/>
             <w:shd w:fill="F9F9F9"/>
             <w:tcMar>
               <w:top w:w="70" w:type="dxa"/>
@@ -9316,111 +9651,7 @@
                 <w:color w:val="000000"/>
                 <w:sz w:val="18"/>
               </w:rPr>
-              <w:t>Cenário 2 (Zero-shot)</w:t>
-            </w:r>
-          </w:p>
-        </w:tc>
-        <w:tc>
-          <w:tcPr>
-            <w:tcW w:type="dxa" w:w="1361"/>
-            <w:shd w:fill="F9F9F9"/>
-            <w:tcMar>
-              <w:top w:w="70" w:type="dxa"/>
-              <w:bottom w:w="70" w:type="dxa"/>
-              <w:left w:w="120" w:type="dxa"/>
-              <w:right w:w="120" w:type="dxa"/>
-            </w:tcMar>
-          </w:tcPr>
-          <w:p>
-            <w:pPr>
-              <w:spacing w:before="40" w:after="40" w:line="240" w:lineRule="auto"/>
-              <w:jc w:val="center"/>
-            </w:pPr>
-            <w:r>
-              <w:rPr>
-                <w:rFonts w:ascii="Arial" w:hAnsi="Arial"/>
-                <w:color w:val="000000"/>
-                <w:sz w:val="18"/>
-              </w:rPr>
-              <w:t>177,5 M</w:t>
-            </w:r>
-          </w:p>
-        </w:tc>
-        <w:tc>
-          <w:tcPr>
-            <w:tcW w:type="dxa" w:w="1304"/>
-            <w:shd w:fill="F9F9F9"/>
-            <w:tcMar>
-              <w:top w:w="70" w:type="dxa"/>
-              <w:bottom w:w="70" w:type="dxa"/>
-              <w:left w:w="120" w:type="dxa"/>
-              <w:right w:w="120" w:type="dxa"/>
-            </w:tcMar>
-          </w:tcPr>
-          <w:p>
-            <w:pPr>
-              <w:spacing w:before="40" w:after="40" w:line="240" w:lineRule="auto"/>
-              <w:jc w:val="center"/>
-            </w:pPr>
-            <w:r>
-              <w:rPr>
-                <w:rFonts w:ascii="Arial" w:hAnsi="Arial"/>
-                <w:color w:val="000000"/>
-                <w:sz w:val="18"/>
-              </w:rPr>
-              <w:t>US$ 532,50</w:t>
-            </w:r>
-          </w:p>
-        </w:tc>
-        <w:tc>
-          <w:tcPr>
-            <w:tcW w:type="dxa" w:w="1304"/>
-            <w:shd w:fill="F9F9F9"/>
-            <w:tcMar>
-              <w:top w:w="70" w:type="dxa"/>
-              <w:bottom w:w="70" w:type="dxa"/>
-              <w:left w:w="120" w:type="dxa"/>
-              <w:right w:w="120" w:type="dxa"/>
-            </w:tcMar>
-          </w:tcPr>
-          <w:p>
-            <w:pPr>
-              <w:spacing w:before="40" w:after="40" w:line="240" w:lineRule="auto"/>
-              <w:jc w:val="center"/>
-            </w:pPr>
-            <w:r>
-              <w:rPr>
-                <w:rFonts w:ascii="Arial" w:hAnsi="Arial"/>
-                <w:color w:val="000000"/>
-                <w:sz w:val="18"/>
-              </w:rPr>
-              <w:t>US$ 926,10</w:t>
-            </w:r>
-          </w:p>
-        </w:tc>
-        <w:tc>
-          <w:tcPr>
-            <w:tcW w:type="dxa" w:w="1531"/>
-            <w:shd w:fill="F9F9F9"/>
-            <w:tcMar>
-              <w:top w:w="70" w:type="dxa"/>
-              <w:bottom w:w="70" w:type="dxa"/>
-              <w:left w:w="120" w:type="dxa"/>
-              <w:right w:w="120" w:type="dxa"/>
-            </w:tcMar>
-          </w:tcPr>
-          <w:p>
-            <w:pPr>
-              <w:spacing w:before="40" w:after="40" w:line="240" w:lineRule="auto"/>
-              <w:jc w:val="center"/>
-            </w:pPr>
-            <w:r>
-              <w:rPr>
-                <w:rFonts w:ascii="Arial" w:hAnsi="Arial"/>
-                <w:color w:val="000000"/>
-                <w:sz w:val="18"/>
-              </w:rPr>
-              <w:t>-24,2% (US$ 294,90)</w:t>
+              <w:t>Cenário 2: Zero-shot</w:t>
             </w:r>
           </w:p>
         </w:tc>
@@ -9446,291 +9677,7 @@
                 <w:color w:val="000000"/>
                 <w:sz w:val="18"/>
               </w:rPr>
-              <w:t>-56,4%</w:t>
-            </w:r>
-          </w:p>
-        </w:tc>
-      </w:tr>
-      <w:tr>
-        <w:tc>
-          <w:tcPr>
-            <w:tcW w:type="dxa" w:w="2835"/>
-            <w:tcMar>
-              <w:top w:w="70" w:type="dxa"/>
-              <w:bottom w:w="70" w:type="dxa"/>
-              <w:left w:w="120" w:type="dxa"/>
-              <w:right w:w="120" w:type="dxa"/>
-            </w:tcMar>
-          </w:tcPr>
-          <w:p>
-            <w:pPr>
-              <w:spacing w:before="40" w:after="40" w:line="240" w:lineRule="auto"/>
-              <w:jc w:val="left"/>
-            </w:pPr>
-            <w:r>
-              <w:rPr>
-                <w:rFonts w:ascii="Arial" w:hAnsi="Arial"/>
-                <w:color w:val="000000"/>
-                <w:sz w:val="18"/>
-              </w:rPr>
-              <w:t>Cenário 3 (LLMLingua 2x)</w:t>
-            </w:r>
-          </w:p>
-        </w:tc>
-        <w:tc>
-          <w:tcPr>
-            <w:tcW w:type="dxa" w:w="1361"/>
-            <w:tcMar>
-              <w:top w:w="70" w:type="dxa"/>
-              <w:bottom w:w="70" w:type="dxa"/>
-              <w:left w:w="120" w:type="dxa"/>
-              <w:right w:w="120" w:type="dxa"/>
-            </w:tcMar>
-          </w:tcPr>
-          <w:p>
-            <w:pPr>
-              <w:spacing w:before="40" w:after="40" w:line="240" w:lineRule="auto"/>
-              <w:jc w:val="center"/>
-            </w:pPr>
-            <w:r>
-              <w:rPr>
-                <w:rFonts w:ascii="Arial" w:hAnsi="Arial"/>
-                <w:color w:val="000000"/>
-                <w:sz w:val="18"/>
-              </w:rPr>
-              <w:t>87,9 M</w:t>
-            </w:r>
-          </w:p>
-        </w:tc>
-        <w:tc>
-          <w:tcPr>
-            <w:tcW w:type="dxa" w:w="1304"/>
-            <w:tcMar>
-              <w:top w:w="70" w:type="dxa"/>
-              <w:bottom w:w="70" w:type="dxa"/>
-              <w:left w:w="120" w:type="dxa"/>
-              <w:right w:w="120" w:type="dxa"/>
-            </w:tcMar>
-          </w:tcPr>
-          <w:p>
-            <w:pPr>
-              <w:spacing w:before="40" w:after="40" w:line="240" w:lineRule="auto"/>
-              <w:jc w:val="center"/>
-            </w:pPr>
-            <w:r>
-              <w:rPr>
-                <w:rFonts w:ascii="Arial" w:hAnsi="Arial"/>
-                <w:color w:val="000000"/>
-                <w:sz w:val="18"/>
-              </w:rPr>
-              <w:t>US$ 263,70</w:t>
-            </w:r>
-          </w:p>
-        </w:tc>
-        <w:tc>
-          <w:tcPr>
-            <w:tcW w:type="dxa" w:w="1304"/>
-            <w:tcMar>
-              <w:top w:w="70" w:type="dxa"/>
-              <w:bottom w:w="70" w:type="dxa"/>
-              <w:left w:w="120" w:type="dxa"/>
-              <w:right w:w="120" w:type="dxa"/>
-            </w:tcMar>
-          </w:tcPr>
-          <w:p>
-            <w:pPr>
-              <w:spacing w:before="40" w:after="40" w:line="240" w:lineRule="auto"/>
-              <w:jc w:val="center"/>
-            </w:pPr>
-            <w:r>
-              <w:rPr>
-                <w:rFonts w:ascii="Arial" w:hAnsi="Arial"/>
-                <w:color w:val="000000"/>
-                <w:sz w:val="18"/>
-              </w:rPr>
-              <w:t>US$ 656,70</w:t>
-            </w:r>
-          </w:p>
-        </w:tc>
-        <w:tc>
-          <w:tcPr>
-            <w:tcW w:type="dxa" w:w="1531"/>
-            <w:tcMar>
-              <w:top w:w="70" w:type="dxa"/>
-              <w:bottom w:w="70" w:type="dxa"/>
-              <w:left w:w="120" w:type="dxa"/>
-              <w:right w:w="120" w:type="dxa"/>
-            </w:tcMar>
-          </w:tcPr>
-          <w:p>
-            <w:pPr>
-              <w:spacing w:before="40" w:after="40" w:line="240" w:lineRule="auto"/>
-              <w:jc w:val="center"/>
-            </w:pPr>
-            <w:r>
-              <w:rPr>
-                <w:rFonts w:ascii="Arial" w:hAnsi="Arial"/>
-                <w:color w:val="000000"/>
-                <w:sz w:val="18"/>
-              </w:rPr>
-              <w:t>-46,2% (US$ 564,30)</w:t>
-            </w:r>
-          </w:p>
-        </w:tc>
-        <w:tc>
-          <w:tcPr>
-            <w:tcW w:type="dxa" w:w="1417"/>
-            <w:tcMar>
-              <w:top w:w="70" w:type="dxa"/>
-              <w:bottom w:w="70" w:type="dxa"/>
-              <w:left w:w="120" w:type="dxa"/>
-              <w:right w:w="120" w:type="dxa"/>
-            </w:tcMar>
-          </w:tcPr>
-          <w:p>
-            <w:pPr>
-              <w:spacing w:before="40" w:after="40" w:line="240" w:lineRule="auto"/>
-              <w:jc w:val="center"/>
-            </w:pPr>
-            <w:r>
-              <w:rPr>
-                <w:rFonts w:ascii="Arial" w:hAnsi="Arial"/>
-                <w:color w:val="000000"/>
-                <w:sz w:val="18"/>
-              </w:rPr>
-              <w:t>-74,9%</w:t>
-            </w:r>
-          </w:p>
-        </w:tc>
-      </w:tr>
-      <w:tr>
-        <w:tc>
-          <w:tcPr>
-            <w:tcW w:type="dxa" w:w="2835"/>
-            <w:shd w:fill="F9F9F9"/>
-            <w:tcMar>
-              <w:top w:w="70" w:type="dxa"/>
-              <w:bottom w:w="70" w:type="dxa"/>
-              <w:left w:w="120" w:type="dxa"/>
-              <w:right w:w="120" w:type="dxa"/>
-            </w:tcMar>
-          </w:tcPr>
-          <w:p>
-            <w:pPr>
-              <w:spacing w:before="40" w:after="40" w:line="240" w:lineRule="auto"/>
-              <w:jc w:val="left"/>
-            </w:pPr>
-            <w:r>
-              <w:rPr>
-                <w:rFonts w:ascii="Arial" w:hAnsi="Arial"/>
-                <w:color w:val="000000"/>
-                <w:sz w:val="18"/>
-              </w:rPr>
-              <w:t>Cenário 4 (LLMLingua 4x)</w:t>
-            </w:r>
-          </w:p>
-        </w:tc>
-        <w:tc>
-          <w:tcPr>
-            <w:tcW w:type="dxa" w:w="1361"/>
-            <w:shd w:fill="F9F9F9"/>
-            <w:tcMar>
-              <w:top w:w="70" w:type="dxa"/>
-              <w:bottom w:w="70" w:type="dxa"/>
-              <w:left w:w="120" w:type="dxa"/>
-              <w:right w:w="120" w:type="dxa"/>
-            </w:tcMar>
-          </w:tcPr>
-          <w:p>
-            <w:pPr>
-              <w:spacing w:before="40" w:after="40" w:line="240" w:lineRule="auto"/>
-              <w:jc w:val="center"/>
-            </w:pPr>
-            <w:r>
-              <w:rPr>
-                <w:rFonts w:ascii="Arial" w:hAnsi="Arial"/>
-                <w:color w:val="000000"/>
-                <w:sz w:val="18"/>
-              </w:rPr>
-              <w:t>44,7 M</w:t>
-            </w:r>
-          </w:p>
-        </w:tc>
-        <w:tc>
-          <w:tcPr>
-            <w:tcW w:type="dxa" w:w="1304"/>
-            <w:shd w:fill="F9F9F9"/>
-            <w:tcMar>
-              <w:top w:w="70" w:type="dxa"/>
-              <w:bottom w:w="70" w:type="dxa"/>
-              <w:left w:w="120" w:type="dxa"/>
-              <w:right w:w="120" w:type="dxa"/>
-            </w:tcMar>
-          </w:tcPr>
-          <w:p>
-            <w:pPr>
-              <w:spacing w:before="40" w:after="40" w:line="240" w:lineRule="auto"/>
-              <w:jc w:val="center"/>
-            </w:pPr>
-            <w:r>
-              <w:rPr>
-                <w:rFonts w:ascii="Arial" w:hAnsi="Arial"/>
-                <w:color w:val="000000"/>
-                <w:sz w:val="18"/>
-              </w:rPr>
-              <w:t>US$ 134,10</w:t>
-            </w:r>
-          </w:p>
-        </w:tc>
-        <w:tc>
-          <w:tcPr>
-            <w:tcW w:type="dxa" w:w="1304"/>
-            <w:shd w:fill="F9F9F9"/>
-            <w:tcMar>
-              <w:top w:w="70" w:type="dxa"/>
-              <w:bottom w:w="70" w:type="dxa"/>
-              <w:left w:w="120" w:type="dxa"/>
-              <w:right w:w="120" w:type="dxa"/>
-            </w:tcMar>
-          </w:tcPr>
-          <w:p>
-            <w:pPr>
-              <w:spacing w:before="40" w:after="40" w:line="240" w:lineRule="auto"/>
-              <w:jc w:val="center"/>
-            </w:pPr>
-            <w:r>
-              <w:rPr>
-                <w:rFonts w:ascii="Arial" w:hAnsi="Arial"/>
-                <w:color w:val="000000"/>
-                <w:sz w:val="18"/>
-              </w:rPr>
-              <w:t>US$ 518,40</w:t>
-            </w:r>
-          </w:p>
-        </w:tc>
-        <w:tc>
-          <w:tcPr>
-            <w:tcW w:type="dxa" w:w="1531"/>
-            <w:shd w:fill="F9F9F9"/>
-            <w:tcMar>
-              <w:top w:w="70" w:type="dxa"/>
-              <w:bottom w:w="70" w:type="dxa"/>
-              <w:left w:w="120" w:type="dxa"/>
-              <w:right w:w="120" w:type="dxa"/>
-            </w:tcMar>
-          </w:tcPr>
-          <w:p>
-            <w:pPr>
-              <w:spacing w:before="40" w:after="40" w:line="240" w:lineRule="auto"/>
-              <w:jc w:val="center"/>
-            </w:pPr>
-            <w:r>
-              <w:rPr>
-                <w:rFonts w:ascii="Arial" w:hAnsi="Arial"/>
-                <w:color w:val="000000"/>
-                <w:sz w:val="18"/>
-              </w:rPr>
-              <w:t>-57,5% (US$ 702,60)</w:t>
+              <w:t>30,93 M</w:t>
             </w:r>
           </w:p>
         </w:tc>
@@ -9756,7 +9703,395 @@
                 <w:color w:val="000000"/>
                 <w:sz w:val="18"/>
               </w:rPr>
-              <w:t>-93,8%</w:t>
+              <w:t>US$ 92,80</w:t>
+            </w:r>
+          </w:p>
+        </w:tc>
+        <w:tc>
+          <w:tcPr>
+            <w:tcW w:type="dxa" w:w="1417"/>
+            <w:shd w:fill="F9F9F9"/>
+            <w:tcMar>
+              <w:top w:w="70" w:type="dxa"/>
+              <w:bottom w:w="70" w:type="dxa"/>
+              <w:left w:w="120" w:type="dxa"/>
+              <w:right w:w="120" w:type="dxa"/>
+            </w:tcMar>
+          </w:tcPr>
+          <w:p>
+            <w:pPr>
+              <w:spacing w:before="40" w:after="40" w:line="240" w:lineRule="auto"/>
+              <w:jc w:val="center"/>
+            </w:pPr>
+            <w:r>
+              <w:rPr>
+                <w:rFonts w:ascii="Arial" w:hAnsi="Arial"/>
+                <w:color w:val="000000"/>
+                <w:sz w:val="18"/>
+              </w:rPr>
+              <w:t>US$ 482,80</w:t>
+            </w:r>
+          </w:p>
+        </w:tc>
+        <w:tc>
+          <w:tcPr>
+            <w:tcW w:type="dxa" w:w="1587"/>
+            <w:shd w:fill="F9F9F9"/>
+            <w:tcMar>
+              <w:top w:w="70" w:type="dxa"/>
+              <w:bottom w:w="70" w:type="dxa"/>
+              <w:left w:w="120" w:type="dxa"/>
+              <w:right w:w="120" w:type="dxa"/>
+            </w:tcMar>
+          </w:tcPr>
+          <w:p>
+            <w:pPr>
+              <w:spacing w:before="40" w:after="40" w:line="240" w:lineRule="auto"/>
+              <w:jc w:val="center"/>
+            </w:pPr>
+            <w:r>
+              <w:rPr>
+                <w:rFonts w:ascii="Arial" w:hAnsi="Arial"/>
+                <w:color w:val="000000"/>
+                <w:sz w:val="18"/>
+              </w:rPr>
+              <w:t>-19,4% / -4,4%</w:t>
+            </w:r>
+          </w:p>
+        </w:tc>
+        <w:tc>
+          <w:tcPr>
+            <w:tcW w:type="dxa" w:w="1247"/>
+            <w:shd w:fill="F9F9F9"/>
+            <w:tcMar>
+              <w:top w:w="70" w:type="dxa"/>
+              <w:bottom w:w="70" w:type="dxa"/>
+              <w:left w:w="120" w:type="dxa"/>
+              <w:right w:w="120" w:type="dxa"/>
+            </w:tcMar>
+          </w:tcPr>
+          <w:p>
+            <w:pPr>
+              <w:spacing w:before="40" w:after="40" w:line="240" w:lineRule="auto"/>
+              <w:jc w:val="center"/>
+            </w:pPr>
+            <w:r>
+              <w:rPr>
+                <w:rFonts w:ascii="Arial" w:hAnsi="Arial"/>
+                <w:color w:val="000000"/>
+                <w:sz w:val="18"/>
+              </w:rPr>
+              <w:t>-35,4%</w:t>
+            </w:r>
+          </w:p>
+        </w:tc>
+      </w:tr>
+      <w:tr>
+        <w:tc>
+          <w:tcPr>
+            <w:tcW w:type="dxa" w:w="2551"/>
+            <w:tcMar>
+              <w:top w:w="70" w:type="dxa"/>
+              <w:bottom w:w="70" w:type="dxa"/>
+              <w:left w:w="120" w:type="dxa"/>
+              <w:right w:w="120" w:type="dxa"/>
+            </w:tcMar>
+          </w:tcPr>
+          <w:p>
+            <w:pPr>
+              <w:spacing w:before="40" w:after="40" w:line="240" w:lineRule="auto"/>
+              <w:jc w:val="left"/>
+            </w:pPr>
+            <w:r>
+              <w:rPr>
+                <w:rFonts w:ascii="Arial" w:hAnsi="Arial"/>
+                <w:color w:val="000000"/>
+                <w:sz w:val="18"/>
+              </w:rPr>
+              <w:t>Cenário 3: LLMLingua (2x)</w:t>
+            </w:r>
+          </w:p>
+        </w:tc>
+        <w:tc>
+          <w:tcPr>
+            <w:tcW w:type="dxa" w:w="1417"/>
+            <w:tcMar>
+              <w:top w:w="70" w:type="dxa"/>
+              <w:bottom w:w="70" w:type="dxa"/>
+              <w:left w:w="120" w:type="dxa"/>
+              <w:right w:w="120" w:type="dxa"/>
+            </w:tcMar>
+          </w:tcPr>
+          <w:p>
+            <w:pPr>
+              <w:spacing w:before="40" w:after="40" w:line="240" w:lineRule="auto"/>
+              <w:jc w:val="center"/>
+            </w:pPr>
+            <w:r>
+              <w:rPr>
+                <w:rFonts w:ascii="Arial" w:hAnsi="Arial"/>
+                <w:color w:val="000000"/>
+                <w:sz w:val="18"/>
+              </w:rPr>
+              <w:t>23,43 M</w:t>
+            </w:r>
+          </w:p>
+        </w:tc>
+        <w:tc>
+          <w:tcPr>
+            <w:tcW w:type="dxa" w:w="1417"/>
+            <w:tcMar>
+              <w:top w:w="70" w:type="dxa"/>
+              <w:bottom w:w="70" w:type="dxa"/>
+              <w:left w:w="120" w:type="dxa"/>
+              <w:right w:w="120" w:type="dxa"/>
+            </w:tcMar>
+          </w:tcPr>
+          <w:p>
+            <w:pPr>
+              <w:spacing w:before="40" w:after="40" w:line="240" w:lineRule="auto"/>
+              <w:jc w:val="center"/>
+            </w:pPr>
+            <w:r>
+              <w:rPr>
+                <w:rFonts w:ascii="Arial" w:hAnsi="Arial"/>
+                <w:color w:val="000000"/>
+                <w:sz w:val="18"/>
+              </w:rPr>
+              <w:t>US$ 70,30</w:t>
+            </w:r>
+          </w:p>
+        </w:tc>
+        <w:tc>
+          <w:tcPr>
+            <w:tcW w:type="dxa" w:w="1417"/>
+            <w:tcMar>
+              <w:top w:w="70" w:type="dxa"/>
+              <w:bottom w:w="70" w:type="dxa"/>
+              <w:left w:w="120" w:type="dxa"/>
+              <w:right w:w="120" w:type="dxa"/>
+            </w:tcMar>
+          </w:tcPr>
+          <w:p>
+            <w:pPr>
+              <w:spacing w:before="40" w:after="40" w:line="240" w:lineRule="auto"/>
+              <w:jc w:val="center"/>
+            </w:pPr>
+            <w:r>
+              <w:rPr>
+                <w:rFonts w:ascii="Arial" w:hAnsi="Arial"/>
+                <w:color w:val="000000"/>
+                <w:sz w:val="18"/>
+              </w:rPr>
+              <w:t>US$ 460,30</w:t>
+            </w:r>
+          </w:p>
+        </w:tc>
+        <w:tc>
+          <w:tcPr>
+            <w:tcW w:type="dxa" w:w="1587"/>
+            <w:tcMar>
+              <w:top w:w="70" w:type="dxa"/>
+              <w:bottom w:w="70" w:type="dxa"/>
+              <w:left w:w="120" w:type="dxa"/>
+              <w:right w:w="120" w:type="dxa"/>
+            </w:tcMar>
+          </w:tcPr>
+          <w:p>
+            <w:pPr>
+              <w:spacing w:before="40" w:after="40" w:line="240" w:lineRule="auto"/>
+              <w:jc w:val="center"/>
+            </w:pPr>
+            <w:r>
+              <w:rPr>
+                <w:rFonts w:ascii="Arial" w:hAnsi="Arial"/>
+                <w:color w:val="000000"/>
+                <w:sz w:val="18"/>
+              </w:rPr>
+              <w:t>-39,0% / -8,9%</w:t>
+            </w:r>
+          </w:p>
+        </w:tc>
+        <w:tc>
+          <w:tcPr>
+            <w:tcW w:type="dxa" w:w="1247"/>
+            <w:tcMar>
+              <w:top w:w="70" w:type="dxa"/>
+              <w:bottom w:w="70" w:type="dxa"/>
+              <w:left w:w="120" w:type="dxa"/>
+              <w:right w:w="120" w:type="dxa"/>
+            </w:tcMar>
+          </w:tcPr>
+          <w:p>
+            <w:pPr>
+              <w:spacing w:before="40" w:after="40" w:line="240" w:lineRule="auto"/>
+              <w:jc w:val="center"/>
+            </w:pPr>
+            <w:r>
+              <w:rPr>
+                <w:rFonts w:ascii="Arial" w:hAnsi="Arial"/>
+                <w:color w:val="000000"/>
+                <w:sz w:val="18"/>
+              </w:rPr>
+              <w:t>-62,8%</w:t>
+            </w:r>
+          </w:p>
+        </w:tc>
+      </w:tr>
+      <w:tr>
+        <w:tc>
+          <w:tcPr>
+            <w:tcW w:type="dxa" w:w="2551"/>
+            <w:shd w:fill="F9F9F9"/>
+            <w:tcMar>
+              <w:top w:w="70" w:type="dxa"/>
+              <w:bottom w:w="70" w:type="dxa"/>
+              <w:left w:w="120" w:type="dxa"/>
+              <w:right w:w="120" w:type="dxa"/>
+            </w:tcMar>
+          </w:tcPr>
+          <w:p>
+            <w:pPr>
+              <w:spacing w:before="40" w:after="40" w:line="240" w:lineRule="auto"/>
+              <w:jc w:val="left"/>
+            </w:pPr>
+            <w:r>
+              <w:rPr>
+                <w:rFonts w:ascii="Arial" w:hAnsi="Arial"/>
+                <w:color w:val="000000"/>
+                <w:sz w:val="18"/>
+              </w:rPr>
+              <w:t>Cenário 4: LLMLingua (4x)</w:t>
+            </w:r>
+          </w:p>
+        </w:tc>
+        <w:tc>
+          <w:tcPr>
+            <w:tcW w:type="dxa" w:w="1417"/>
+            <w:shd w:fill="F9F9F9"/>
+            <w:tcMar>
+              <w:top w:w="70" w:type="dxa"/>
+              <w:bottom w:w="70" w:type="dxa"/>
+              <w:left w:w="120" w:type="dxa"/>
+              <w:right w:w="120" w:type="dxa"/>
+            </w:tcMar>
+          </w:tcPr>
+          <w:p>
+            <w:pPr>
+              <w:spacing w:before="40" w:after="40" w:line="240" w:lineRule="auto"/>
+              <w:jc w:val="center"/>
+            </w:pPr>
+            <w:r>
+              <w:rPr>
+                <w:rFonts w:ascii="Arial" w:hAnsi="Arial"/>
+                <w:color w:val="000000"/>
+                <w:sz w:val="18"/>
+              </w:rPr>
+              <w:t>16,83 M</w:t>
+            </w:r>
+          </w:p>
+        </w:tc>
+        <w:tc>
+          <w:tcPr>
+            <w:tcW w:type="dxa" w:w="1417"/>
+            <w:shd w:fill="F9F9F9"/>
+            <w:tcMar>
+              <w:top w:w="70" w:type="dxa"/>
+              <w:bottom w:w="70" w:type="dxa"/>
+              <w:left w:w="120" w:type="dxa"/>
+              <w:right w:w="120" w:type="dxa"/>
+            </w:tcMar>
+          </w:tcPr>
+          <w:p>
+            <w:pPr>
+              <w:spacing w:before="40" w:after="40" w:line="240" w:lineRule="auto"/>
+              <w:jc w:val="center"/>
+            </w:pPr>
+            <w:r>
+              <w:rPr>
+                <w:rFonts w:ascii="Arial" w:hAnsi="Arial"/>
+                <w:color w:val="000000"/>
+                <w:sz w:val="18"/>
+              </w:rPr>
+              <w:t>US$ 50,50</w:t>
+            </w:r>
+          </w:p>
+        </w:tc>
+        <w:tc>
+          <w:tcPr>
+            <w:tcW w:type="dxa" w:w="1417"/>
+            <w:shd w:fill="F9F9F9"/>
+            <w:tcMar>
+              <w:top w:w="70" w:type="dxa"/>
+              <w:bottom w:w="70" w:type="dxa"/>
+              <w:left w:w="120" w:type="dxa"/>
+              <w:right w:w="120" w:type="dxa"/>
+            </w:tcMar>
+          </w:tcPr>
+          <w:p>
+            <w:pPr>
+              <w:spacing w:before="40" w:after="40" w:line="240" w:lineRule="auto"/>
+              <w:jc w:val="center"/>
+            </w:pPr>
+            <w:r>
+              <w:rPr>
+                <w:rFonts w:ascii="Arial" w:hAnsi="Arial"/>
+                <w:color w:val="000000"/>
+                <w:sz w:val="18"/>
+              </w:rPr>
+              <w:t>US$ 440,50</w:t>
+            </w:r>
+          </w:p>
+        </w:tc>
+        <w:tc>
+          <w:tcPr>
+            <w:tcW w:type="dxa" w:w="1587"/>
+            <w:shd w:fill="F9F9F9"/>
+            <w:tcMar>
+              <w:top w:w="70" w:type="dxa"/>
+              <w:bottom w:w="70" w:type="dxa"/>
+              <w:left w:w="120" w:type="dxa"/>
+              <w:right w:w="120" w:type="dxa"/>
+            </w:tcMar>
+          </w:tcPr>
+          <w:p>
+            <w:pPr>
+              <w:spacing w:before="40" w:after="40" w:line="240" w:lineRule="auto"/>
+              <w:jc w:val="center"/>
+            </w:pPr>
+            <w:r>
+              <w:rPr>
+                <w:rFonts w:ascii="Arial" w:hAnsi="Arial"/>
+                <w:color w:val="000000"/>
+                <w:sz w:val="18"/>
+              </w:rPr>
+              <w:t>-56,2% / -12,8%</w:t>
+            </w:r>
+          </w:p>
+        </w:tc>
+        <w:tc>
+          <w:tcPr>
+            <w:tcW w:type="dxa" w:w="1247"/>
+            <w:shd w:fill="F9F9F9"/>
+            <w:tcMar>
+              <w:top w:w="70" w:type="dxa"/>
+              <w:bottom w:w="70" w:type="dxa"/>
+              <w:left w:w="120" w:type="dxa"/>
+              <w:right w:w="120" w:type="dxa"/>
+            </w:tcMar>
+          </w:tcPr>
+          <w:p>
+            <w:pPr>
+              <w:spacing w:before="40" w:after="40" w:line="240" w:lineRule="auto"/>
+              <w:jc w:val="center"/>
+            </w:pPr>
+            <w:r>
+              <w:rPr>
+                <w:rFonts w:ascii="Arial" w:hAnsi="Arial"/>
+                <w:color w:val="000000"/>
+                <w:sz w:val="18"/>
+              </w:rPr>
+              <w:t>-80,7%</w:t>
             </w:r>
           </w:p>
         </w:tc>
@@ -9774,7 +10109,7 @@
           <w:i/>
           <w:sz w:val="18"/>
         </w:rPr>
-        <w:t>Fonte: Dados experimentais obtidos pelos autores (2026).</w:t>
+        <w:t>Fonte: Dados experimentais obtidos pelos autores via NVIDIA NIM Cloud (2026).</w:t>
       </w:r>
     </w:p>
     <w:p>
@@ -9789,7 +10124,7 @@
           <w:color w:val="000000"/>
           <w:sz w:val="24"/>
         </w:rPr>
-        <w:t>A Figura 10.4 confronta o gasto operacional projetado com o decréscimo na computação de autoatenção na GPU.</w:t>
+        <w:t>A Figura 10.4 confronta em eixo duplo o custo total médio projetado para 100.000 requisições (US$ 505,20 no Few-shot, US$ 482,80 no Zero-shot, US$ 460,30 no LLMLingua 2x e US$ 440,50 no LLMLingua 4x) com a redução percentual média nos cálculos quadráticos de autoatenção durante a fase de prefill.</w:t>
       </w:r>
     </w:p>
     <w:p>
@@ -9805,7 +10140,7 @@
           <w:b/>
           <w:sz w:val="20"/>
         </w:rPr>
-        <w:t>Figura 10.4 – Relação entre custo financeiro operacional em escala e redução percentual de FLOPs na autoatenção</w:t>
+        <w:t>Figura 10.4 – Economia financeira projetada (100k requisições) e redução média de FLOPs na autoatenção O(n²)</w:t>
       </w:r>
     </w:p>
     <w:p>
@@ -9862,7 +10197,7 @@
           <w:i/>
           <w:sz w:val="18"/>
         </w:rPr>
-        <w:t>Fonte: Dados experimentais obtidos pelos autores (2026).</w:t>
+        <w:t>Fonte: Dados experimentais obtidos pelos autores via NVIDIA NIM Cloud (2026).</w:t>
       </w:r>
     </w:p>
     <w:p>
@@ -9877,7 +10212,7 @@
           <w:color w:val="000000"/>
           <w:sz w:val="24"/>
         </w:rPr>
-        <w:t>A compressão de 4x proporcionou economia de 57,5% no dispêndio global de infraestrutura e cortou 83,4% do custo isolado de entrada. A queda de 93,8% nas operações matemáticas do prefill arrefece diretamente a dissipação térmica das placas, convertendo a compressão em uma prática tangível de Green AI.</w:t>
+        <w:t>Como o esforço computacional da camada de autoatenção escala segundo 1 - (T_comprimido / T_baseline)², uma redução média de 56,2% nos tokens de entrada sob LLMLingua 4x (de 38,40 milhões para 16,83 milhões de tokens a cada 100.000 chamadas) traduz-se em uma supressão média de 80,7% nos FLOPs de autoatenção do prefill (80,8% no Caso 1, 81,8% no Caso 2 e 79,5% no Caso 3). Financeiramente, o custo isolado de entrada cai 56,2% (de US$ 115,20 para US$ 50,50), gerando economia líquida de US$ 64,70 (-12,8% no custo total do lote, que é amortecido pelo peso tarifário 5x superior dos 260 tokens fixos de saída). Sob a ótica de Green AI, poupar mais de 80% das multiplicações matriciais de prefill reduz diretamente a pressão térmica e energética nos módulos HBM dos aceleradores A100 SXM4.</w:t>
       </w:r>
     </w:p>
     <w:p>
@@ -9909,7 +10244,7 @@
           <w:color w:val="000000"/>
           <w:sz w:val="24"/>
         </w:rPr>
-        <w:t>Os ensaios práticos revelaram duas diretrizes capitais para engenharia de software: primeiramente, a proteção de identificadores rígidos via listas de permissão (token whitelisting), impedindo que podas acima de 5x eliminem termos críticos como 'ON DELETE CASCADE' ou chaves estrangeiras; em segundo lugar, a compressão assimétrica em arquiteturas RAG, onde o prompt de sistema e a pergunta do usuário mantêm-se intactos, concentrando a redução exclusivamente sobre o volume textual recuperado.</w:t>
+        <w:t>A consolidação dos resultados experimentais permite estabelecer três diretrizes práticas para arquitetos de software: (1) obrigatoriedade de listas de proteção de vocabulário (token whitelisting) em tarefas estruturadas como geração de SQL e análise normativa, garantindo 100% de preservação de operadores e cláusulas críticas; (2) adoção preferencial da taxa de 4x em tarefas de extração e auditoria regulatória (como LGPD), onde a remoção de verbosidade acessória atua como filtro de ruído e melhora a densidade da resposta; e (3) cautela na aplicação de podas agressivas sobre modelos compactos (porte de 8B a 11B parâmetros) em problemas de raciocínio causal encadeado (como algoritmos de consenso distribuído), nos quais se recomenda limitar a compressão ou preservar conectivos lógicos de causa e consequência.</w:t>
       </w:r>
     </w:p>
     <w:p>
@@ -9941,7 +10276,7 @@
           <w:color w:val="000000"/>
           <w:sz w:val="24"/>
         </w:rPr>
-        <w:t>Este trabalho investigou e comprovou experimentalmente que a compressão de prompts é uma solução viável e de alto rendimento para otimizar sistemas baseados em LLMs. A conexão entre a teoria de redundância de Shannon e a mecânica de atenção dos Transformers sustenta que podar tokens previsíveis não desfigura a intenção da instrução.</w:t>
+        <w:t>Este trabalho investigou os fundamentos teóricos e comprovou experimentalmente a eficácia da compressão algorítmica de prompts como estratégia de otimização computacional, financeira e ambiental para LLMs. A articulação entre a Teoria da Informação de Claude Shannon e a mecânica de autoatenção dos Transformers demonstra que a eliminação seletiva de tokens de baixa autoinformação reduz drasticamente o esforço matricial na fase de prefill.</w:t>
       </w:r>
     </w:p>
     <w:p>
@@ -9956,7 +10291,7 @@
           <w:color w:val="000000"/>
           <w:sz w:val="24"/>
         </w:rPr>
-        <w:t>A esteira Battle IA demonstrou que taxas de até 4x operam de forma segura em arquiteturas de sistemas distribuídos, geração de SQL e auditoria LGPD. Os índices BERTScore F1 mantiveram-se acima de 0,86, proporcionando corte de 80% no TTFT e economia superior a 57% no custo financeiro agregado.</w:t>
+        <w:t>Os testes empíricos conduzidos na bancada Battle IA com o modelo Meta Llama-3.2-11B-Vision-Instruct em infraestrutura NVIDIA NIM Cloud (A100 SXM4) demonstraram que a compressão nominal de 4x combinada a token whitelisting reduz em até 57,4% o volume faturado de tokens de entrada (média de 56,2%) e suprime em média 80,7% dos FLOPs quadráticos de autoatenção. Comprovou-se que a técnica mantém excelente fidelidade semântica na geração de consultas SQL sob DDL (BERTScore Proxy F1 de 0,8524 com 100% de retenção de entidades) e eleva a precisão em auditoria de conformidade LGPD (F1 subindo de 0,7916 no baseline para 0,8279 em 4x pela eliminação de ruído textual), ao passo que evidenciou o limite de sensibilidade de modelos de 11B parâmetros em raciocínio de sistemas distribuídos (F1 de 0,7912).</w:t>
       </w:r>
     </w:p>
     <w:p>
@@ -9971,7 +10306,7 @@
           <w:color w:val="000000"/>
           <w:sz w:val="24"/>
         </w:rPr>
-        <w:t>Para trabalhos futuros, identificam-se três direções prioritárias: (a) calibração dinâmica da taxa de compressão orientada pela entropia intrínseca dos documentos recuperados em pipelines RAG; (b) classificadores supervisionados dotados de vocabulário protegido para esquemas e palavras reservadas de bancos de dados relacionais; e (c) integração simbiótica entre compressão contextual de entrada e quantização de pesos em hardware (FP4 e INT8).</w:t>
+        <w:t>Para trabalhos futuros, propõem-se três frentes de investigação: (a) calibração adaptativa da taxa de poda guiada pela perplexidade contextual de modelos auxiliares dedicados (LLMLingua-2) para proteger conectivos causais em tarefas de raciocínio distribuído; (b) extensão da bancada Battle IA para comparação direta entre modelos compactos (11B) e modelos de fronteira (70B+) sob múltiplas repetições estatísticas para isolamento do jitter de rede em nuvem; e (c) avaliação conjunta de compressão de prompts e cache semântico de prefixos em arquiteturas RAG corporativas.</w:t>
       </w:r>
     </w:p>
     <w:p>
